--- a/2609106086-ALFIFADHILAH-PT-3.docx
+++ b/2609106086-ALFIFADHILAH-PT-3.docx
@@ -22,6 +22,7 @@
           <w:bCs/>
           <w:sz w:val="28"/>
           <w:szCs w:val="28"/>
+          <w:lang w:val="en-US"/>
         </w:rPr>
       </w:pPr>
       <w:r>
@@ -32,7 +33,18 @@
           <w:sz w:val="28"/>
           <w:szCs w:val="28"/>
         </w:rPr>
-        <w:t>POSTTEST 2</w:t>
+        <w:t xml:space="preserve">POSTTEST </w:t>
+      </w:r>
+      <w:r>
+        <w:rPr>
+          <w:rFonts w:ascii="Times New Roman" w:eastAsia="Times New Roman" w:hAnsi="Times New Roman" w:cs="Times New Roman"/>
+          <w:b/>
+          <w:bCs/>
+          <w:sz w:val="28"/>
+          <w:szCs w:val="28"/>
+          <w:lang w:val="en-US"/>
+        </w:rPr>
+        <w:t>3</w:t>
       </w:r>
     </w:p>
     <w:p>
@@ -410,17 +422,15 @@
       <w:r>
         <w:rPr>
           <w:rFonts w:ascii="Times New Roman" w:eastAsia="Times New Roman" w:hAnsi="Times New Roman" w:cs="Times New Roman"/>
-          <w:i/>
-          <w:iCs/>
           <w:noProof/>
           <w:sz w:val="24"/>
           <w:szCs w:val="24"/>
         </w:rPr>
         <w:drawing>
-          <wp:inline distT="0" distB="0" distL="0" distR="0" wp14:anchorId="058B5D98" wp14:editId="752CCF6E">
-            <wp:extent cx="2842393" cy="6084000"/>
-            <wp:effectExtent l="0" t="0" r="0" b="0"/>
-            <wp:docPr id="7" name="Picture 7"/>
+          <wp:inline distT="0" distB="0" distL="0" distR="0" wp14:anchorId="1838F456" wp14:editId="5CB4098B">
+            <wp:extent cx="4500000" cy="7482821"/>
+            <wp:effectExtent l="0" t="0" r="0" b="4445"/>
+            <wp:docPr id="8" name="Picture 8"/>
             <wp:cNvGraphicFramePr>
               <a:graphicFrameLocks xmlns:a="http://schemas.openxmlformats.org/drawingml/2006/main" noChangeAspect="1"/>
             </wp:cNvGraphicFramePr>
@@ -428,7 +438,7 @@
               <a:graphicData uri="http://schemas.openxmlformats.org/drawingml/2006/picture">
                 <pic:pic xmlns:pic="http://schemas.openxmlformats.org/drawingml/2006/picture">
                   <pic:nvPicPr>
-                    <pic:cNvPr id="0" name="Picture 1"/>
+                    <pic:cNvPr id="0" name="Picture 2"/>
                     <pic:cNvPicPr>
                       <a:picLocks noChangeAspect="1" noChangeArrowheads="1"/>
                     </pic:cNvPicPr>
@@ -449,7 +459,7 @@
                   <pic:spPr bwMode="auto">
                     <a:xfrm>
                       <a:off x="0" y="0"/>
-                      <a:ext cx="2842393" cy="6084000"/>
+                      <a:ext cx="4500000" cy="7482821"/>
                     </a:xfrm>
                     <a:prstGeom prst="rect">
                       <a:avLst/>
@@ -472,262 +482,1083 @@
         <w:jc w:val="center"/>
         <w:rPr>
           <w:rFonts w:ascii="Times" w:eastAsia="Times" w:hAnsi="Times" w:cs="Times"/>
+          <w:sz w:val="24"/>
+          <w:szCs w:val="24"/>
+          <w:lang w:val="en-US"/>
+        </w:rPr>
+      </w:pPr>
+      <w:r>
+        <w:rPr>
+          <w:rFonts w:ascii="Times" w:eastAsia="Times" w:hAnsi="Times" w:cs="Times"/>
+          <w:sz w:val="24"/>
+          <w:szCs w:val="24"/>
+        </w:rPr>
+        <w:t>Gambar 1.1 Flowchart</w:t>
+      </w:r>
+      <w:r>
+        <w:rPr>
+          <w:rFonts w:ascii="Times" w:eastAsia="Times" w:hAnsi="Times" w:cs="Times"/>
+          <w:sz w:val="24"/>
+          <w:szCs w:val="24"/>
+          <w:lang w:val="en-US"/>
+        </w:rPr>
+        <w:t xml:space="preserve"> Halaman 1</w:t>
+      </w:r>
+    </w:p>
+    <w:p>
+      <w:pPr>
+        <w:spacing w:line="360" w:lineRule="auto"/>
+        <w:jc w:val="center"/>
+        <w:rPr>
+          <w:rFonts w:ascii="Times" w:eastAsia="Times" w:hAnsi="Times" w:cs="Times"/>
+          <w:sz w:val="24"/>
+          <w:szCs w:val="24"/>
+          <w:lang w:val="en-US"/>
+        </w:rPr>
+      </w:pPr>
+    </w:p>
+    <w:p>
+      <w:pPr>
+        <w:spacing w:line="360" w:lineRule="auto"/>
+        <w:jc w:val="center"/>
+        <w:rPr>
+          <w:rFonts w:ascii="Times" w:eastAsia="Times" w:hAnsi="Times" w:cs="Times"/>
+          <w:sz w:val="24"/>
+          <w:szCs w:val="24"/>
+          <w:lang w:val="en-US"/>
+        </w:rPr>
+      </w:pPr>
+    </w:p>
+    <w:p>
+      <w:pPr>
+        <w:spacing w:line="360" w:lineRule="auto"/>
+        <w:jc w:val="center"/>
+        <w:rPr>
+          <w:rFonts w:ascii="Times" w:eastAsia="Times" w:hAnsi="Times" w:cs="Times"/>
+          <w:sz w:val="24"/>
+          <w:szCs w:val="24"/>
+          <w:lang w:val="en-US"/>
+        </w:rPr>
+      </w:pPr>
+      <w:r>
+        <w:rPr>
+          <w:rFonts w:ascii="Times" w:eastAsia="Times" w:hAnsi="Times" w:cs="Times"/>
+          <w:noProof/>
+          <w:sz w:val="24"/>
+          <w:szCs w:val="24"/>
+          <w:lang w:val="en-US"/>
+        </w:rPr>
+        <w:lastRenderedPageBreak/>
+        <w:drawing>
+          <wp:inline distT="0" distB="0" distL="0" distR="0" wp14:anchorId="5215E018" wp14:editId="3265AE57">
+            <wp:extent cx="4500000" cy="3080691"/>
+            <wp:effectExtent l="0" t="0" r="0" b="5715"/>
+            <wp:docPr id="9" name="Picture 9"/>
+            <wp:cNvGraphicFramePr>
+              <a:graphicFrameLocks xmlns:a="http://schemas.openxmlformats.org/drawingml/2006/main" noChangeAspect="1"/>
+            </wp:cNvGraphicFramePr>
+            <a:graphic xmlns:a="http://schemas.openxmlformats.org/drawingml/2006/main">
+              <a:graphicData uri="http://schemas.openxmlformats.org/drawingml/2006/picture">
+                <pic:pic xmlns:pic="http://schemas.openxmlformats.org/drawingml/2006/picture">
+                  <pic:nvPicPr>
+                    <pic:cNvPr id="0" name="Picture 3"/>
+                    <pic:cNvPicPr>
+                      <a:picLocks noChangeAspect="1" noChangeArrowheads="1"/>
+                    </pic:cNvPicPr>
+                  </pic:nvPicPr>
+                  <pic:blipFill>
+                    <a:blip r:embed="rId13">
+                      <a:extLst>
+                        <a:ext uri="{28A0092B-C50C-407E-A947-70E740481C1C}">
+                          <a14:useLocalDpi xmlns:a14="http://schemas.microsoft.com/office/drawing/2010/main" val="0"/>
+                        </a:ext>
+                      </a:extLst>
+                    </a:blip>
+                    <a:srcRect/>
+                    <a:stretch>
+                      <a:fillRect/>
+                    </a:stretch>
+                  </pic:blipFill>
+                  <pic:spPr bwMode="auto">
+                    <a:xfrm>
+                      <a:off x="0" y="0"/>
+                      <a:ext cx="4500000" cy="3080691"/>
+                    </a:xfrm>
+                    <a:prstGeom prst="rect">
+                      <a:avLst/>
+                    </a:prstGeom>
+                    <a:noFill/>
+                    <a:ln>
+                      <a:noFill/>
+                    </a:ln>
+                  </pic:spPr>
+                </pic:pic>
+              </a:graphicData>
+            </a:graphic>
+          </wp:inline>
+        </w:drawing>
+      </w:r>
+    </w:p>
+    <w:p>
+      <w:pPr>
+        <w:spacing w:line="360" w:lineRule="auto"/>
+        <w:jc w:val="center"/>
+        <w:rPr>
+          <w:rFonts w:ascii="Times" w:eastAsia="Times" w:hAnsi="Times" w:cs="Times"/>
+          <w:sz w:val="24"/>
+          <w:szCs w:val="24"/>
+          <w:lang w:val="en-US"/>
+        </w:rPr>
+      </w:pPr>
+      <w:r>
+        <w:rPr>
+          <w:rFonts w:ascii="Times" w:eastAsia="Times" w:hAnsi="Times" w:cs="Times"/>
+          <w:sz w:val="24"/>
+          <w:szCs w:val="24"/>
+          <w:lang w:val="en-US"/>
+        </w:rPr>
+        <w:t>Gambar 1.2 Flowchart Halaman 2</w:t>
+      </w:r>
+    </w:p>
+    <w:p>
+      <w:pPr>
+        <w:spacing w:line="360" w:lineRule="auto"/>
+        <w:rPr>
+          <w:rFonts w:ascii="Times" w:eastAsia="Times" w:hAnsi="Times" w:cs="Times"/>
+          <w:sz w:val="24"/>
+          <w:szCs w:val="24"/>
+          <w:lang w:val="en-US"/>
+        </w:rPr>
+      </w:pPr>
+    </w:p>
+    <w:p>
+      <w:pPr>
+        <w:spacing w:line="360" w:lineRule="auto"/>
+        <w:jc w:val="both"/>
+        <w:rPr>
+          <w:rFonts w:ascii="Times" w:eastAsia="Times" w:hAnsi="Times" w:cs="Times"/>
+          <w:b/>
+          <w:bCs/>
+          <w:sz w:val="24"/>
+          <w:szCs w:val="24"/>
+          <w:lang w:val="en-US"/>
+        </w:rPr>
+      </w:pPr>
+      <w:proofErr w:type="spellStart"/>
+      <w:r>
+        <w:rPr>
+          <w:rFonts w:ascii="Times" w:eastAsia="Times" w:hAnsi="Times" w:cs="Times"/>
+          <w:b/>
+          <w:bCs/>
+          <w:sz w:val="24"/>
+          <w:szCs w:val="24"/>
+          <w:lang w:val="en-US"/>
+        </w:rPr>
+        <w:t>Penjelasan</w:t>
+      </w:r>
+      <w:proofErr w:type="spellEnd"/>
+      <w:r>
+        <w:rPr>
+          <w:rFonts w:ascii="Times" w:eastAsia="Times" w:hAnsi="Times" w:cs="Times"/>
+          <w:b/>
+          <w:bCs/>
+          <w:sz w:val="24"/>
+          <w:szCs w:val="24"/>
+          <w:lang w:val="en-US"/>
+        </w:rPr>
+        <w:t xml:space="preserve"> </w:t>
+      </w:r>
+      <w:proofErr w:type="spellStart"/>
+      <w:r>
+        <w:rPr>
+          <w:rFonts w:ascii="Times" w:eastAsia="Times" w:hAnsi="Times" w:cs="Times"/>
+          <w:b/>
+          <w:bCs/>
+          <w:sz w:val="24"/>
+          <w:szCs w:val="24"/>
+          <w:lang w:val="en-US"/>
+        </w:rPr>
+        <w:t>Singkat</w:t>
+      </w:r>
+      <w:proofErr w:type="spellEnd"/>
+    </w:p>
+    <w:p>
+      <w:pPr>
+        <w:pStyle w:val="ListParagraph"/>
+        <w:numPr>
+          <w:ilvl w:val="0"/>
+          <w:numId w:val="3"/>
+        </w:numPr>
+        <w:spacing w:line="360" w:lineRule="auto"/>
+        <w:ind w:left="284" w:hanging="284"/>
+        <w:jc w:val="both"/>
+        <w:rPr>
+          <w:rFonts w:ascii="Times" w:eastAsia="Times" w:hAnsi="Times" w:cs="Times"/>
+          <w:sz w:val="24"/>
+          <w:szCs w:val="24"/>
+          <w:lang w:val="en-US"/>
+        </w:rPr>
+      </w:pPr>
+      <w:r>
+        <w:rPr>
+          <w:rFonts w:ascii="Times" w:eastAsia="Times" w:hAnsi="Times" w:cs="Times"/>
+          <w:sz w:val="24"/>
+          <w:szCs w:val="24"/>
+          <w:lang w:val="en-US"/>
+        </w:rPr>
+        <w:t xml:space="preserve">Input: </w:t>
+      </w:r>
+      <w:proofErr w:type="spellStart"/>
+      <w:r>
+        <w:rPr>
+          <w:rFonts w:ascii="Times" w:eastAsia="Times" w:hAnsi="Times" w:cs="Times"/>
+          <w:sz w:val="24"/>
+          <w:szCs w:val="24"/>
+          <w:lang w:val="en-US"/>
+        </w:rPr>
+        <w:t>Pengguna</w:t>
+      </w:r>
+      <w:proofErr w:type="spellEnd"/>
+      <w:r>
+        <w:rPr>
+          <w:rFonts w:ascii="Times" w:eastAsia="Times" w:hAnsi="Times" w:cs="Times"/>
+          <w:sz w:val="24"/>
+          <w:szCs w:val="24"/>
+          <w:lang w:val="en-US"/>
+        </w:rPr>
+        <w:t xml:space="preserve"> </w:t>
+      </w:r>
+      <w:proofErr w:type="spellStart"/>
+      <w:r>
+        <w:rPr>
+          <w:rFonts w:ascii="Times" w:eastAsia="Times" w:hAnsi="Times" w:cs="Times"/>
+          <w:sz w:val="24"/>
+          <w:szCs w:val="24"/>
+          <w:lang w:val="en-US"/>
+        </w:rPr>
+        <w:t>memasukkan</w:t>
+      </w:r>
+      <w:proofErr w:type="spellEnd"/>
+      <w:r>
+        <w:rPr>
+          <w:rFonts w:ascii="Times" w:eastAsia="Times" w:hAnsi="Times" w:cs="Times"/>
+          <w:sz w:val="24"/>
+          <w:szCs w:val="24"/>
+          <w:lang w:val="en-US"/>
+        </w:rPr>
+        <w:t xml:space="preserve"> data login (username dan password), ID Player, </w:t>
+      </w:r>
+      <w:proofErr w:type="spellStart"/>
+      <w:r>
+        <w:rPr>
+          <w:rFonts w:ascii="Times" w:eastAsia="Times" w:hAnsi="Times" w:cs="Times"/>
+          <w:sz w:val="24"/>
+          <w:szCs w:val="24"/>
+          <w:lang w:val="en-US"/>
+        </w:rPr>
+        <w:t>pilihan</w:t>
+      </w:r>
+      <w:proofErr w:type="spellEnd"/>
+      <w:r>
+        <w:rPr>
+          <w:rFonts w:ascii="Times" w:eastAsia="Times" w:hAnsi="Times" w:cs="Times"/>
+          <w:sz w:val="24"/>
+          <w:szCs w:val="24"/>
+          <w:lang w:val="en-US"/>
+        </w:rPr>
+        <w:t xml:space="preserve"> game, </w:t>
+      </w:r>
+      <w:proofErr w:type="spellStart"/>
+      <w:r>
+        <w:rPr>
+          <w:rFonts w:ascii="Times" w:eastAsia="Times" w:hAnsi="Times" w:cs="Times"/>
+          <w:sz w:val="24"/>
+          <w:szCs w:val="24"/>
+          <w:lang w:val="en-US"/>
+        </w:rPr>
+        <w:t>kategori</w:t>
+      </w:r>
+      <w:proofErr w:type="spellEnd"/>
+      <w:r>
+        <w:rPr>
+          <w:rFonts w:ascii="Times" w:eastAsia="Times" w:hAnsi="Times" w:cs="Times"/>
+          <w:sz w:val="24"/>
+          <w:szCs w:val="24"/>
+          <w:lang w:val="en-US"/>
+        </w:rPr>
+        <w:t xml:space="preserve"> top up, </w:t>
+      </w:r>
+      <w:proofErr w:type="spellStart"/>
+      <w:r>
+        <w:rPr>
+          <w:rFonts w:ascii="Times" w:eastAsia="Times" w:hAnsi="Times" w:cs="Times"/>
+          <w:sz w:val="24"/>
+          <w:szCs w:val="24"/>
+          <w:lang w:val="en-US"/>
+        </w:rPr>
+        <w:t>metode</w:t>
+      </w:r>
+      <w:proofErr w:type="spellEnd"/>
+      <w:r>
+        <w:rPr>
+          <w:rFonts w:ascii="Times" w:eastAsia="Times" w:hAnsi="Times" w:cs="Times"/>
+          <w:sz w:val="24"/>
+          <w:szCs w:val="24"/>
+          <w:lang w:val="en-US"/>
+        </w:rPr>
+        <w:t xml:space="preserve"> </w:t>
+      </w:r>
+      <w:proofErr w:type="spellStart"/>
+      <w:r>
+        <w:rPr>
+          <w:rFonts w:ascii="Times" w:eastAsia="Times" w:hAnsi="Times" w:cs="Times"/>
+          <w:sz w:val="24"/>
+          <w:szCs w:val="24"/>
+          <w:lang w:val="en-US"/>
+        </w:rPr>
+        <w:t>pembayaran</w:t>
+      </w:r>
+      <w:proofErr w:type="spellEnd"/>
+      <w:r>
+        <w:rPr>
+          <w:rFonts w:ascii="Times" w:eastAsia="Times" w:hAnsi="Times" w:cs="Times"/>
+          <w:sz w:val="24"/>
+          <w:szCs w:val="24"/>
+          <w:lang w:val="en-US"/>
+        </w:rPr>
+        <w:t xml:space="preserve">, dan juga nominal uang </w:t>
+      </w:r>
+      <w:proofErr w:type="spellStart"/>
+      <w:r>
+        <w:rPr>
+          <w:rFonts w:ascii="Times" w:eastAsia="Times" w:hAnsi="Times" w:cs="Times"/>
+          <w:sz w:val="24"/>
+          <w:szCs w:val="24"/>
+          <w:lang w:val="en-US"/>
+        </w:rPr>
+        <w:t>pembayaran</w:t>
+      </w:r>
+      <w:proofErr w:type="spellEnd"/>
+      <w:r>
+        <w:rPr>
+          <w:rFonts w:ascii="Times" w:eastAsia="Times" w:hAnsi="Times" w:cs="Times"/>
+          <w:sz w:val="24"/>
+          <w:szCs w:val="24"/>
+          <w:lang w:val="en-US"/>
+        </w:rPr>
+        <w:t>.</w:t>
+      </w:r>
+    </w:p>
+    <w:p>
+      <w:pPr>
+        <w:pStyle w:val="ListParagraph"/>
+        <w:numPr>
+          <w:ilvl w:val="0"/>
+          <w:numId w:val="3"/>
+        </w:numPr>
+        <w:spacing w:line="360" w:lineRule="auto"/>
+        <w:ind w:left="284" w:hanging="284"/>
+        <w:jc w:val="both"/>
+        <w:rPr>
+          <w:rFonts w:ascii="Times" w:eastAsia="Times" w:hAnsi="Times" w:cs="Times"/>
+          <w:sz w:val="24"/>
+          <w:szCs w:val="24"/>
+          <w:lang w:val="en-US"/>
+        </w:rPr>
+      </w:pPr>
+      <w:r>
+        <w:rPr>
+          <w:rFonts w:ascii="Times" w:eastAsia="Times" w:hAnsi="Times" w:cs="Times"/>
+          <w:sz w:val="24"/>
+          <w:szCs w:val="24"/>
+          <w:lang w:val="en-US"/>
+        </w:rPr>
+        <w:t>Proses:</w:t>
+      </w:r>
+    </w:p>
+    <w:p>
+      <w:pPr>
+        <w:pStyle w:val="ListParagraph"/>
+        <w:numPr>
+          <w:ilvl w:val="0"/>
+          <w:numId w:val="4"/>
+        </w:numPr>
+        <w:spacing w:line="360" w:lineRule="auto"/>
+        <w:ind w:left="567" w:hanging="218"/>
+        <w:jc w:val="both"/>
+        <w:rPr>
+          <w:rFonts w:ascii="Times" w:eastAsia="Times" w:hAnsi="Times" w:cs="Times"/>
+          <w:sz w:val="24"/>
+          <w:szCs w:val="24"/>
+          <w:lang w:val="en-US"/>
+        </w:rPr>
+      </w:pPr>
+      <w:proofErr w:type="spellStart"/>
+      <w:r>
+        <w:rPr>
+          <w:rFonts w:ascii="Times" w:eastAsia="Times" w:hAnsi="Times" w:cs="Times"/>
+          <w:sz w:val="24"/>
+          <w:szCs w:val="24"/>
+          <w:lang w:val="en-US"/>
+        </w:rPr>
+        <w:t>Validasi</w:t>
+      </w:r>
+      <w:proofErr w:type="spellEnd"/>
+      <w:r>
+        <w:rPr>
+          <w:rFonts w:ascii="Times" w:eastAsia="Times" w:hAnsi="Times" w:cs="Times"/>
+          <w:sz w:val="24"/>
+          <w:szCs w:val="24"/>
+          <w:lang w:val="en-US"/>
+        </w:rPr>
+        <w:t xml:space="preserve"> login </w:t>
+      </w:r>
+      <w:proofErr w:type="spellStart"/>
+      <w:r>
+        <w:rPr>
+          <w:rFonts w:ascii="Times" w:eastAsia="Times" w:hAnsi="Times" w:cs="Times"/>
+          <w:sz w:val="24"/>
+          <w:szCs w:val="24"/>
+          <w:lang w:val="en-US"/>
+        </w:rPr>
+        <w:t>menggunakan</w:t>
+      </w:r>
+      <w:proofErr w:type="spellEnd"/>
+      <w:r>
+        <w:rPr>
+          <w:rFonts w:ascii="Times" w:eastAsia="Times" w:hAnsi="Times" w:cs="Times"/>
+          <w:sz w:val="24"/>
+          <w:szCs w:val="24"/>
+          <w:lang w:val="en-US"/>
+        </w:rPr>
+        <w:t xml:space="preserve"> if/else.</w:t>
+      </w:r>
+    </w:p>
+    <w:p>
+      <w:pPr>
+        <w:pStyle w:val="ListParagraph"/>
+        <w:numPr>
+          <w:ilvl w:val="0"/>
+          <w:numId w:val="4"/>
+        </w:numPr>
+        <w:spacing w:line="360" w:lineRule="auto"/>
+        <w:ind w:left="567" w:hanging="218"/>
+        <w:jc w:val="both"/>
+        <w:rPr>
+          <w:rFonts w:ascii="Times" w:eastAsia="Times" w:hAnsi="Times" w:cs="Times"/>
+          <w:sz w:val="24"/>
+          <w:szCs w:val="24"/>
+          <w:lang w:val="en-US"/>
+        </w:rPr>
+      </w:pPr>
+      <w:proofErr w:type="spellStart"/>
+      <w:r>
+        <w:rPr>
+          <w:rFonts w:ascii="Times" w:eastAsia="Times" w:hAnsi="Times" w:cs="Times"/>
+          <w:sz w:val="24"/>
+          <w:szCs w:val="24"/>
+          <w:lang w:val="en-US"/>
+        </w:rPr>
+        <w:t>Penentuan</w:t>
+      </w:r>
+      <w:proofErr w:type="spellEnd"/>
+      <w:r>
+        <w:rPr>
+          <w:rFonts w:ascii="Times" w:eastAsia="Times" w:hAnsi="Times" w:cs="Times"/>
+          <w:sz w:val="24"/>
+          <w:szCs w:val="24"/>
+          <w:lang w:val="en-US"/>
+        </w:rPr>
+        <w:t xml:space="preserve"> </w:t>
+      </w:r>
+      <w:proofErr w:type="spellStart"/>
+      <w:r>
+        <w:rPr>
+          <w:rFonts w:ascii="Times" w:eastAsia="Times" w:hAnsi="Times" w:cs="Times"/>
+          <w:sz w:val="24"/>
+          <w:szCs w:val="24"/>
+          <w:lang w:val="en-US"/>
+        </w:rPr>
+        <w:t>harga</w:t>
+      </w:r>
+      <w:proofErr w:type="spellEnd"/>
+      <w:r>
+        <w:rPr>
+          <w:rFonts w:ascii="Times" w:eastAsia="Times" w:hAnsi="Times" w:cs="Times"/>
+          <w:sz w:val="24"/>
+          <w:szCs w:val="24"/>
+          <w:lang w:val="en-US"/>
+        </w:rPr>
+        <w:t xml:space="preserve"> </w:t>
+      </w:r>
+      <w:proofErr w:type="spellStart"/>
+      <w:r>
+        <w:rPr>
+          <w:rFonts w:ascii="Times" w:eastAsia="Times" w:hAnsi="Times" w:cs="Times"/>
+          <w:sz w:val="24"/>
+          <w:szCs w:val="24"/>
+          <w:lang w:val="en-US"/>
+        </w:rPr>
+        <w:t>dasar</w:t>
+      </w:r>
+      <w:proofErr w:type="spellEnd"/>
+      <w:r>
+        <w:rPr>
+          <w:rFonts w:ascii="Times" w:eastAsia="Times" w:hAnsi="Times" w:cs="Times"/>
+          <w:sz w:val="24"/>
+          <w:szCs w:val="24"/>
+          <w:lang w:val="en-US"/>
+        </w:rPr>
+        <w:t xml:space="preserve"> </w:t>
+      </w:r>
+      <w:proofErr w:type="spellStart"/>
+      <w:r>
+        <w:rPr>
+          <w:rFonts w:ascii="Times" w:eastAsia="Times" w:hAnsi="Times" w:cs="Times"/>
+          <w:sz w:val="24"/>
+          <w:szCs w:val="24"/>
+          <w:lang w:val="en-US"/>
+        </w:rPr>
+        <w:t>menggunakan</w:t>
+      </w:r>
+      <w:proofErr w:type="spellEnd"/>
+      <w:r>
+        <w:rPr>
+          <w:rFonts w:ascii="Times" w:eastAsia="Times" w:hAnsi="Times" w:cs="Times"/>
+          <w:sz w:val="24"/>
+          <w:szCs w:val="24"/>
+          <w:lang w:val="en-US"/>
+        </w:rPr>
+        <w:t xml:space="preserve"> if/</w:t>
+      </w:r>
+      <w:proofErr w:type="spellStart"/>
+      <w:r>
+        <w:rPr>
+          <w:rFonts w:ascii="Times" w:eastAsia="Times" w:hAnsi="Times" w:cs="Times"/>
+          <w:sz w:val="24"/>
+          <w:szCs w:val="24"/>
+          <w:lang w:val="en-US"/>
+        </w:rPr>
+        <w:t>elif</w:t>
+      </w:r>
+      <w:proofErr w:type="spellEnd"/>
+      <w:r>
+        <w:rPr>
+          <w:rFonts w:ascii="Times" w:eastAsia="Times" w:hAnsi="Times" w:cs="Times"/>
+          <w:sz w:val="24"/>
+          <w:szCs w:val="24"/>
+          <w:lang w:val="en-US"/>
+        </w:rPr>
+        <w:t>/else.</w:t>
+      </w:r>
+    </w:p>
+    <w:p>
+      <w:pPr>
+        <w:pStyle w:val="ListParagraph"/>
+        <w:numPr>
+          <w:ilvl w:val="0"/>
+          <w:numId w:val="4"/>
+        </w:numPr>
+        <w:spacing w:line="360" w:lineRule="auto"/>
+        <w:ind w:left="567" w:hanging="218"/>
+        <w:jc w:val="both"/>
+        <w:rPr>
+          <w:rFonts w:ascii="Times" w:eastAsia="Times" w:hAnsi="Times" w:cs="Times"/>
+          <w:sz w:val="24"/>
+          <w:szCs w:val="24"/>
+          <w:lang w:val="en-US"/>
+        </w:rPr>
+      </w:pPr>
+      <w:proofErr w:type="spellStart"/>
+      <w:r>
+        <w:rPr>
+          <w:rFonts w:ascii="Times" w:eastAsia="Times" w:hAnsi="Times" w:cs="Times"/>
+          <w:sz w:val="24"/>
+          <w:szCs w:val="24"/>
+          <w:lang w:val="en-US"/>
+        </w:rPr>
+        <w:t>Penentuan</w:t>
+      </w:r>
+      <w:proofErr w:type="spellEnd"/>
+      <w:r>
+        <w:rPr>
+          <w:rFonts w:ascii="Times" w:eastAsia="Times" w:hAnsi="Times" w:cs="Times"/>
+          <w:sz w:val="24"/>
+          <w:szCs w:val="24"/>
+          <w:lang w:val="en-US"/>
+        </w:rPr>
+        <w:t xml:space="preserve"> </w:t>
+      </w:r>
+      <w:proofErr w:type="spellStart"/>
+      <w:r>
+        <w:rPr>
+          <w:rFonts w:ascii="Times" w:eastAsia="Times" w:hAnsi="Times" w:cs="Times"/>
+          <w:sz w:val="24"/>
+          <w:szCs w:val="24"/>
+          <w:lang w:val="en-US"/>
+        </w:rPr>
+        <w:t>biaya</w:t>
+      </w:r>
+      <w:proofErr w:type="spellEnd"/>
+      <w:r>
+        <w:rPr>
+          <w:rFonts w:ascii="Times" w:eastAsia="Times" w:hAnsi="Times" w:cs="Times"/>
+          <w:sz w:val="24"/>
+          <w:szCs w:val="24"/>
+          <w:lang w:val="en-US"/>
+        </w:rPr>
+        <w:t xml:space="preserve"> admin </w:t>
+      </w:r>
+      <w:proofErr w:type="spellStart"/>
+      <w:r>
+        <w:rPr>
+          <w:rFonts w:ascii="Times" w:eastAsia="Times" w:hAnsi="Times" w:cs="Times"/>
+          <w:sz w:val="24"/>
+          <w:szCs w:val="24"/>
+          <w:lang w:val="en-US"/>
+        </w:rPr>
+        <w:t>menggunakan</w:t>
+      </w:r>
+      <w:proofErr w:type="spellEnd"/>
+      <w:r>
+        <w:rPr>
+          <w:rFonts w:ascii="Times" w:eastAsia="Times" w:hAnsi="Times" w:cs="Times"/>
+          <w:sz w:val="24"/>
+          <w:szCs w:val="24"/>
+          <w:lang w:val="en-US"/>
+        </w:rPr>
+        <w:t xml:space="preserve"> Ternary Operator.</w:t>
+      </w:r>
+    </w:p>
+    <w:p>
+      <w:pPr>
+        <w:pStyle w:val="ListParagraph"/>
+        <w:numPr>
+          <w:ilvl w:val="0"/>
+          <w:numId w:val="4"/>
+        </w:numPr>
+        <w:spacing w:line="360" w:lineRule="auto"/>
+        <w:ind w:left="567" w:hanging="218"/>
+        <w:jc w:val="both"/>
+        <w:rPr>
+          <w:rFonts w:ascii="Times" w:eastAsia="Times" w:hAnsi="Times" w:cs="Times"/>
+          <w:sz w:val="24"/>
+          <w:szCs w:val="24"/>
+          <w:lang w:val="en-US"/>
+        </w:rPr>
+      </w:pPr>
+      <w:proofErr w:type="spellStart"/>
+      <w:r>
+        <w:rPr>
+          <w:rFonts w:ascii="Times" w:eastAsia="Times" w:hAnsi="Times" w:cs="Times"/>
+          <w:sz w:val="24"/>
+          <w:szCs w:val="24"/>
+          <w:lang w:val="en-US"/>
+        </w:rPr>
+        <w:t>Perhitungan</w:t>
+      </w:r>
+      <w:proofErr w:type="spellEnd"/>
+      <w:r>
+        <w:rPr>
+          <w:rFonts w:ascii="Times" w:eastAsia="Times" w:hAnsi="Times" w:cs="Times"/>
+          <w:sz w:val="24"/>
+          <w:szCs w:val="24"/>
+          <w:lang w:val="en-US"/>
+        </w:rPr>
+        <w:t xml:space="preserve"> total </w:t>
+      </w:r>
+      <w:proofErr w:type="spellStart"/>
+      <w:r>
+        <w:rPr>
+          <w:rFonts w:ascii="Times" w:eastAsia="Times" w:hAnsi="Times" w:cs="Times"/>
+          <w:sz w:val="24"/>
+          <w:szCs w:val="24"/>
+          <w:lang w:val="en-US"/>
+        </w:rPr>
+        <w:t>bayar</w:t>
+      </w:r>
+      <w:proofErr w:type="spellEnd"/>
+      <w:r>
+        <w:rPr>
+          <w:rFonts w:ascii="Times" w:eastAsia="Times" w:hAnsi="Times" w:cs="Times"/>
+          <w:sz w:val="24"/>
+          <w:szCs w:val="24"/>
+          <w:lang w:val="en-US"/>
+        </w:rPr>
+        <w:t xml:space="preserve"> dan </w:t>
+      </w:r>
+      <w:proofErr w:type="spellStart"/>
+      <w:r>
+        <w:rPr>
+          <w:rFonts w:ascii="Times" w:eastAsia="Times" w:hAnsi="Times" w:cs="Times"/>
+          <w:sz w:val="24"/>
+          <w:szCs w:val="24"/>
+          <w:lang w:val="en-US"/>
+        </w:rPr>
+        <w:t>validasi</w:t>
+      </w:r>
+      <w:proofErr w:type="spellEnd"/>
+      <w:r>
+        <w:rPr>
+          <w:rFonts w:ascii="Times" w:eastAsia="Times" w:hAnsi="Times" w:cs="Times"/>
+          <w:sz w:val="24"/>
+          <w:szCs w:val="24"/>
+          <w:lang w:val="en-US"/>
+        </w:rPr>
+        <w:t xml:space="preserve"> </w:t>
+      </w:r>
+      <w:proofErr w:type="spellStart"/>
+      <w:r>
+        <w:rPr>
+          <w:rFonts w:ascii="Times" w:eastAsia="Times" w:hAnsi="Times" w:cs="Times"/>
+          <w:sz w:val="24"/>
+          <w:szCs w:val="24"/>
+          <w:lang w:val="en-US"/>
+        </w:rPr>
+        <w:t>kecukupan</w:t>
+      </w:r>
+      <w:proofErr w:type="spellEnd"/>
+      <w:r>
+        <w:rPr>
+          <w:rFonts w:ascii="Times" w:eastAsia="Times" w:hAnsi="Times" w:cs="Times"/>
+          <w:sz w:val="24"/>
+          <w:szCs w:val="24"/>
+          <w:lang w:val="en-US"/>
+        </w:rPr>
+        <w:t xml:space="preserve"> uang </w:t>
+      </w:r>
+      <w:proofErr w:type="spellStart"/>
+      <w:r>
+        <w:rPr>
+          <w:rFonts w:ascii="Times" w:eastAsia="Times" w:hAnsi="Times" w:cs="Times"/>
+          <w:sz w:val="24"/>
+          <w:szCs w:val="24"/>
+          <w:lang w:val="en-US"/>
+        </w:rPr>
+        <w:t>pembeli</w:t>
+      </w:r>
+      <w:proofErr w:type="spellEnd"/>
+      <w:r>
+        <w:rPr>
+          <w:rFonts w:ascii="Times" w:eastAsia="Times" w:hAnsi="Times" w:cs="Times"/>
+          <w:sz w:val="24"/>
+          <w:szCs w:val="24"/>
+          <w:lang w:val="en-US"/>
+        </w:rPr>
+        <w:t>.</w:t>
+      </w:r>
+    </w:p>
+    <w:p>
+      <w:pPr>
+        <w:pStyle w:val="ListParagraph"/>
+        <w:numPr>
+          <w:ilvl w:val="0"/>
+          <w:numId w:val="3"/>
+        </w:numPr>
+        <w:spacing w:line="360" w:lineRule="auto"/>
+        <w:ind w:left="284" w:hanging="284"/>
+        <w:jc w:val="both"/>
+        <w:rPr>
+          <w:rFonts w:ascii="Times" w:eastAsia="Times" w:hAnsi="Times" w:cs="Times"/>
+          <w:sz w:val="24"/>
+          <w:szCs w:val="24"/>
+          <w:lang w:val="en-US"/>
+        </w:rPr>
+      </w:pPr>
+      <w:r>
+        <w:rPr>
+          <w:rFonts w:ascii="Times" w:eastAsia="Times" w:hAnsi="Times" w:cs="Times"/>
+          <w:sz w:val="24"/>
+          <w:szCs w:val="24"/>
+          <w:lang w:val="en-US"/>
+        </w:rPr>
+        <w:t xml:space="preserve">Output: </w:t>
+      </w:r>
+      <w:proofErr w:type="spellStart"/>
+      <w:r>
+        <w:rPr>
+          <w:rFonts w:ascii="Times" w:eastAsia="Times" w:hAnsi="Times" w:cs="Times"/>
+          <w:sz w:val="24"/>
+          <w:szCs w:val="24"/>
+          <w:lang w:val="en-US"/>
+        </w:rPr>
+        <w:t>Menampilkan</w:t>
+      </w:r>
+      <w:proofErr w:type="spellEnd"/>
+      <w:r>
+        <w:rPr>
+          <w:rFonts w:ascii="Times" w:eastAsia="Times" w:hAnsi="Times" w:cs="Times"/>
+          <w:sz w:val="24"/>
+          <w:szCs w:val="24"/>
+          <w:lang w:val="en-US"/>
+        </w:rPr>
+        <w:t xml:space="preserve"> </w:t>
+      </w:r>
+      <w:proofErr w:type="spellStart"/>
+      <w:r>
+        <w:rPr>
+          <w:rFonts w:ascii="Times" w:eastAsia="Times" w:hAnsi="Times" w:cs="Times"/>
+          <w:sz w:val="24"/>
+          <w:szCs w:val="24"/>
+          <w:lang w:val="en-US"/>
+        </w:rPr>
+        <w:t>pesan</w:t>
+      </w:r>
+      <w:proofErr w:type="spellEnd"/>
+      <w:r>
+        <w:rPr>
+          <w:rFonts w:ascii="Times" w:eastAsia="Times" w:hAnsi="Times" w:cs="Times"/>
+          <w:sz w:val="24"/>
+          <w:szCs w:val="24"/>
+          <w:lang w:val="en-US"/>
+        </w:rPr>
+        <w:t xml:space="preserve"> </w:t>
+      </w:r>
+      <w:proofErr w:type="spellStart"/>
+      <w:r>
+        <w:rPr>
+          <w:rFonts w:ascii="Times" w:eastAsia="Times" w:hAnsi="Times" w:cs="Times"/>
+          <w:sz w:val="24"/>
+          <w:szCs w:val="24"/>
+          <w:lang w:val="en-US"/>
+        </w:rPr>
+        <w:t>gagal</w:t>
+      </w:r>
+      <w:proofErr w:type="spellEnd"/>
+      <w:r>
+        <w:rPr>
+          <w:rFonts w:ascii="Times" w:eastAsia="Times" w:hAnsi="Times" w:cs="Times"/>
+          <w:sz w:val="24"/>
+          <w:szCs w:val="24"/>
+          <w:lang w:val="en-US"/>
+        </w:rPr>
+        <w:t xml:space="preserve"> </w:t>
+      </w:r>
+      <w:proofErr w:type="spellStart"/>
+      <w:r>
+        <w:rPr>
+          <w:rFonts w:ascii="Times" w:eastAsia="Times" w:hAnsi="Times" w:cs="Times"/>
+          <w:sz w:val="24"/>
+          <w:szCs w:val="24"/>
+          <w:lang w:val="en-US"/>
+        </w:rPr>
+        <w:t>jika</w:t>
+      </w:r>
+      <w:proofErr w:type="spellEnd"/>
+      <w:r>
+        <w:rPr>
+          <w:rFonts w:ascii="Times" w:eastAsia="Times" w:hAnsi="Times" w:cs="Times"/>
+          <w:sz w:val="24"/>
+          <w:szCs w:val="24"/>
+          <w:lang w:val="en-US"/>
+        </w:rPr>
+        <w:t xml:space="preserve"> login/</w:t>
+      </w:r>
+      <w:proofErr w:type="spellStart"/>
+      <w:r>
+        <w:rPr>
+          <w:rFonts w:ascii="Times" w:eastAsia="Times" w:hAnsi="Times" w:cs="Times"/>
+          <w:sz w:val="24"/>
+          <w:szCs w:val="24"/>
+          <w:lang w:val="en-US"/>
+        </w:rPr>
+        <w:t>saldo</w:t>
+      </w:r>
+      <w:proofErr w:type="spellEnd"/>
+      <w:r>
+        <w:rPr>
+          <w:rFonts w:ascii="Times" w:eastAsia="Times" w:hAnsi="Times" w:cs="Times"/>
+          <w:sz w:val="24"/>
+          <w:szCs w:val="24"/>
+          <w:lang w:val="en-US"/>
+        </w:rPr>
+        <w:t xml:space="preserve"> salah dan </w:t>
+      </w:r>
+      <w:proofErr w:type="spellStart"/>
+      <w:r>
+        <w:rPr>
+          <w:rFonts w:ascii="Times" w:eastAsia="Times" w:hAnsi="Times" w:cs="Times"/>
+          <w:sz w:val="24"/>
+          <w:szCs w:val="24"/>
+          <w:lang w:val="en-US"/>
+        </w:rPr>
+        <w:t>mencetak</w:t>
+      </w:r>
+      <w:proofErr w:type="spellEnd"/>
+      <w:r>
+        <w:rPr>
+          <w:rFonts w:ascii="Times" w:eastAsia="Times" w:hAnsi="Times" w:cs="Times"/>
+          <w:sz w:val="24"/>
+          <w:szCs w:val="24"/>
+          <w:lang w:val="en-US"/>
+        </w:rPr>
+        <w:t xml:space="preserve"> </w:t>
+      </w:r>
+      <w:proofErr w:type="spellStart"/>
+      <w:r>
+        <w:rPr>
+          <w:rFonts w:ascii="Times" w:eastAsia="Times" w:hAnsi="Times" w:cs="Times"/>
+          <w:sz w:val="24"/>
+          <w:szCs w:val="24"/>
+          <w:lang w:val="en-US"/>
+        </w:rPr>
+        <w:t>mencetak</w:t>
+      </w:r>
+      <w:proofErr w:type="spellEnd"/>
+      <w:r>
+        <w:rPr>
+          <w:rFonts w:ascii="Times" w:eastAsia="Times" w:hAnsi="Times" w:cs="Times"/>
+          <w:sz w:val="24"/>
+          <w:szCs w:val="24"/>
+          <w:lang w:val="en-US"/>
+        </w:rPr>
+        <w:t xml:space="preserve"> </w:t>
+      </w:r>
+      <w:proofErr w:type="spellStart"/>
+      <w:r>
+        <w:rPr>
+          <w:rFonts w:ascii="Times" w:eastAsia="Times" w:hAnsi="Times" w:cs="Times"/>
+          <w:sz w:val="24"/>
+          <w:szCs w:val="24"/>
+          <w:lang w:val="en-US"/>
+        </w:rPr>
+        <w:t>Struk</w:t>
+      </w:r>
+      <w:proofErr w:type="spellEnd"/>
+      <w:r>
+        <w:rPr>
+          <w:rFonts w:ascii="Times" w:eastAsia="Times" w:hAnsi="Times" w:cs="Times"/>
+          <w:sz w:val="24"/>
+          <w:szCs w:val="24"/>
+          <w:lang w:val="en-US"/>
+        </w:rPr>
+        <w:t xml:space="preserve"> </w:t>
+      </w:r>
+      <w:proofErr w:type="spellStart"/>
+      <w:r>
+        <w:rPr>
+          <w:rFonts w:ascii="Times" w:eastAsia="Times" w:hAnsi="Times" w:cs="Times"/>
+          <w:sz w:val="24"/>
+          <w:szCs w:val="24"/>
+          <w:lang w:val="en-US"/>
+        </w:rPr>
+        <w:t>Pembelian</w:t>
+      </w:r>
+      <w:proofErr w:type="spellEnd"/>
+      <w:r>
+        <w:rPr>
+          <w:rFonts w:ascii="Times" w:eastAsia="Times" w:hAnsi="Times" w:cs="Times"/>
+          <w:sz w:val="24"/>
+          <w:szCs w:val="24"/>
+          <w:lang w:val="en-US"/>
+        </w:rPr>
+        <w:t xml:space="preserve"> yang </w:t>
+      </w:r>
+      <w:proofErr w:type="spellStart"/>
+      <w:r>
+        <w:rPr>
+          <w:rFonts w:ascii="Times" w:eastAsia="Times" w:hAnsi="Times" w:cs="Times"/>
+          <w:sz w:val="24"/>
+          <w:szCs w:val="24"/>
+          <w:lang w:val="en-US"/>
+        </w:rPr>
+        <w:t>rinci</w:t>
+      </w:r>
+      <w:proofErr w:type="spellEnd"/>
+      <w:r>
+        <w:rPr>
+          <w:rFonts w:ascii="Times" w:eastAsia="Times" w:hAnsi="Times" w:cs="Times"/>
+          <w:sz w:val="24"/>
+          <w:szCs w:val="24"/>
+          <w:lang w:val="en-US"/>
+        </w:rPr>
+        <w:t>.</w:t>
+      </w:r>
+      <w:bookmarkStart w:id="2" w:name="_2ff7dkrmtr5x" w:colFirst="0" w:colLast="0"/>
+      <w:bookmarkEnd w:id="2"/>
+    </w:p>
+    <w:p>
+      <w:pPr>
+        <w:jc w:val="both"/>
+        <w:rPr>
+          <w:rFonts w:ascii="Times" w:eastAsia="Times" w:hAnsi="Times" w:cs="Times"/>
+          <w:b/>
+          <w:bCs/>
+          <w:sz w:val="24"/>
+          <w:szCs w:val="24"/>
+        </w:rPr>
+      </w:pPr>
+    </w:p>
+    <w:p>
+      <w:pPr>
+        <w:jc w:val="both"/>
+        <w:rPr>
+          <w:rFonts w:ascii="Times" w:eastAsia="Times" w:hAnsi="Times" w:cs="Times"/>
+          <w:b/>
+          <w:bCs/>
+          <w:sz w:val="24"/>
+          <w:szCs w:val="24"/>
+        </w:rPr>
+      </w:pPr>
+    </w:p>
+    <w:p>
+      <w:pPr>
+        <w:jc w:val="both"/>
+        <w:rPr>
+          <w:rFonts w:ascii="Times" w:eastAsia="Times" w:hAnsi="Times" w:cs="Times"/>
+          <w:b/>
+          <w:bCs/>
+          <w:sz w:val="24"/>
+          <w:szCs w:val="24"/>
+        </w:rPr>
+      </w:pPr>
+    </w:p>
+    <w:p>
+      <w:pPr>
+        <w:jc w:val="both"/>
+        <w:rPr>
+          <w:rFonts w:ascii="Times" w:eastAsia="Times" w:hAnsi="Times" w:cs="Times"/>
+          <w:b/>
+          <w:bCs/>
+          <w:sz w:val="24"/>
+          <w:szCs w:val="24"/>
+        </w:rPr>
+      </w:pPr>
+    </w:p>
+    <w:p>
+      <w:pPr>
+        <w:jc w:val="both"/>
+        <w:rPr>
+          <w:rFonts w:ascii="Times" w:eastAsia="Times" w:hAnsi="Times" w:cs="Times"/>
+          <w:sz w:val="24"/>
+          <w:szCs w:val="24"/>
+        </w:rPr>
+      </w:pPr>
+    </w:p>
+    <w:p>
+      <w:pPr>
+        <w:pStyle w:val="Heading2"/>
+        <w:ind w:left="0" w:firstLine="0"/>
+        <w:sectPr>
+          <w:pgSz w:w="11909" w:h="16834"/>
+          <w:pgMar w:top="1440" w:right="1440" w:bottom="1440" w:left="1440" w:header="708" w:footer="708" w:gutter="0"/>
+          <w:cols w:space="720"/>
+        </w:sectPr>
+      </w:pPr>
+      <w:bookmarkStart w:id="3" w:name="_3q1ri3t8yflr" w:colFirst="0" w:colLast="0"/>
+      <w:bookmarkEnd w:id="3"/>
+    </w:p>
+    <w:p>
+      <w:pPr>
+        <w:pStyle w:val="Heading2"/>
+        <w:ind w:left="0" w:firstLine="0"/>
+        <w:rPr>
           <w:i/>
           <w:iCs/>
           <w:sz w:val="24"/>
           <w:szCs w:val="24"/>
         </w:rPr>
       </w:pPr>
-      <w:r>
-        <w:rPr>
-          <w:rFonts w:ascii="Times" w:eastAsia="Times" w:hAnsi="Times" w:cs="Times"/>
-          <w:sz w:val="24"/>
-          <w:szCs w:val="24"/>
-        </w:rPr>
-        <w:t>Gambar 1.1 Flowchart</w:t>
-      </w:r>
-    </w:p>
-    <w:p>
-      <w:pPr>
-        <w:pStyle w:val="Heading1"/>
-        <w:keepNext w:val="0"/>
-        <w:keepLines w:val="0"/>
-        <w:widowControl w:val="0"/>
-        <w:spacing w:after="0" w:line="276" w:lineRule="auto"/>
-        <w:ind w:left="0"/>
-        <w:rPr>
-          <w:rFonts w:ascii="Times" w:eastAsia="Times" w:hAnsi="Times" w:cs="Times"/>
-          <w:sz w:val="24"/>
-          <w:szCs w:val="24"/>
-        </w:rPr>
-      </w:pPr>
-      <w:bookmarkStart w:id="2" w:name="_2ff7dkrmtr5x" w:colFirst="0" w:colLast="0"/>
-      <w:bookmarkEnd w:id="2"/>
-      <w:r>
-        <w:rPr>
-          <w:rFonts w:ascii="Times" w:eastAsia="Times" w:hAnsi="Times" w:cs="Times"/>
-          <w:sz w:val="24"/>
-          <w:szCs w:val="24"/>
-        </w:rPr>
-        <w:t>Penjelasan singkat:</w:t>
-      </w:r>
-    </w:p>
-    <w:p>
-      <w:pPr>
-        <w:numPr>
-          <w:ilvl w:val="0"/>
-          <w:numId w:val="1"/>
-        </w:numPr>
-        <w:ind w:left="425"/>
-        <w:jc w:val="both"/>
-        <w:rPr>
-          <w:rFonts w:ascii="Times" w:eastAsia="Times" w:hAnsi="Times" w:cs="Times"/>
-          <w:sz w:val="24"/>
-          <w:szCs w:val="24"/>
-        </w:rPr>
-      </w:pPr>
-      <w:r>
-        <w:rPr>
-          <w:rFonts w:ascii="Times" w:eastAsia="Times" w:hAnsi="Times" w:cs="Times"/>
-          <w:b/>
-          <w:bCs/>
-          <w:sz w:val="24"/>
-          <w:szCs w:val="24"/>
-        </w:rPr>
-        <w:t>Mulai:</w:t>
-      </w:r>
-      <w:r>
-        <w:rPr>
-          <w:rFonts w:ascii="Times" w:eastAsia="Times" w:hAnsi="Times" w:cs="Times"/>
-          <w:sz w:val="24"/>
-          <w:szCs w:val="24"/>
-        </w:rPr>
-        <w:t xml:space="preserve"> Sebagai awalan jalannya program.</w:t>
-      </w:r>
-    </w:p>
-    <w:p>
-      <w:pPr>
-        <w:numPr>
-          <w:ilvl w:val="0"/>
-          <w:numId w:val="1"/>
-        </w:numPr>
-        <w:ind w:left="425"/>
-        <w:jc w:val="both"/>
-        <w:rPr>
-          <w:rFonts w:ascii="Times" w:eastAsia="Times" w:hAnsi="Times" w:cs="Times"/>
-          <w:sz w:val="24"/>
-          <w:szCs w:val="24"/>
-        </w:rPr>
-      </w:pPr>
-      <w:r>
-        <w:rPr>
-          <w:rFonts w:ascii="Times" w:eastAsia="Times" w:hAnsi="Times" w:cs="Times"/>
-          <w:b/>
-          <w:bCs/>
-          <w:sz w:val="24"/>
-          <w:szCs w:val="24"/>
-        </w:rPr>
-        <w:t>Inisialisasi Data:</w:t>
-      </w:r>
-      <w:r>
-        <w:rPr>
-          <w:rFonts w:ascii="Times" w:eastAsia="Times" w:hAnsi="Times" w:cs="Times"/>
-          <w:sz w:val="24"/>
-          <w:szCs w:val="24"/>
-        </w:rPr>
-        <w:t xml:space="preserve"> Mendeklarasi harga masing-masing komponen lalu mengelompokkan dalam bentuk struktur list.</w:t>
-      </w:r>
-    </w:p>
-    <w:p>
-      <w:pPr>
-        <w:numPr>
-          <w:ilvl w:val="0"/>
-          <w:numId w:val="1"/>
-        </w:numPr>
-        <w:ind w:left="425"/>
-        <w:jc w:val="both"/>
-        <w:rPr>
-          <w:rFonts w:ascii="Times" w:eastAsia="Times" w:hAnsi="Times" w:cs="Times"/>
-          <w:sz w:val="24"/>
-          <w:szCs w:val="24"/>
-        </w:rPr>
-      </w:pPr>
-      <w:r>
-        <w:rPr>
-          <w:rFonts w:ascii="Times" w:eastAsia="Times" w:hAnsi="Times" w:cs="Times"/>
-          <w:b/>
-          <w:bCs/>
-          <w:sz w:val="24"/>
-          <w:szCs w:val="24"/>
-        </w:rPr>
-        <w:t>Proses Perhitungan &amp; Logika:</w:t>
-      </w:r>
-      <w:r>
-        <w:rPr>
-          <w:rFonts w:ascii="Times" w:eastAsia="Times" w:hAnsi="Times" w:cs="Times"/>
-          <w:sz w:val="24"/>
-          <w:szCs w:val="24"/>
-        </w:rPr>
-        <w:t xml:space="preserve"> Tahap pemrosesan data, program menghitung total biaya secara manual ditambah biaya admin, mencari nilai rata-rata menggunakan </w:t>
-      </w:r>
-      <w:r>
-        <w:rPr>
-          <w:rFonts w:ascii="Times" w:eastAsia="Times" w:hAnsi="Times" w:cs="Times"/>
-          <w:b/>
-          <w:bCs/>
-          <w:sz w:val="24"/>
-          <w:szCs w:val="24"/>
-        </w:rPr>
-        <w:t xml:space="preserve">len(), </w:t>
-      </w:r>
-      <w:r>
-        <w:rPr>
-          <w:rFonts w:ascii="Times" w:eastAsia="Times" w:hAnsi="Times" w:cs="Times"/>
-          <w:sz w:val="24"/>
-          <w:szCs w:val="24"/>
-        </w:rPr>
-        <w:t xml:space="preserve">mengevaluasi nilai perbandingan </w:t>
-      </w:r>
-      <w:r>
-        <w:rPr>
-          <w:rFonts w:ascii="Times" w:eastAsia="Times" w:hAnsi="Times" w:cs="Times"/>
-          <w:i/>
-          <w:iCs/>
-          <w:sz w:val="24"/>
-          <w:szCs w:val="24"/>
-        </w:rPr>
-        <w:t>boolean</w:t>
-      </w:r>
-      <w:r>
-        <w:rPr>
-          <w:rFonts w:ascii="Times" w:eastAsia="Times" w:hAnsi="Times" w:cs="Times"/>
-          <w:sz w:val="24"/>
-          <w:szCs w:val="24"/>
-        </w:rPr>
-        <w:t>, mengonversi total biaya mata uang GBP, dan pemotongan data (slicing) indeks negatif.</w:t>
-      </w:r>
-    </w:p>
-    <w:p>
-      <w:pPr>
-        <w:numPr>
-          <w:ilvl w:val="0"/>
-          <w:numId w:val="1"/>
-        </w:numPr>
-        <w:ind w:left="425"/>
-        <w:jc w:val="both"/>
-        <w:rPr>
-          <w:rFonts w:ascii="Times" w:eastAsia="Times" w:hAnsi="Times" w:cs="Times"/>
-          <w:sz w:val="24"/>
-          <w:szCs w:val="24"/>
-        </w:rPr>
-      </w:pPr>
-      <w:r>
-        <w:rPr>
-          <w:rFonts w:ascii="Times" w:eastAsia="Times" w:hAnsi="Times" w:cs="Times"/>
-          <w:b/>
-          <w:bCs/>
-          <w:sz w:val="24"/>
-          <w:szCs w:val="24"/>
-        </w:rPr>
-        <w:t>Output:</w:t>
-      </w:r>
-      <w:r>
-        <w:rPr>
-          <w:rFonts w:ascii="Times" w:eastAsia="Times" w:hAnsi="Times" w:cs="Times"/>
-          <w:sz w:val="24"/>
-          <w:szCs w:val="24"/>
-        </w:rPr>
-        <w:t xml:space="preserve"> Hasil seluruh variabel dan perhitungan.</w:t>
-      </w:r>
-    </w:p>
-    <w:p>
-      <w:pPr>
-        <w:numPr>
-          <w:ilvl w:val="0"/>
-          <w:numId w:val="1"/>
-        </w:numPr>
-        <w:ind w:left="425"/>
-        <w:jc w:val="both"/>
-        <w:rPr>
-          <w:rFonts w:ascii="Times" w:eastAsia="Times" w:hAnsi="Times" w:cs="Times"/>
-          <w:sz w:val="24"/>
-          <w:szCs w:val="24"/>
-        </w:rPr>
-      </w:pPr>
-      <w:r>
-        <w:rPr>
-          <w:rFonts w:ascii="Times" w:eastAsia="Times" w:hAnsi="Times" w:cs="Times"/>
-          <w:b/>
-          <w:bCs/>
-          <w:sz w:val="24"/>
-          <w:szCs w:val="24"/>
-        </w:rPr>
-        <w:t>Selesai:</w:t>
-      </w:r>
-      <w:r>
-        <w:rPr>
-          <w:rFonts w:ascii="Times" w:eastAsia="Times" w:hAnsi="Times" w:cs="Times"/>
-          <w:sz w:val="24"/>
-          <w:szCs w:val="24"/>
-        </w:rPr>
-        <w:t xml:space="preserve"> Program diakhiri.</w:t>
-      </w:r>
-      <w:bookmarkStart w:id="3" w:name="_dx8m8m63ze0" w:colFirst="0" w:colLast="0"/>
-      <w:bookmarkEnd w:id="3"/>
-    </w:p>
-    <w:p>
-      <w:pPr>
-        <w:pStyle w:val="Heading2"/>
-        <w:ind w:left="0" w:firstLine="0"/>
-        <w:rPr>
-          <w:i/>
-          <w:iCs/>
-          <w:sz w:val="24"/>
-          <w:szCs w:val="24"/>
-        </w:rPr>
-      </w:pPr>
-      <w:bookmarkStart w:id="4" w:name="_3q1ri3t8yflr" w:colFirst="0" w:colLast="0"/>
-      <w:bookmarkEnd w:id="4"/>
       <w:r>
         <w:lastRenderedPageBreak/>
         <w:t>2. Deskripsi Singkat Program</w:t>
@@ -739,93 +1570,590 @@
         <w:ind w:firstLine="283"/>
         <w:jc w:val="both"/>
         <w:rPr>
-          <w:rFonts w:ascii="Times New Roman" w:eastAsia="Times New Roman" w:hAnsi="Times New Roman" w:cs="Times New Roman"/>
-          <w:b/>
-          <w:bCs/>
+          <w:lang w:val="en-US"/>
+        </w:rPr>
+      </w:pPr>
+      <w:r>
+        <w:rPr>
+          <w:rFonts w:ascii="Times New Roman" w:eastAsia="Times New Roman" w:hAnsi="Times New Roman" w:cs="Times New Roman"/>
+          <w:sz w:val="24"/>
+          <w:szCs w:val="24"/>
+        </w:rPr>
+        <w:t xml:space="preserve">Program </w:t>
+      </w:r>
+      <w:proofErr w:type="spellStart"/>
+      <w:r>
+        <w:rPr>
+          <w:rFonts w:ascii="Times New Roman" w:eastAsia="Times New Roman" w:hAnsi="Times New Roman" w:cs="Times New Roman"/>
+          <w:sz w:val="24"/>
+          <w:szCs w:val="24"/>
+          <w:lang w:val="en-US"/>
+        </w:rPr>
+        <w:t>Sistem</w:t>
+      </w:r>
+      <w:proofErr w:type="spellEnd"/>
+      <w:r>
+        <w:rPr>
+          <w:rFonts w:ascii="Times New Roman" w:eastAsia="Times New Roman" w:hAnsi="Times New Roman" w:cs="Times New Roman"/>
+          <w:sz w:val="24"/>
+          <w:szCs w:val="24"/>
+          <w:lang w:val="en-US"/>
+        </w:rPr>
+        <w:t xml:space="preserve"> Top Up </w:t>
+      </w:r>
+      <w:r>
+        <w:rPr>
+          <w:rFonts w:ascii="Times New Roman" w:eastAsia="Times New Roman" w:hAnsi="Times New Roman" w:cs="Times New Roman"/>
+          <w:sz w:val="24"/>
+          <w:szCs w:val="24"/>
+        </w:rPr>
+        <w:t xml:space="preserve">ini dirancang untuk </w:t>
+      </w:r>
+      <w:proofErr w:type="spellStart"/>
+      <w:r>
+        <w:rPr>
+          <w:rFonts w:ascii="Times New Roman" w:eastAsia="Times New Roman" w:hAnsi="Times New Roman" w:cs="Times New Roman"/>
+          <w:sz w:val="24"/>
+          <w:szCs w:val="24"/>
+          <w:lang w:val="en-US"/>
+        </w:rPr>
+        <w:t>mengotomatisasi</w:t>
+      </w:r>
+      <w:proofErr w:type="spellEnd"/>
+      <w:r>
+        <w:rPr>
+          <w:rFonts w:ascii="Times New Roman" w:eastAsia="Times New Roman" w:hAnsi="Times New Roman" w:cs="Times New Roman"/>
+          <w:sz w:val="24"/>
+          <w:szCs w:val="24"/>
+          <w:lang w:val="en-US"/>
+        </w:rPr>
+        <w:t xml:space="preserve"> proses </w:t>
+      </w:r>
+      <w:proofErr w:type="spellStart"/>
+      <w:r>
+        <w:rPr>
+          <w:rFonts w:ascii="Times New Roman" w:eastAsia="Times New Roman" w:hAnsi="Times New Roman" w:cs="Times New Roman"/>
+          <w:sz w:val="24"/>
+          <w:szCs w:val="24"/>
+          <w:lang w:val="en-US"/>
+        </w:rPr>
+        <w:t>transaksi</w:t>
+      </w:r>
+      <w:proofErr w:type="spellEnd"/>
+      <w:r>
+        <w:rPr>
+          <w:rFonts w:ascii="Times New Roman" w:eastAsia="Times New Roman" w:hAnsi="Times New Roman" w:cs="Times New Roman"/>
+          <w:sz w:val="24"/>
+          <w:szCs w:val="24"/>
+          <w:lang w:val="en-US"/>
+        </w:rPr>
+        <w:t xml:space="preserve"> </w:t>
+      </w:r>
+      <w:proofErr w:type="spellStart"/>
+      <w:r>
+        <w:rPr>
+          <w:rFonts w:ascii="Times New Roman" w:eastAsia="Times New Roman" w:hAnsi="Times New Roman" w:cs="Times New Roman"/>
+          <w:sz w:val="24"/>
+          <w:szCs w:val="24"/>
+          <w:lang w:val="en-US"/>
+        </w:rPr>
+        <w:t>pembelian</w:t>
+      </w:r>
+      <w:proofErr w:type="spellEnd"/>
+      <w:r>
+        <w:rPr>
+          <w:rFonts w:ascii="Times New Roman" w:eastAsia="Times New Roman" w:hAnsi="Times New Roman" w:cs="Times New Roman"/>
+          <w:sz w:val="24"/>
+          <w:szCs w:val="24"/>
+          <w:lang w:val="en-US"/>
+        </w:rPr>
+        <w:t xml:space="preserve"> item game.</w:t>
+      </w:r>
+      <w:r>
+        <w:rPr>
+          <w:rFonts w:ascii="Times New Roman" w:eastAsia="Times New Roman" w:hAnsi="Times New Roman" w:cs="Times New Roman"/>
+          <w:sz w:val="24"/>
+          <w:szCs w:val="24"/>
+        </w:rPr>
+        <w:t xml:space="preserve"> </w:t>
+      </w:r>
+      <w:proofErr w:type="spellStart"/>
+      <w:r>
+        <w:rPr>
+          <w:rFonts w:ascii="Times New Roman" w:eastAsia="Times New Roman" w:hAnsi="Times New Roman" w:cs="Times New Roman"/>
+          <w:sz w:val="24"/>
+          <w:szCs w:val="24"/>
+          <w:lang w:val="en-US"/>
+        </w:rPr>
+        <w:t>Fungsi</w:t>
+      </w:r>
+      <w:proofErr w:type="spellEnd"/>
+      <w:r>
+        <w:rPr>
+          <w:rFonts w:ascii="Times New Roman" w:eastAsia="Times New Roman" w:hAnsi="Times New Roman" w:cs="Times New Roman"/>
+          <w:sz w:val="24"/>
+          <w:szCs w:val="24"/>
+          <w:lang w:val="en-US"/>
+        </w:rPr>
+        <w:t xml:space="preserve"> </w:t>
+      </w:r>
+      <w:proofErr w:type="spellStart"/>
+      <w:r>
+        <w:rPr>
+          <w:rFonts w:ascii="Times New Roman" w:eastAsia="Times New Roman" w:hAnsi="Times New Roman" w:cs="Times New Roman"/>
+          <w:sz w:val="24"/>
+          <w:szCs w:val="24"/>
+          <w:lang w:val="en-US"/>
+        </w:rPr>
+        <w:t>utamanya</w:t>
+      </w:r>
+      <w:proofErr w:type="spellEnd"/>
+      <w:r>
+        <w:rPr>
+          <w:rFonts w:ascii="Times New Roman" w:eastAsia="Times New Roman" w:hAnsi="Times New Roman" w:cs="Times New Roman"/>
+          <w:sz w:val="24"/>
+          <w:szCs w:val="24"/>
+          <w:lang w:val="en-US"/>
+        </w:rPr>
+        <w:t xml:space="preserve"> </w:t>
+      </w:r>
+      <w:proofErr w:type="spellStart"/>
+      <w:r>
+        <w:rPr>
+          <w:rFonts w:ascii="Times New Roman" w:eastAsia="Times New Roman" w:hAnsi="Times New Roman" w:cs="Times New Roman"/>
+          <w:sz w:val="24"/>
+          <w:szCs w:val="24"/>
+          <w:lang w:val="en-US"/>
+        </w:rPr>
+        <w:t>ialah</w:t>
+      </w:r>
+      <w:proofErr w:type="spellEnd"/>
+      <w:r>
+        <w:rPr>
+          <w:rFonts w:ascii="Times New Roman" w:eastAsia="Times New Roman" w:hAnsi="Times New Roman" w:cs="Times New Roman"/>
+          <w:sz w:val="24"/>
+          <w:szCs w:val="24"/>
+          <w:lang w:val="en-US"/>
+        </w:rPr>
+        <w:t xml:space="preserve"> </w:t>
+      </w:r>
+      <w:proofErr w:type="spellStart"/>
+      <w:r>
+        <w:rPr>
+          <w:rFonts w:ascii="Times New Roman" w:eastAsia="Times New Roman" w:hAnsi="Times New Roman" w:cs="Times New Roman"/>
+          <w:sz w:val="24"/>
+          <w:szCs w:val="24"/>
+          <w:lang w:val="en-US"/>
+        </w:rPr>
+        <w:t>validasi</w:t>
+      </w:r>
+      <w:proofErr w:type="spellEnd"/>
+      <w:r>
+        <w:rPr>
+          <w:rFonts w:ascii="Times New Roman" w:eastAsia="Times New Roman" w:hAnsi="Times New Roman" w:cs="Times New Roman"/>
+          <w:sz w:val="24"/>
+          <w:szCs w:val="24"/>
+          <w:lang w:val="en-US"/>
+        </w:rPr>
+        <w:t xml:space="preserve"> login, </w:t>
+      </w:r>
+      <w:proofErr w:type="spellStart"/>
+      <w:r>
+        <w:rPr>
+          <w:rFonts w:ascii="Times New Roman" w:eastAsia="Times New Roman" w:hAnsi="Times New Roman" w:cs="Times New Roman"/>
+          <w:sz w:val="24"/>
+          <w:szCs w:val="24"/>
+          <w:lang w:val="en-US"/>
+        </w:rPr>
+        <w:t>menghitung</w:t>
+      </w:r>
+      <w:proofErr w:type="spellEnd"/>
+      <w:r>
+        <w:rPr>
+          <w:rFonts w:ascii="Times New Roman" w:eastAsia="Times New Roman" w:hAnsi="Times New Roman" w:cs="Times New Roman"/>
+          <w:sz w:val="24"/>
+          <w:szCs w:val="24"/>
+          <w:lang w:val="en-US"/>
+        </w:rPr>
+        <w:t xml:space="preserve"> </w:t>
+      </w:r>
+      <w:proofErr w:type="spellStart"/>
+      <w:r>
+        <w:rPr>
+          <w:rFonts w:ascii="Times New Roman" w:eastAsia="Times New Roman" w:hAnsi="Times New Roman" w:cs="Times New Roman"/>
+          <w:sz w:val="24"/>
+          <w:szCs w:val="24"/>
+          <w:lang w:val="en-US"/>
+        </w:rPr>
+        <w:t>harga</w:t>
+      </w:r>
+      <w:proofErr w:type="spellEnd"/>
+      <w:r>
+        <w:rPr>
+          <w:rFonts w:ascii="Times New Roman" w:eastAsia="Times New Roman" w:hAnsi="Times New Roman" w:cs="Times New Roman"/>
+          <w:sz w:val="24"/>
+          <w:szCs w:val="24"/>
+          <w:lang w:val="en-US"/>
+        </w:rPr>
+        <w:t xml:space="preserve"> </w:t>
+      </w:r>
+      <w:proofErr w:type="spellStart"/>
+      <w:r>
+        <w:rPr>
+          <w:rFonts w:ascii="Times New Roman" w:eastAsia="Times New Roman" w:hAnsi="Times New Roman" w:cs="Times New Roman"/>
+          <w:sz w:val="24"/>
+          <w:szCs w:val="24"/>
+          <w:lang w:val="en-US"/>
+        </w:rPr>
+        <w:t>dasar</w:t>
+      </w:r>
+      <w:proofErr w:type="spellEnd"/>
+      <w:r>
+        <w:rPr>
+          <w:rFonts w:ascii="Times New Roman" w:eastAsia="Times New Roman" w:hAnsi="Times New Roman" w:cs="Times New Roman"/>
+          <w:sz w:val="24"/>
+          <w:szCs w:val="24"/>
+          <w:lang w:val="en-US"/>
+        </w:rPr>
+        <w:t xml:space="preserve"> </w:t>
+      </w:r>
+      <w:proofErr w:type="spellStart"/>
+      <w:r>
+        <w:rPr>
+          <w:rFonts w:ascii="Times New Roman" w:eastAsia="Times New Roman" w:hAnsi="Times New Roman" w:cs="Times New Roman"/>
+          <w:sz w:val="24"/>
+          <w:szCs w:val="24"/>
+          <w:lang w:val="en-US"/>
+        </w:rPr>
+        <w:t>serta</w:t>
+      </w:r>
+      <w:proofErr w:type="spellEnd"/>
+      <w:r>
+        <w:rPr>
+          <w:rFonts w:ascii="Times New Roman" w:eastAsia="Times New Roman" w:hAnsi="Times New Roman" w:cs="Times New Roman"/>
+          <w:sz w:val="24"/>
+          <w:szCs w:val="24"/>
+          <w:lang w:val="en-US"/>
+        </w:rPr>
+        <w:t xml:space="preserve"> </w:t>
+      </w:r>
+      <w:proofErr w:type="spellStart"/>
+      <w:r>
+        <w:rPr>
+          <w:rFonts w:ascii="Times New Roman" w:eastAsia="Times New Roman" w:hAnsi="Times New Roman" w:cs="Times New Roman"/>
+          <w:sz w:val="24"/>
+          <w:szCs w:val="24"/>
+          <w:lang w:val="en-US"/>
+        </w:rPr>
+        <w:t>biaya</w:t>
+      </w:r>
+      <w:proofErr w:type="spellEnd"/>
+      <w:r>
+        <w:rPr>
+          <w:rFonts w:ascii="Times New Roman" w:eastAsia="Times New Roman" w:hAnsi="Times New Roman" w:cs="Times New Roman"/>
+          <w:sz w:val="24"/>
+          <w:szCs w:val="24"/>
+          <w:lang w:val="en-US"/>
+        </w:rPr>
+        <w:t xml:space="preserve"> admin </w:t>
+      </w:r>
+      <w:proofErr w:type="spellStart"/>
+      <w:r>
+        <w:rPr>
+          <w:rFonts w:ascii="Times New Roman" w:eastAsia="Times New Roman" w:hAnsi="Times New Roman" w:cs="Times New Roman"/>
+          <w:sz w:val="24"/>
+          <w:szCs w:val="24"/>
+          <w:lang w:val="en-US"/>
+        </w:rPr>
+        <w:t>secara</w:t>
+      </w:r>
+      <w:proofErr w:type="spellEnd"/>
+      <w:r>
+        <w:rPr>
+          <w:rFonts w:ascii="Times New Roman" w:eastAsia="Times New Roman" w:hAnsi="Times New Roman" w:cs="Times New Roman"/>
+          <w:sz w:val="24"/>
+          <w:szCs w:val="24"/>
+          <w:lang w:val="en-US"/>
+        </w:rPr>
+        <w:t xml:space="preserve"> </w:t>
+      </w:r>
+      <w:proofErr w:type="spellStart"/>
+      <w:r>
+        <w:rPr>
+          <w:rFonts w:ascii="Times New Roman" w:eastAsia="Times New Roman" w:hAnsi="Times New Roman" w:cs="Times New Roman"/>
+          <w:sz w:val="24"/>
+          <w:szCs w:val="24"/>
+          <w:lang w:val="en-US"/>
+        </w:rPr>
+        <w:t>otomatis</w:t>
+      </w:r>
+      <w:proofErr w:type="spellEnd"/>
+      <w:r>
+        <w:rPr>
+          <w:rFonts w:ascii="Times New Roman" w:eastAsia="Times New Roman" w:hAnsi="Times New Roman" w:cs="Times New Roman"/>
+          <w:sz w:val="24"/>
+          <w:szCs w:val="24"/>
+          <w:lang w:val="en-US"/>
+        </w:rPr>
+        <w:t xml:space="preserve"> </w:t>
+      </w:r>
+      <w:proofErr w:type="spellStart"/>
+      <w:r>
+        <w:rPr>
+          <w:rFonts w:ascii="Times New Roman" w:eastAsia="Times New Roman" w:hAnsi="Times New Roman" w:cs="Times New Roman"/>
+          <w:sz w:val="24"/>
+          <w:szCs w:val="24"/>
+          <w:lang w:val="en-US"/>
+        </w:rPr>
+        <w:t>berdasarkan</w:t>
+      </w:r>
+      <w:proofErr w:type="spellEnd"/>
+      <w:r>
+        <w:rPr>
+          <w:rFonts w:ascii="Times New Roman" w:eastAsia="Times New Roman" w:hAnsi="Times New Roman" w:cs="Times New Roman"/>
+          <w:sz w:val="24"/>
+          <w:szCs w:val="24"/>
+          <w:lang w:val="en-US"/>
+        </w:rPr>
+        <w:t xml:space="preserve"> </w:t>
+      </w:r>
+      <w:proofErr w:type="spellStart"/>
+      <w:r>
+        <w:rPr>
+          <w:rFonts w:ascii="Times New Roman" w:eastAsia="Times New Roman" w:hAnsi="Times New Roman" w:cs="Times New Roman"/>
+          <w:sz w:val="24"/>
+          <w:szCs w:val="24"/>
+          <w:lang w:val="en-US"/>
+        </w:rPr>
+        <w:t>kategori</w:t>
+      </w:r>
+      <w:proofErr w:type="spellEnd"/>
+      <w:r>
+        <w:rPr>
+          <w:rFonts w:ascii="Times New Roman" w:eastAsia="Times New Roman" w:hAnsi="Times New Roman" w:cs="Times New Roman"/>
+          <w:sz w:val="24"/>
+          <w:szCs w:val="24"/>
+          <w:lang w:val="en-US"/>
+        </w:rPr>
+        <w:t xml:space="preserve"> dan </w:t>
+      </w:r>
+      <w:proofErr w:type="spellStart"/>
+      <w:r>
+        <w:rPr>
+          <w:rFonts w:ascii="Times New Roman" w:eastAsia="Times New Roman" w:hAnsi="Times New Roman" w:cs="Times New Roman"/>
+          <w:sz w:val="24"/>
+          <w:szCs w:val="24"/>
+          <w:lang w:val="en-US"/>
+        </w:rPr>
+        <w:t>metode</w:t>
+      </w:r>
+      <w:proofErr w:type="spellEnd"/>
+      <w:r>
+        <w:rPr>
+          <w:rFonts w:ascii="Times New Roman" w:eastAsia="Times New Roman" w:hAnsi="Times New Roman" w:cs="Times New Roman"/>
+          <w:sz w:val="24"/>
+          <w:szCs w:val="24"/>
+          <w:lang w:val="en-US"/>
+        </w:rPr>
+        <w:t xml:space="preserve"> </w:t>
+      </w:r>
+      <w:proofErr w:type="spellStart"/>
+      <w:r>
+        <w:rPr>
+          <w:rFonts w:ascii="Times New Roman" w:eastAsia="Times New Roman" w:hAnsi="Times New Roman" w:cs="Times New Roman"/>
+          <w:sz w:val="24"/>
+          <w:szCs w:val="24"/>
+          <w:lang w:val="en-US"/>
+        </w:rPr>
+        <w:t>pembayaran</w:t>
+      </w:r>
+      <w:proofErr w:type="spellEnd"/>
+      <w:r>
+        <w:rPr>
+          <w:rFonts w:ascii="Times New Roman" w:eastAsia="Times New Roman" w:hAnsi="Times New Roman" w:cs="Times New Roman"/>
+          <w:sz w:val="24"/>
+          <w:szCs w:val="24"/>
+          <w:lang w:val="en-US"/>
+        </w:rPr>
+        <w:t xml:space="preserve"> yang </w:t>
+      </w:r>
+      <w:proofErr w:type="spellStart"/>
+      <w:r>
+        <w:rPr>
+          <w:rFonts w:ascii="Times New Roman" w:eastAsia="Times New Roman" w:hAnsi="Times New Roman" w:cs="Times New Roman"/>
+          <w:sz w:val="24"/>
+          <w:szCs w:val="24"/>
+          <w:lang w:val="en-US"/>
+        </w:rPr>
+        <w:t>dipilih</w:t>
+      </w:r>
+      <w:proofErr w:type="spellEnd"/>
+      <w:r>
+        <w:rPr>
+          <w:rFonts w:ascii="Times New Roman" w:eastAsia="Times New Roman" w:hAnsi="Times New Roman" w:cs="Times New Roman"/>
+          <w:sz w:val="24"/>
+          <w:szCs w:val="24"/>
+          <w:lang w:val="en-US"/>
+        </w:rPr>
+        <w:t xml:space="preserve">, </w:t>
+      </w:r>
+      <w:proofErr w:type="spellStart"/>
+      <w:r>
+        <w:rPr>
+          <w:rFonts w:ascii="Times New Roman" w:eastAsia="Times New Roman" w:hAnsi="Times New Roman" w:cs="Times New Roman"/>
+          <w:sz w:val="24"/>
+          <w:szCs w:val="24"/>
+          <w:lang w:val="en-US"/>
+        </w:rPr>
+        <w:t>validasi</w:t>
+      </w:r>
+      <w:proofErr w:type="spellEnd"/>
+      <w:r>
+        <w:rPr>
+          <w:rFonts w:ascii="Times New Roman" w:eastAsia="Times New Roman" w:hAnsi="Times New Roman" w:cs="Times New Roman"/>
+          <w:sz w:val="24"/>
+          <w:szCs w:val="24"/>
+          <w:lang w:val="en-US"/>
+        </w:rPr>
+        <w:t xml:space="preserve"> </w:t>
+      </w:r>
+      <w:proofErr w:type="spellStart"/>
+      <w:r>
+        <w:rPr>
+          <w:rFonts w:ascii="Times New Roman" w:eastAsia="Times New Roman" w:hAnsi="Times New Roman" w:cs="Times New Roman"/>
+          <w:sz w:val="24"/>
+          <w:szCs w:val="24"/>
+          <w:lang w:val="en-US"/>
+        </w:rPr>
+        <w:t>kecukupan</w:t>
+      </w:r>
+      <w:proofErr w:type="spellEnd"/>
+      <w:r>
+        <w:rPr>
+          <w:rFonts w:ascii="Times New Roman" w:eastAsia="Times New Roman" w:hAnsi="Times New Roman" w:cs="Times New Roman"/>
+          <w:sz w:val="24"/>
+          <w:szCs w:val="24"/>
+          <w:lang w:val="en-US"/>
+        </w:rPr>
+        <w:t xml:space="preserve"> </w:t>
+      </w:r>
+      <w:proofErr w:type="spellStart"/>
+      <w:r>
+        <w:rPr>
+          <w:rFonts w:ascii="Times New Roman" w:eastAsia="Times New Roman" w:hAnsi="Times New Roman" w:cs="Times New Roman"/>
+          <w:sz w:val="24"/>
+          <w:szCs w:val="24"/>
+          <w:lang w:val="en-US"/>
+        </w:rPr>
+        <w:t>saldo</w:t>
+      </w:r>
+      <w:proofErr w:type="spellEnd"/>
+      <w:r>
+        <w:rPr>
+          <w:rFonts w:ascii="Times New Roman" w:eastAsia="Times New Roman" w:hAnsi="Times New Roman" w:cs="Times New Roman"/>
+          <w:sz w:val="24"/>
+          <w:szCs w:val="24"/>
+          <w:lang w:val="en-US"/>
+        </w:rPr>
+        <w:t xml:space="preserve">, dan </w:t>
+      </w:r>
+      <w:proofErr w:type="spellStart"/>
+      <w:r>
+        <w:rPr>
+          <w:rFonts w:ascii="Times New Roman" w:eastAsia="Times New Roman" w:hAnsi="Times New Roman" w:cs="Times New Roman"/>
+          <w:sz w:val="24"/>
+          <w:szCs w:val="24"/>
+          <w:lang w:val="en-US"/>
+        </w:rPr>
+        <w:t>pencetakan</w:t>
+      </w:r>
+      <w:proofErr w:type="spellEnd"/>
+      <w:r>
+        <w:rPr>
+          <w:rFonts w:ascii="Times New Roman" w:eastAsia="Times New Roman" w:hAnsi="Times New Roman" w:cs="Times New Roman"/>
+          <w:sz w:val="24"/>
+          <w:szCs w:val="24"/>
+          <w:lang w:val="en-US"/>
+        </w:rPr>
+        <w:t xml:space="preserve"> </w:t>
+      </w:r>
+      <w:proofErr w:type="spellStart"/>
+      <w:r>
+        <w:rPr>
+          <w:rFonts w:ascii="Times New Roman" w:eastAsia="Times New Roman" w:hAnsi="Times New Roman" w:cs="Times New Roman"/>
+          <w:sz w:val="24"/>
+          <w:szCs w:val="24"/>
+          <w:lang w:val="en-US"/>
+        </w:rPr>
+        <w:t>struk</w:t>
+      </w:r>
+      <w:proofErr w:type="spellEnd"/>
+      <w:r>
+        <w:rPr>
+          <w:rFonts w:ascii="Times New Roman" w:eastAsia="Times New Roman" w:hAnsi="Times New Roman" w:cs="Times New Roman"/>
+          <w:sz w:val="24"/>
+          <w:szCs w:val="24"/>
+          <w:lang w:val="en-US"/>
+        </w:rPr>
+        <w:t xml:space="preserve"> </w:t>
+      </w:r>
+      <w:proofErr w:type="spellStart"/>
+      <w:r>
+        <w:rPr>
+          <w:rFonts w:ascii="Times New Roman" w:eastAsia="Times New Roman" w:hAnsi="Times New Roman" w:cs="Times New Roman"/>
+          <w:sz w:val="24"/>
+          <w:szCs w:val="24"/>
+          <w:lang w:val="en-US"/>
+        </w:rPr>
+        <w:t>pembelian</w:t>
+      </w:r>
+      <w:proofErr w:type="spellEnd"/>
+      <w:r>
+        <w:rPr>
+          <w:rFonts w:ascii="Times New Roman" w:eastAsia="Times New Roman" w:hAnsi="Times New Roman" w:cs="Times New Roman"/>
+          <w:sz w:val="24"/>
+          <w:szCs w:val="24"/>
+          <w:lang w:val="en-US"/>
+        </w:rPr>
+        <w:t>.</w:t>
+      </w:r>
+    </w:p>
+    <w:p>
+      <w:pPr>
+        <w:spacing w:line="360" w:lineRule="auto"/>
+        <w:jc w:val="both"/>
+        <w:rPr>
+          <w:rFonts w:ascii="Times New Roman" w:eastAsia="Times New Roman" w:hAnsi="Times New Roman" w:cs="Times New Roman"/>
+          <w:sz w:val="24"/>
+          <w:szCs w:val="24"/>
+        </w:rPr>
+      </w:pPr>
+    </w:p>
+    <w:p>
+      <w:pPr>
+        <w:spacing w:line="360" w:lineRule="auto"/>
+        <w:jc w:val="both"/>
+        <w:rPr>
+          <w:rFonts w:ascii="Times New Roman" w:eastAsia="Times New Roman" w:hAnsi="Times New Roman" w:cs="Times New Roman"/>
+          <w:sz w:val="24"/>
+          <w:szCs w:val="24"/>
+        </w:rPr>
+      </w:pPr>
+    </w:p>
+    <w:p>
+      <w:pPr>
+        <w:pStyle w:val="Heading1"/>
+        <w:ind w:left="0"/>
+        <w:rPr>
           <w:i/>
           <w:iCs/>
-          <w:sz w:val="26"/>
-          <w:szCs w:val="26"/>
-        </w:rPr>
-      </w:pPr>
-      <w:r>
-        <w:rPr>
-          <w:rFonts w:ascii="Times New Roman" w:eastAsia="Times New Roman" w:hAnsi="Times New Roman" w:cs="Times New Roman"/>
-          <w:sz w:val="24"/>
-          <w:szCs w:val="24"/>
-        </w:rPr>
-        <w:t xml:space="preserve">Program ini dirancang untuk mengelola data harga ke bentuk struktur list, melakukan perhitungan aritmatika manual untuk total biaya + admin, </w:t>
-      </w:r>
-      <w:r>
-        <w:rPr>
-          <w:rFonts w:ascii="Times" w:eastAsia="Times" w:hAnsi="Times" w:cs="Times"/>
-          <w:sz w:val="24"/>
-          <w:szCs w:val="24"/>
-        </w:rPr>
-        <w:t xml:space="preserve">mencari nilai rata-rata menggunakan </w:t>
-      </w:r>
-      <w:r>
-        <w:rPr>
-          <w:rFonts w:ascii="Times" w:eastAsia="Times" w:hAnsi="Times" w:cs="Times"/>
-          <w:b/>
-          <w:bCs/>
-          <w:sz w:val="24"/>
-          <w:szCs w:val="24"/>
-        </w:rPr>
-        <w:t xml:space="preserve">len(), </w:t>
-      </w:r>
-      <w:r>
-        <w:rPr>
-          <w:rFonts w:ascii="Times" w:eastAsia="Times" w:hAnsi="Times" w:cs="Times"/>
-          <w:sz w:val="24"/>
-          <w:szCs w:val="24"/>
-        </w:rPr>
-        <w:t>dan juga mengevaluasi perbandingan logika menggunakan 2 digit akhir nim. Selain itu, berfungsi mengkonversi mata uang ke Poundsterling (GBP) dan pemotongan data (slicing).</w:t>
-      </w:r>
-    </w:p>
-    <w:p>
-      <w:pPr>
-        <w:spacing w:line="360" w:lineRule="auto"/>
-        <w:jc w:val="both"/>
-        <w:rPr>
-          <w:rFonts w:ascii="Times New Roman" w:eastAsia="Times New Roman" w:hAnsi="Times New Roman" w:cs="Times New Roman"/>
-          <w:b/>
-          <w:bCs/>
-          <w:i/>
-          <w:iCs/>
-          <w:sz w:val="26"/>
-          <w:szCs w:val="26"/>
-        </w:rPr>
-      </w:pPr>
-    </w:p>
-    <w:p>
-      <w:pPr>
-        <w:spacing w:line="360" w:lineRule="auto"/>
-        <w:jc w:val="both"/>
-        <w:rPr>
-          <w:rFonts w:ascii="Times New Roman" w:eastAsia="Times New Roman" w:hAnsi="Times New Roman" w:cs="Times New Roman"/>
-          <w:b/>
-          <w:bCs/>
-          <w:i/>
-          <w:iCs/>
-          <w:sz w:val="26"/>
-          <w:szCs w:val="26"/>
-        </w:rPr>
-      </w:pPr>
-    </w:p>
-    <w:p>
-      <w:pPr>
-        <w:pStyle w:val="Heading1"/>
-        <w:ind w:left="0"/>
-        <w:rPr>
-          <w:i/>
-          <w:iCs/>
-          <w:sz w:val="24"/>
-          <w:szCs w:val="24"/>
-        </w:rPr>
-      </w:pPr>
-      <w:bookmarkStart w:id="5" w:name="_nxbgsnjfmxdu" w:colFirst="0" w:colLast="0"/>
-      <w:bookmarkEnd w:id="5"/>
+          <w:sz w:val="24"/>
+          <w:szCs w:val="24"/>
+          <w:lang w:val="en-US"/>
+        </w:rPr>
+      </w:pPr>
+      <w:bookmarkStart w:id="4" w:name="_nxbgsnjfmxdu" w:colFirst="0" w:colLast="0"/>
+      <w:bookmarkEnd w:id="4"/>
       <w:r>
         <w:t>3. Source Code</w:t>
       </w:r>
@@ -842,14 +2170,43 @@
           <w:szCs w:val="24"/>
         </w:rPr>
       </w:pPr>
-      <w:bookmarkStart w:id="6" w:name="_kyvba544n7ew" w:colFirst="0" w:colLast="0"/>
-      <w:bookmarkEnd w:id="6"/>
-      <w:r>
-        <w:rPr>
-          <w:sz w:val="24"/>
-          <w:szCs w:val="24"/>
-        </w:rPr>
-        <w:t>Deklarasi Harga dan List Komponen</w:t>
+      <w:bookmarkStart w:id="5" w:name="_kyvba544n7ew" w:colFirst="0" w:colLast="0"/>
+      <w:bookmarkEnd w:id="5"/>
+      <w:proofErr w:type="spellStart"/>
+      <w:r>
+        <w:rPr>
+          <w:sz w:val="24"/>
+          <w:szCs w:val="24"/>
+          <w:lang w:val="en-US"/>
+        </w:rPr>
+        <w:t>Logika</w:t>
+      </w:r>
+      <w:proofErr w:type="spellEnd"/>
+      <w:r>
+        <w:rPr>
+          <w:sz w:val="24"/>
+          <w:szCs w:val="24"/>
+          <w:lang w:val="en-US"/>
+        </w:rPr>
+        <w:t xml:space="preserve"> </w:t>
+      </w:r>
+      <w:proofErr w:type="spellStart"/>
+      <w:r>
+        <w:rPr>
+          <w:sz w:val="24"/>
+          <w:szCs w:val="24"/>
+          <w:lang w:val="en-US"/>
+        </w:rPr>
+        <w:t>Percabangan</w:t>
+      </w:r>
+      <w:proofErr w:type="spellEnd"/>
+      <w:r>
+        <w:rPr>
+          <w:sz w:val="24"/>
+          <w:szCs w:val="24"/>
+          <w:lang w:val="en-US"/>
+        </w:rPr>
+        <w:t xml:space="preserve"> (Login, Harga Dasar &amp; Ternary Operator)</w:t>
       </w:r>
     </w:p>
     <w:p>
@@ -862,15 +2219,188 @@
           <w:bCs/>
           <w:sz w:val="24"/>
           <w:szCs w:val="24"/>
-        </w:rPr>
-      </w:pPr>
-      <w:r>
-        <w:rPr>
-          <w:rFonts w:ascii="Times New Roman" w:eastAsia="Times New Roman" w:hAnsi="Times New Roman" w:cs="Times New Roman"/>
-          <w:sz w:val="24"/>
-          <w:szCs w:val="24"/>
-        </w:rPr>
-        <w:t>Menyimpan daftar harga komponen roket ke dalam satu struktur data terurut.</w:t>
+          <w:lang w:val="en-US"/>
+        </w:rPr>
+      </w:pPr>
+      <w:proofErr w:type="spellStart"/>
+      <w:r>
+        <w:rPr>
+          <w:rFonts w:ascii="Times New Roman" w:eastAsia="Times New Roman" w:hAnsi="Times New Roman" w:cs="Times New Roman"/>
+          <w:sz w:val="24"/>
+          <w:szCs w:val="24"/>
+          <w:lang w:val="en-US"/>
+        </w:rPr>
+        <w:t>Mengecek</w:t>
+      </w:r>
+      <w:proofErr w:type="spellEnd"/>
+      <w:r>
+        <w:rPr>
+          <w:rFonts w:ascii="Times New Roman" w:eastAsia="Times New Roman" w:hAnsi="Times New Roman" w:cs="Times New Roman"/>
+          <w:sz w:val="24"/>
+          <w:szCs w:val="24"/>
+          <w:lang w:val="en-US"/>
+        </w:rPr>
+        <w:t xml:space="preserve"> login, </w:t>
+      </w:r>
+      <w:proofErr w:type="spellStart"/>
+      <w:r>
+        <w:rPr>
+          <w:rFonts w:ascii="Times New Roman" w:eastAsia="Times New Roman" w:hAnsi="Times New Roman" w:cs="Times New Roman"/>
+          <w:sz w:val="24"/>
+          <w:szCs w:val="24"/>
+          <w:lang w:val="en-US"/>
+        </w:rPr>
+        <w:t>menentukan</w:t>
+      </w:r>
+      <w:proofErr w:type="spellEnd"/>
+      <w:r>
+        <w:rPr>
+          <w:rFonts w:ascii="Times New Roman" w:eastAsia="Times New Roman" w:hAnsi="Times New Roman" w:cs="Times New Roman"/>
+          <w:sz w:val="24"/>
+          <w:szCs w:val="24"/>
+          <w:lang w:val="en-US"/>
+        </w:rPr>
+        <w:t xml:space="preserve"> </w:t>
+      </w:r>
+      <w:proofErr w:type="spellStart"/>
+      <w:r>
+        <w:rPr>
+          <w:rFonts w:ascii="Times New Roman" w:eastAsia="Times New Roman" w:hAnsi="Times New Roman" w:cs="Times New Roman"/>
+          <w:sz w:val="24"/>
+          <w:szCs w:val="24"/>
+          <w:lang w:val="en-US"/>
+        </w:rPr>
+        <w:t>harga</w:t>
+      </w:r>
+      <w:proofErr w:type="spellEnd"/>
+      <w:r>
+        <w:rPr>
+          <w:rFonts w:ascii="Times New Roman" w:eastAsia="Times New Roman" w:hAnsi="Times New Roman" w:cs="Times New Roman"/>
+          <w:sz w:val="24"/>
+          <w:szCs w:val="24"/>
+          <w:lang w:val="en-US"/>
+        </w:rPr>
+        <w:t xml:space="preserve"> </w:t>
+      </w:r>
+      <w:proofErr w:type="spellStart"/>
+      <w:r>
+        <w:rPr>
+          <w:rFonts w:ascii="Times New Roman" w:eastAsia="Times New Roman" w:hAnsi="Times New Roman" w:cs="Times New Roman"/>
+          <w:sz w:val="24"/>
+          <w:szCs w:val="24"/>
+          <w:lang w:val="en-US"/>
+        </w:rPr>
+        <w:t>dasar</w:t>
+      </w:r>
+      <w:proofErr w:type="spellEnd"/>
+      <w:r>
+        <w:rPr>
+          <w:rFonts w:ascii="Times New Roman" w:eastAsia="Times New Roman" w:hAnsi="Times New Roman" w:cs="Times New Roman"/>
+          <w:sz w:val="24"/>
+          <w:szCs w:val="24"/>
+          <w:lang w:val="en-US"/>
+        </w:rPr>
+        <w:t xml:space="preserve"> </w:t>
+      </w:r>
+      <w:proofErr w:type="spellStart"/>
+      <w:r>
+        <w:rPr>
+          <w:rFonts w:ascii="Times New Roman" w:eastAsia="Times New Roman" w:hAnsi="Times New Roman" w:cs="Times New Roman"/>
+          <w:sz w:val="24"/>
+          <w:szCs w:val="24"/>
+          <w:lang w:val="en-US"/>
+        </w:rPr>
+        <w:t>dengan</w:t>
+      </w:r>
+      <w:proofErr w:type="spellEnd"/>
+      <w:r>
+        <w:rPr>
+          <w:rFonts w:ascii="Times New Roman" w:eastAsia="Times New Roman" w:hAnsi="Times New Roman" w:cs="Times New Roman"/>
+          <w:sz w:val="24"/>
+          <w:szCs w:val="24"/>
+          <w:lang w:val="en-US"/>
+        </w:rPr>
+        <w:t xml:space="preserve"> if, </w:t>
+      </w:r>
+      <w:proofErr w:type="spellStart"/>
+      <w:r>
+        <w:rPr>
+          <w:rFonts w:ascii="Times New Roman" w:eastAsia="Times New Roman" w:hAnsi="Times New Roman" w:cs="Times New Roman"/>
+          <w:sz w:val="24"/>
+          <w:szCs w:val="24"/>
+          <w:lang w:val="en-US"/>
+        </w:rPr>
+        <w:t>elif</w:t>
+      </w:r>
+      <w:proofErr w:type="spellEnd"/>
+      <w:r>
+        <w:rPr>
+          <w:rFonts w:ascii="Times New Roman" w:eastAsia="Times New Roman" w:hAnsi="Times New Roman" w:cs="Times New Roman"/>
+          <w:sz w:val="24"/>
+          <w:szCs w:val="24"/>
+          <w:lang w:val="en-US"/>
+        </w:rPr>
+        <w:t xml:space="preserve">, else, dan </w:t>
+      </w:r>
+      <w:proofErr w:type="spellStart"/>
+      <w:r>
+        <w:rPr>
+          <w:rFonts w:ascii="Times New Roman" w:eastAsia="Times New Roman" w:hAnsi="Times New Roman" w:cs="Times New Roman"/>
+          <w:sz w:val="24"/>
+          <w:szCs w:val="24"/>
+          <w:lang w:val="en-US"/>
+        </w:rPr>
+        <w:t>menghitung</w:t>
+      </w:r>
+      <w:proofErr w:type="spellEnd"/>
+      <w:r>
+        <w:rPr>
+          <w:rFonts w:ascii="Times New Roman" w:eastAsia="Times New Roman" w:hAnsi="Times New Roman" w:cs="Times New Roman"/>
+          <w:sz w:val="24"/>
+          <w:szCs w:val="24"/>
+          <w:lang w:val="en-US"/>
+        </w:rPr>
+        <w:t xml:space="preserve"> </w:t>
+      </w:r>
+      <w:proofErr w:type="spellStart"/>
+      <w:r>
+        <w:rPr>
+          <w:rFonts w:ascii="Times New Roman" w:eastAsia="Times New Roman" w:hAnsi="Times New Roman" w:cs="Times New Roman"/>
+          <w:sz w:val="24"/>
+          <w:szCs w:val="24"/>
+          <w:lang w:val="en-US"/>
+        </w:rPr>
+        <w:t>biaya</w:t>
+      </w:r>
+      <w:proofErr w:type="spellEnd"/>
+      <w:r>
+        <w:rPr>
+          <w:rFonts w:ascii="Times New Roman" w:eastAsia="Times New Roman" w:hAnsi="Times New Roman" w:cs="Times New Roman"/>
+          <w:sz w:val="24"/>
+          <w:szCs w:val="24"/>
+          <w:lang w:val="en-US"/>
+        </w:rPr>
+        <w:t xml:space="preserve"> admin </w:t>
+      </w:r>
+      <w:proofErr w:type="spellStart"/>
+      <w:r>
+        <w:rPr>
+          <w:rFonts w:ascii="Times New Roman" w:eastAsia="Times New Roman" w:hAnsi="Times New Roman" w:cs="Times New Roman"/>
+          <w:sz w:val="24"/>
+          <w:szCs w:val="24"/>
+          <w:lang w:val="en-US"/>
+        </w:rPr>
+        <w:t>memakai</w:t>
+      </w:r>
+      <w:proofErr w:type="spellEnd"/>
+      <w:r>
+        <w:rPr>
+          <w:rFonts w:ascii="Times New Roman" w:eastAsia="Times New Roman" w:hAnsi="Times New Roman" w:cs="Times New Roman"/>
+          <w:sz w:val="24"/>
+          <w:szCs w:val="24"/>
+          <w:lang w:val="en-US"/>
+        </w:rPr>
+        <w:t xml:space="preserve"> Ternary Operator.</w:t>
       </w:r>
     </w:p>
     <w:p>
@@ -879,8 +2409,8 @@
         <w:jc w:val="both"/>
         <w:rPr>
           <w:rFonts w:ascii="Times New Roman" w:eastAsia="Times New Roman" w:hAnsi="Times New Roman" w:cs="Times New Roman"/>
-          <w:i/>
-          <w:iCs/>
+          <w:b/>
+          <w:bCs/>
           <w:sz w:val="24"/>
           <w:szCs w:val="24"/>
         </w:rPr>
@@ -921,17 +2451,11 @@
           </w:tcPr>
           <w:p>
             <w:pPr>
-              <w:widowControl w:val="0"/>
-              <w:pBdr>
-                <w:top w:val="nil"/>
-                <w:left w:val="nil"/>
-                <w:bottom w:val="nil"/>
-                <w:right w:val="nil"/>
-                <w:between w:val="nil"/>
-              </w:pBdr>
-              <w:rPr>
-                <w:rFonts w:ascii="Consolas" w:eastAsia="Consolas" w:hAnsi="Consolas" w:cs="Consolas"/>
-                <w:color w:val="D19A66"/>
+              <w:pStyle w:val="NormalWeb"/>
+              <w:spacing w:before="0" w:beforeAutospacing="0" w:after="0" w:afterAutospacing="0" w:line="276" w:lineRule="auto"/>
+              <w:rPr>
+                <w:rFonts w:ascii="Consolas" w:hAnsi="Consolas"/>
+                <w:color w:val="ABB2BF"/>
                 <w:sz w:val="20"/>
                 <w:szCs w:val="20"/>
                 <w:shd w:val="clear" w:color="auto" w:fill="282C34"/>
@@ -939,199 +2463,785 @@
             </w:pPr>
             <w:r>
               <w:rPr>
-                <w:rFonts w:ascii="Consolas" w:eastAsia="Consolas" w:hAnsi="Consolas" w:cs="Consolas"/>
-                <w:color w:val="ABB2BF"/>
-                <w:sz w:val="20"/>
-                <w:szCs w:val="20"/>
-                <w:shd w:val="clear" w:color="auto" w:fill="282C34"/>
-              </w:rPr>
-              <w:t xml:space="preserve">komponen_1 = </w:t>
-            </w:r>
-            <w:r>
-              <w:rPr>
-                <w:rFonts w:ascii="Consolas" w:eastAsia="Consolas" w:hAnsi="Consolas" w:cs="Consolas"/>
-                <w:color w:val="D19A66"/>
-                <w:sz w:val="20"/>
-                <w:szCs w:val="20"/>
-                <w:shd w:val="clear" w:color="auto" w:fill="282C34"/>
-              </w:rPr>
-              <w:t>120000</w:t>
-            </w:r>
-            <w:r>
-              <w:rPr>
-                <w:rFonts w:ascii="Consolas" w:eastAsia="Consolas" w:hAnsi="Consolas" w:cs="Consolas"/>
-                <w:color w:val="ABB2BF"/>
-                <w:sz w:val="20"/>
-                <w:szCs w:val="20"/>
-                <w:shd w:val="clear" w:color="auto" w:fill="282C34"/>
-              </w:rPr>
-              <w:br/>
-              <w:t xml:space="preserve">komponen_2 = </w:t>
-            </w:r>
-            <w:r>
-              <w:rPr>
-                <w:rFonts w:ascii="Consolas" w:eastAsia="Consolas" w:hAnsi="Consolas" w:cs="Consolas"/>
-                <w:color w:val="D19A66"/>
-                <w:sz w:val="20"/>
-                <w:szCs w:val="20"/>
-                <w:shd w:val="clear" w:color="auto" w:fill="282C34"/>
-              </w:rPr>
-              <w:t>135000</w:t>
-            </w:r>
-            <w:r>
-              <w:rPr>
-                <w:rFonts w:ascii="Consolas" w:eastAsia="Consolas" w:hAnsi="Consolas" w:cs="Consolas"/>
-                <w:color w:val="ABB2BF"/>
-                <w:sz w:val="20"/>
-                <w:szCs w:val="20"/>
-                <w:shd w:val="clear" w:color="auto" w:fill="282C34"/>
-              </w:rPr>
-              <w:br/>
-              <w:t xml:space="preserve">komponen_3 = </w:t>
-            </w:r>
-            <w:r>
-              <w:rPr>
-                <w:rFonts w:ascii="Consolas" w:eastAsia="Consolas" w:hAnsi="Consolas" w:cs="Consolas"/>
-                <w:color w:val="D19A66"/>
-                <w:sz w:val="20"/>
-                <w:szCs w:val="20"/>
-                <w:shd w:val="clear" w:color="auto" w:fill="282C34"/>
-              </w:rPr>
-              <w:t>150000</w:t>
-            </w:r>
-            <w:r>
-              <w:rPr>
-                <w:rFonts w:ascii="Consolas" w:eastAsia="Consolas" w:hAnsi="Consolas" w:cs="Consolas"/>
-                <w:color w:val="ABB2BF"/>
-                <w:sz w:val="20"/>
-                <w:szCs w:val="20"/>
-                <w:shd w:val="clear" w:color="auto" w:fill="282C34"/>
-              </w:rPr>
-              <w:br/>
-              <w:t xml:space="preserve">komponen_4 = </w:t>
-            </w:r>
-            <w:r>
-              <w:rPr>
-                <w:rFonts w:ascii="Consolas" w:eastAsia="Consolas" w:hAnsi="Consolas" w:cs="Consolas"/>
-                <w:color w:val="D19A66"/>
-                <w:sz w:val="20"/>
-                <w:szCs w:val="20"/>
-                <w:shd w:val="clear" w:color="auto" w:fill="282C34"/>
-              </w:rPr>
-              <w:t>175000</w:t>
-            </w:r>
-            <w:r>
-              <w:rPr>
-                <w:rFonts w:ascii="Consolas" w:eastAsia="Consolas" w:hAnsi="Consolas" w:cs="Consolas"/>
-                <w:color w:val="ABB2BF"/>
-                <w:sz w:val="20"/>
-                <w:szCs w:val="20"/>
-                <w:shd w:val="clear" w:color="auto" w:fill="282C34"/>
-              </w:rPr>
-              <w:br/>
-              <w:t xml:space="preserve">komponen_5 = </w:t>
-            </w:r>
-            <w:r>
-              <w:rPr>
-                <w:rFonts w:ascii="Consolas" w:eastAsia="Consolas" w:hAnsi="Consolas" w:cs="Consolas"/>
-                <w:color w:val="D19A66"/>
-                <w:sz w:val="20"/>
-                <w:szCs w:val="20"/>
-                <w:shd w:val="clear" w:color="auto" w:fill="282C34"/>
-              </w:rPr>
-              <w:t>200000</w:t>
-            </w:r>
-            <w:r>
-              <w:rPr>
-                <w:rFonts w:ascii="Consolas" w:eastAsia="Consolas" w:hAnsi="Consolas" w:cs="Consolas"/>
-                <w:color w:val="ABB2BF"/>
-                <w:sz w:val="20"/>
-                <w:szCs w:val="20"/>
-                <w:shd w:val="clear" w:color="auto" w:fill="282C34"/>
-              </w:rPr>
-              <w:br/>
-              <w:t xml:space="preserve">komponen_6 = </w:t>
-            </w:r>
-            <w:r>
-              <w:rPr>
-                <w:rFonts w:ascii="Consolas" w:eastAsia="Consolas" w:hAnsi="Consolas" w:cs="Consolas"/>
-                <w:color w:val="D19A66"/>
-                <w:sz w:val="20"/>
-                <w:szCs w:val="20"/>
-                <w:shd w:val="clear" w:color="auto" w:fill="282C34"/>
-              </w:rPr>
-              <w:t>220000</w:t>
+                <w:rFonts w:ascii="Consolas" w:hAnsi="Consolas"/>
+                <w:color w:val="C678DD"/>
+                <w:sz w:val="20"/>
+                <w:szCs w:val="20"/>
+                <w:shd w:val="clear" w:color="auto" w:fill="282C34"/>
+              </w:rPr>
+              <w:t>if</w:t>
+            </w:r>
+            <w:r>
+              <w:rPr>
+                <w:rFonts w:ascii="Consolas" w:hAnsi="Consolas"/>
+                <w:color w:val="ABB2BF"/>
+                <w:sz w:val="20"/>
+                <w:szCs w:val="20"/>
+                <w:shd w:val="clear" w:color="auto" w:fill="282C34"/>
+              </w:rPr>
+              <w:t xml:space="preserve"> </w:t>
+            </w:r>
+            <w:proofErr w:type="gramStart"/>
+            <w:r>
+              <w:rPr>
+                <w:rFonts w:ascii="Consolas" w:hAnsi="Consolas"/>
+                <w:color w:val="ABB2BF"/>
+                <w:sz w:val="20"/>
+                <w:szCs w:val="20"/>
+                <w:shd w:val="clear" w:color="auto" w:fill="282C34"/>
+              </w:rPr>
+              <w:t>username !</w:t>
+            </w:r>
+            <w:proofErr w:type="gramEnd"/>
+            <w:r>
+              <w:rPr>
+                <w:rFonts w:ascii="Consolas" w:hAnsi="Consolas"/>
+                <w:color w:val="ABB2BF"/>
+                <w:sz w:val="20"/>
+                <w:szCs w:val="20"/>
+                <w:shd w:val="clear" w:color="auto" w:fill="282C34"/>
+              </w:rPr>
+              <w:t xml:space="preserve">= </w:t>
+            </w:r>
+            <w:r>
+              <w:rPr>
+                <w:rFonts w:ascii="Consolas" w:hAnsi="Consolas"/>
+                <w:color w:val="98C379"/>
+                <w:sz w:val="20"/>
+                <w:szCs w:val="20"/>
+                <w:shd w:val="clear" w:color="auto" w:fill="282C34"/>
+              </w:rPr>
+              <w:t>""</w:t>
+            </w:r>
+            <w:r>
+              <w:rPr>
+                <w:rFonts w:ascii="Consolas" w:hAnsi="Consolas"/>
+                <w:color w:val="ABB2BF"/>
+                <w:sz w:val="20"/>
+                <w:szCs w:val="20"/>
+                <w:shd w:val="clear" w:color="auto" w:fill="282C34"/>
+              </w:rPr>
+              <w:t xml:space="preserve"> </w:t>
+            </w:r>
+            <w:r>
+              <w:rPr>
+                <w:rFonts w:ascii="Consolas" w:hAnsi="Consolas"/>
+                <w:color w:val="C678DD"/>
+                <w:sz w:val="20"/>
+                <w:szCs w:val="20"/>
+                <w:shd w:val="clear" w:color="auto" w:fill="282C34"/>
+              </w:rPr>
+              <w:t>and</w:t>
+            </w:r>
+            <w:r>
+              <w:rPr>
+                <w:rFonts w:ascii="Consolas" w:hAnsi="Consolas"/>
+                <w:color w:val="ABB2BF"/>
+                <w:sz w:val="20"/>
+                <w:szCs w:val="20"/>
+                <w:shd w:val="clear" w:color="auto" w:fill="282C34"/>
+              </w:rPr>
+              <w:t xml:space="preserve"> password == </w:t>
+            </w:r>
+            <w:proofErr w:type="spellStart"/>
+            <w:r>
+              <w:rPr>
+                <w:rFonts w:ascii="Consolas" w:hAnsi="Consolas"/>
+                <w:color w:val="ABB2BF"/>
+                <w:sz w:val="20"/>
+                <w:szCs w:val="20"/>
+                <w:shd w:val="clear" w:color="auto" w:fill="282C34"/>
+              </w:rPr>
+              <w:t>password_benar</w:t>
+            </w:r>
+            <w:proofErr w:type="spellEnd"/>
+            <w:r>
+              <w:rPr>
+                <w:rFonts w:ascii="Consolas" w:hAnsi="Consolas"/>
+                <w:color w:val="ABB2BF"/>
+                <w:sz w:val="20"/>
+                <w:szCs w:val="20"/>
+                <w:shd w:val="clear" w:color="auto" w:fill="282C34"/>
+              </w:rPr>
+              <w:t>:</w:t>
             </w:r>
           </w:p>
           <w:p>
             <w:pPr>
-              <w:widowControl w:val="0"/>
-              <w:pBdr>
-                <w:top w:val="nil"/>
-                <w:left w:val="nil"/>
-                <w:bottom w:val="nil"/>
-                <w:right w:val="nil"/>
-                <w:between w:val="nil"/>
-              </w:pBdr>
-              <w:rPr>
-                <w:rFonts w:ascii="Consolas" w:eastAsia="Consolas" w:hAnsi="Consolas" w:cs="Consolas"/>
-                <w:color w:val="F8F8F2"/>
-                <w:sz w:val="20"/>
-                <w:szCs w:val="20"/>
+              <w:pStyle w:val="NormalWeb"/>
+              <w:spacing w:before="0" w:beforeAutospacing="0" w:after="0" w:afterAutospacing="0" w:line="276" w:lineRule="auto"/>
+              <w:rPr>
+                <w:rFonts w:ascii="Consolas" w:hAnsi="Consolas"/>
+                <w:color w:val="D19A66"/>
+                <w:sz w:val="20"/>
+                <w:szCs w:val="20"/>
+                <w:shd w:val="clear" w:color="auto" w:fill="282C34"/>
               </w:rPr>
             </w:pPr>
             <w:r>
               <w:rPr>
-                <w:rFonts w:ascii="Consolas" w:eastAsia="Consolas" w:hAnsi="Consolas" w:cs="Consolas"/>
+                <w:rFonts w:ascii="Consolas" w:hAnsi="Consolas"/>
                 <w:color w:val="ABB2BF"/>
                 <w:sz w:val="20"/>
                 <w:szCs w:val="20"/>
                 <w:shd w:val="clear" w:color="auto" w:fill="282C34"/>
               </w:rPr>
               <w:br/>
-              <w:t>harga_komponen = [</w:t>
-            </w:r>
-            <w:r>
-              <w:rPr>
-                <w:rFonts w:ascii="Consolas" w:eastAsia="Consolas" w:hAnsi="Consolas" w:cs="Consolas"/>
+            </w:r>
+            <w:r>
+              <w:rPr>
+                <w:rFonts w:ascii="Consolas" w:hAnsi="Consolas"/>
+                <w:color w:val="C678DD"/>
+                <w:sz w:val="20"/>
+                <w:szCs w:val="20"/>
+                <w:shd w:val="clear" w:color="auto" w:fill="282C34"/>
+              </w:rPr>
+              <w:t>if</w:t>
+            </w:r>
+            <w:r>
+              <w:rPr>
+                <w:rFonts w:ascii="Consolas" w:hAnsi="Consolas"/>
+                <w:color w:val="ABB2BF"/>
+                <w:sz w:val="20"/>
+                <w:szCs w:val="20"/>
+                <w:shd w:val="clear" w:color="auto" w:fill="282C34"/>
+              </w:rPr>
+              <w:t xml:space="preserve"> </w:t>
+            </w:r>
+            <w:proofErr w:type="spellStart"/>
+            <w:r>
+              <w:rPr>
+                <w:rFonts w:ascii="Consolas" w:hAnsi="Consolas"/>
+                <w:color w:val="ABB2BF"/>
+                <w:sz w:val="20"/>
+                <w:szCs w:val="20"/>
+                <w:shd w:val="clear" w:color="auto" w:fill="282C34"/>
+              </w:rPr>
+              <w:t>kategori</w:t>
+            </w:r>
+            <w:proofErr w:type="spellEnd"/>
+            <w:r>
+              <w:rPr>
+                <w:rFonts w:ascii="Consolas" w:hAnsi="Consolas"/>
+                <w:color w:val="ABB2BF"/>
+                <w:sz w:val="20"/>
+                <w:szCs w:val="20"/>
+                <w:shd w:val="clear" w:color="auto" w:fill="282C34"/>
+              </w:rPr>
+              <w:t xml:space="preserve"> == </w:t>
+            </w:r>
+            <w:r>
+              <w:rPr>
+                <w:rFonts w:ascii="Consolas" w:hAnsi="Consolas"/>
+                <w:color w:val="98C379"/>
+                <w:sz w:val="20"/>
+                <w:szCs w:val="20"/>
+                <w:shd w:val="clear" w:color="auto" w:fill="282C34"/>
+              </w:rPr>
+              <w:t>"Kecil"</w:t>
+            </w:r>
+            <w:r>
+              <w:rPr>
+                <w:rFonts w:ascii="Consolas" w:hAnsi="Consolas"/>
+                <w:color w:val="ABB2BF"/>
+                <w:sz w:val="20"/>
+                <w:szCs w:val="20"/>
+                <w:shd w:val="clear" w:color="auto" w:fill="282C34"/>
+              </w:rPr>
+              <w:t>:</w:t>
+            </w:r>
+            <w:r>
+              <w:rPr>
+                <w:rFonts w:ascii="Consolas" w:hAnsi="Consolas"/>
                 <w:color w:val="ABB2BF"/>
                 <w:sz w:val="20"/>
                 <w:szCs w:val="20"/>
                 <w:shd w:val="clear" w:color="auto" w:fill="282C34"/>
               </w:rPr>
               <w:br/>
-              <w:t xml:space="preserve">  komponen_1, komponen_2, komponen_3, komponen_4, komponen_5, komponen_6,</w:t>
-            </w:r>
-            <w:r>
-              <w:rPr>
-                <w:rFonts w:ascii="Consolas" w:eastAsia="Consolas" w:hAnsi="Consolas" w:cs="Consolas"/>
+              <w:t xml:space="preserve">        </w:t>
+            </w:r>
+            <w:proofErr w:type="spellStart"/>
+            <w:r>
+              <w:rPr>
+                <w:rFonts w:ascii="Consolas" w:hAnsi="Consolas"/>
+                <w:color w:val="ABB2BF"/>
+                <w:sz w:val="20"/>
+                <w:szCs w:val="20"/>
+                <w:shd w:val="clear" w:color="auto" w:fill="282C34"/>
+              </w:rPr>
+              <w:t>harga_dasar</w:t>
+            </w:r>
+            <w:proofErr w:type="spellEnd"/>
+            <w:r>
+              <w:rPr>
+                <w:rFonts w:ascii="Consolas" w:hAnsi="Consolas"/>
+                <w:color w:val="ABB2BF"/>
+                <w:sz w:val="20"/>
+                <w:szCs w:val="20"/>
+                <w:shd w:val="clear" w:color="auto" w:fill="282C34"/>
+              </w:rPr>
+              <w:t xml:space="preserve"> = </w:t>
+            </w:r>
+            <w:r>
+              <w:rPr>
+                <w:rFonts w:ascii="Consolas" w:hAnsi="Consolas"/>
+                <w:color w:val="D19A66"/>
+                <w:sz w:val="20"/>
+                <w:szCs w:val="20"/>
+                <w:shd w:val="clear" w:color="auto" w:fill="282C34"/>
+              </w:rPr>
+              <w:t>15000</w:t>
+            </w:r>
+            <w:r>
+              <w:rPr>
+                <w:rFonts w:ascii="Consolas" w:hAnsi="Consolas"/>
                 <w:color w:val="ABB2BF"/>
                 <w:sz w:val="20"/>
                 <w:szCs w:val="20"/>
                 <w:shd w:val="clear" w:color="auto" w:fill="282C34"/>
               </w:rPr>
               <w:br/>
-              <w:t>]</w:t>
-            </w:r>
+              <w:t xml:space="preserve">    </w:t>
+            </w:r>
+            <w:proofErr w:type="spellStart"/>
+            <w:r>
+              <w:rPr>
+                <w:rFonts w:ascii="Consolas" w:hAnsi="Consolas"/>
+                <w:color w:val="ABB2BF"/>
+                <w:sz w:val="20"/>
+                <w:szCs w:val="20"/>
+                <w:shd w:val="clear" w:color="auto" w:fill="282C34"/>
+              </w:rPr>
+              <w:t>elif</w:t>
+            </w:r>
+            <w:proofErr w:type="spellEnd"/>
+            <w:r>
+              <w:rPr>
+                <w:rFonts w:ascii="Consolas" w:hAnsi="Consolas"/>
+                <w:color w:val="ABB2BF"/>
+                <w:sz w:val="20"/>
+                <w:szCs w:val="20"/>
+                <w:shd w:val="clear" w:color="auto" w:fill="282C34"/>
+              </w:rPr>
+              <w:t xml:space="preserve"> </w:t>
+            </w:r>
+            <w:proofErr w:type="spellStart"/>
+            <w:r>
+              <w:rPr>
+                <w:rFonts w:ascii="Consolas" w:hAnsi="Consolas"/>
+                <w:color w:val="ABB2BF"/>
+                <w:sz w:val="20"/>
+                <w:szCs w:val="20"/>
+                <w:shd w:val="clear" w:color="auto" w:fill="282C34"/>
+              </w:rPr>
+              <w:t>kategori</w:t>
+            </w:r>
+            <w:proofErr w:type="spellEnd"/>
+            <w:r>
+              <w:rPr>
+                <w:rFonts w:ascii="Consolas" w:hAnsi="Consolas"/>
+                <w:color w:val="ABB2BF"/>
+                <w:sz w:val="20"/>
+                <w:szCs w:val="20"/>
+                <w:shd w:val="clear" w:color="auto" w:fill="282C34"/>
+              </w:rPr>
+              <w:t xml:space="preserve"> == </w:t>
+            </w:r>
+            <w:r>
+              <w:rPr>
+                <w:rFonts w:ascii="Consolas" w:hAnsi="Consolas"/>
+                <w:color w:val="98C379"/>
+                <w:sz w:val="20"/>
+                <w:szCs w:val="20"/>
+                <w:shd w:val="clear" w:color="auto" w:fill="282C34"/>
+              </w:rPr>
+              <w:t>"</w:t>
+            </w:r>
+            <w:proofErr w:type="spellStart"/>
+            <w:r>
+              <w:rPr>
+                <w:rFonts w:ascii="Consolas" w:hAnsi="Consolas"/>
+                <w:color w:val="98C379"/>
+                <w:sz w:val="20"/>
+                <w:szCs w:val="20"/>
+                <w:shd w:val="clear" w:color="auto" w:fill="282C34"/>
+              </w:rPr>
+              <w:t>Menengah</w:t>
+            </w:r>
+            <w:proofErr w:type="spellEnd"/>
+            <w:r>
+              <w:rPr>
+                <w:rFonts w:ascii="Consolas" w:hAnsi="Consolas"/>
+                <w:color w:val="98C379"/>
+                <w:sz w:val="20"/>
+                <w:szCs w:val="20"/>
+                <w:shd w:val="clear" w:color="auto" w:fill="282C34"/>
+              </w:rPr>
+              <w:t>"</w:t>
+            </w:r>
+            <w:r>
+              <w:rPr>
+                <w:rFonts w:ascii="Consolas" w:hAnsi="Consolas"/>
+                <w:color w:val="ABB2BF"/>
+                <w:sz w:val="20"/>
+                <w:szCs w:val="20"/>
+                <w:shd w:val="clear" w:color="auto" w:fill="282C34"/>
+              </w:rPr>
+              <w:t>:</w:t>
+            </w:r>
+            <w:r>
+              <w:rPr>
+                <w:rFonts w:ascii="Consolas" w:hAnsi="Consolas"/>
+                <w:color w:val="ABB2BF"/>
+                <w:sz w:val="20"/>
+                <w:szCs w:val="20"/>
+                <w:shd w:val="clear" w:color="auto" w:fill="282C34"/>
+              </w:rPr>
+              <w:br/>
+              <w:t xml:space="preserve">        </w:t>
+            </w:r>
+            <w:proofErr w:type="spellStart"/>
+            <w:r>
+              <w:rPr>
+                <w:rFonts w:ascii="Consolas" w:hAnsi="Consolas"/>
+                <w:color w:val="ABB2BF"/>
+                <w:sz w:val="20"/>
+                <w:szCs w:val="20"/>
+                <w:shd w:val="clear" w:color="auto" w:fill="282C34"/>
+              </w:rPr>
+              <w:t>harga_dasar</w:t>
+            </w:r>
+            <w:proofErr w:type="spellEnd"/>
+            <w:r>
+              <w:rPr>
+                <w:rFonts w:ascii="Consolas" w:hAnsi="Consolas"/>
+                <w:color w:val="ABB2BF"/>
+                <w:sz w:val="20"/>
+                <w:szCs w:val="20"/>
+                <w:shd w:val="clear" w:color="auto" w:fill="282C34"/>
+              </w:rPr>
+              <w:t xml:space="preserve"> = </w:t>
+            </w:r>
+            <w:r>
+              <w:rPr>
+                <w:rFonts w:ascii="Consolas" w:hAnsi="Consolas"/>
+                <w:color w:val="D19A66"/>
+                <w:sz w:val="20"/>
+                <w:szCs w:val="20"/>
+                <w:shd w:val="clear" w:color="auto" w:fill="282C34"/>
+              </w:rPr>
+              <w:t>50000</w:t>
+            </w:r>
+            <w:r>
+              <w:rPr>
+                <w:rFonts w:ascii="Consolas" w:hAnsi="Consolas"/>
+                <w:color w:val="ABB2BF"/>
+                <w:sz w:val="20"/>
+                <w:szCs w:val="20"/>
+                <w:shd w:val="clear" w:color="auto" w:fill="282C34"/>
+              </w:rPr>
+              <w:br/>
+              <w:t xml:space="preserve">    </w:t>
+            </w:r>
+            <w:proofErr w:type="spellStart"/>
+            <w:r>
+              <w:rPr>
+                <w:rFonts w:ascii="Consolas" w:hAnsi="Consolas"/>
+                <w:color w:val="ABB2BF"/>
+                <w:sz w:val="20"/>
+                <w:szCs w:val="20"/>
+                <w:shd w:val="clear" w:color="auto" w:fill="282C34"/>
+              </w:rPr>
+              <w:t>elif</w:t>
+            </w:r>
+            <w:proofErr w:type="spellEnd"/>
+            <w:r>
+              <w:rPr>
+                <w:rFonts w:ascii="Consolas" w:hAnsi="Consolas"/>
+                <w:color w:val="ABB2BF"/>
+                <w:sz w:val="20"/>
+                <w:szCs w:val="20"/>
+                <w:shd w:val="clear" w:color="auto" w:fill="282C34"/>
+              </w:rPr>
+              <w:t xml:space="preserve"> </w:t>
+            </w:r>
+            <w:proofErr w:type="spellStart"/>
+            <w:r>
+              <w:rPr>
+                <w:rFonts w:ascii="Consolas" w:hAnsi="Consolas"/>
+                <w:color w:val="ABB2BF"/>
+                <w:sz w:val="20"/>
+                <w:szCs w:val="20"/>
+                <w:shd w:val="clear" w:color="auto" w:fill="282C34"/>
+              </w:rPr>
+              <w:t>kategori</w:t>
+            </w:r>
+            <w:proofErr w:type="spellEnd"/>
+            <w:r>
+              <w:rPr>
+                <w:rFonts w:ascii="Consolas" w:hAnsi="Consolas"/>
+                <w:color w:val="ABB2BF"/>
+                <w:sz w:val="20"/>
+                <w:szCs w:val="20"/>
+                <w:shd w:val="clear" w:color="auto" w:fill="282C34"/>
+              </w:rPr>
+              <w:t xml:space="preserve"> == </w:t>
+            </w:r>
+            <w:r>
+              <w:rPr>
+                <w:rFonts w:ascii="Consolas" w:hAnsi="Consolas"/>
+                <w:color w:val="98C379"/>
+                <w:sz w:val="20"/>
+                <w:szCs w:val="20"/>
+                <w:shd w:val="clear" w:color="auto" w:fill="282C34"/>
+              </w:rPr>
+              <w:t>"</w:t>
+            </w:r>
+            <w:proofErr w:type="spellStart"/>
+            <w:r>
+              <w:rPr>
+                <w:rFonts w:ascii="Consolas" w:hAnsi="Consolas"/>
+                <w:color w:val="98C379"/>
+                <w:sz w:val="20"/>
+                <w:szCs w:val="20"/>
+                <w:shd w:val="clear" w:color="auto" w:fill="282C34"/>
+              </w:rPr>
+              <w:t>Besar</w:t>
+            </w:r>
+            <w:proofErr w:type="spellEnd"/>
+            <w:r>
+              <w:rPr>
+                <w:rFonts w:ascii="Consolas" w:hAnsi="Consolas"/>
+                <w:color w:val="98C379"/>
+                <w:sz w:val="20"/>
+                <w:szCs w:val="20"/>
+                <w:shd w:val="clear" w:color="auto" w:fill="282C34"/>
+              </w:rPr>
+              <w:t>"</w:t>
+            </w:r>
+            <w:r>
+              <w:rPr>
+                <w:rFonts w:ascii="Consolas" w:hAnsi="Consolas"/>
+                <w:color w:val="ABB2BF"/>
+                <w:sz w:val="20"/>
+                <w:szCs w:val="20"/>
+                <w:shd w:val="clear" w:color="auto" w:fill="282C34"/>
+              </w:rPr>
+              <w:t>:</w:t>
+            </w:r>
+            <w:r>
+              <w:rPr>
+                <w:rFonts w:ascii="Consolas" w:hAnsi="Consolas"/>
+                <w:color w:val="ABB2BF"/>
+                <w:sz w:val="20"/>
+                <w:szCs w:val="20"/>
+                <w:shd w:val="clear" w:color="auto" w:fill="282C34"/>
+              </w:rPr>
+              <w:br/>
+              <w:t xml:space="preserve">        </w:t>
+            </w:r>
+            <w:proofErr w:type="spellStart"/>
+            <w:r>
+              <w:rPr>
+                <w:rFonts w:ascii="Consolas" w:hAnsi="Consolas"/>
+                <w:color w:val="ABB2BF"/>
+                <w:sz w:val="20"/>
+                <w:szCs w:val="20"/>
+                <w:shd w:val="clear" w:color="auto" w:fill="282C34"/>
+              </w:rPr>
+              <w:t>harga_dasar</w:t>
+            </w:r>
+            <w:proofErr w:type="spellEnd"/>
+            <w:r>
+              <w:rPr>
+                <w:rFonts w:ascii="Consolas" w:hAnsi="Consolas"/>
+                <w:color w:val="ABB2BF"/>
+                <w:sz w:val="20"/>
+                <w:szCs w:val="20"/>
+                <w:shd w:val="clear" w:color="auto" w:fill="282C34"/>
+              </w:rPr>
+              <w:t xml:space="preserve"> = </w:t>
+            </w:r>
+            <w:r>
+              <w:rPr>
+                <w:rFonts w:ascii="Consolas" w:hAnsi="Consolas"/>
+                <w:color w:val="D19A66"/>
+                <w:sz w:val="20"/>
+                <w:szCs w:val="20"/>
+                <w:shd w:val="clear" w:color="auto" w:fill="282C34"/>
+              </w:rPr>
+              <w:t>150000</w:t>
+            </w:r>
+          </w:p>
+          <w:p>
+            <w:pPr>
+              <w:pStyle w:val="NormalWeb"/>
+              <w:spacing w:before="0" w:beforeAutospacing="0" w:after="0" w:afterAutospacing="0" w:line="276" w:lineRule="auto"/>
+              <w:rPr>
+                <w:rFonts w:ascii="Consolas" w:hAnsi="Consolas"/>
+                <w:color w:val="ABB2BF"/>
+                <w:sz w:val="20"/>
+                <w:szCs w:val="20"/>
+                <w:shd w:val="clear" w:color="auto" w:fill="282C34"/>
+              </w:rPr>
+            </w:pPr>
+            <w:r>
+              <w:rPr>
+                <w:rFonts w:ascii="Consolas" w:hAnsi="Consolas"/>
+                <w:color w:val="ABB2BF"/>
+                <w:sz w:val="20"/>
+                <w:szCs w:val="20"/>
+                <w:shd w:val="clear" w:color="auto" w:fill="282C34"/>
+              </w:rPr>
+              <w:br/>
+            </w:r>
+            <w:proofErr w:type="spellStart"/>
+            <w:r>
+              <w:rPr>
+                <w:rFonts w:ascii="Consolas" w:hAnsi="Consolas"/>
+                <w:color w:val="ABB2BF"/>
+                <w:sz w:val="20"/>
+                <w:szCs w:val="20"/>
+                <w:shd w:val="clear" w:color="auto" w:fill="282C34"/>
+              </w:rPr>
+              <w:t>biaya_admin</w:t>
+            </w:r>
+            <w:proofErr w:type="spellEnd"/>
+            <w:r>
+              <w:rPr>
+                <w:rFonts w:ascii="Consolas" w:hAnsi="Consolas"/>
+                <w:color w:val="ABB2BF"/>
+                <w:sz w:val="20"/>
+                <w:szCs w:val="20"/>
+                <w:shd w:val="clear" w:color="auto" w:fill="282C34"/>
+              </w:rPr>
+              <w:t xml:space="preserve"> = </w:t>
+            </w:r>
+            <w:r>
+              <w:rPr>
+                <w:rFonts w:ascii="Consolas" w:hAnsi="Consolas"/>
+                <w:color w:val="D19A66"/>
+                <w:sz w:val="20"/>
+                <w:szCs w:val="20"/>
+                <w:shd w:val="clear" w:color="auto" w:fill="282C34"/>
+              </w:rPr>
+              <w:t>2500</w:t>
+            </w:r>
+            <w:r>
+              <w:rPr>
+                <w:rFonts w:ascii="Consolas" w:hAnsi="Consolas"/>
+                <w:color w:val="ABB2BF"/>
+                <w:sz w:val="20"/>
+                <w:szCs w:val="20"/>
+                <w:shd w:val="clear" w:color="auto" w:fill="282C34"/>
+              </w:rPr>
+              <w:t xml:space="preserve"> </w:t>
+            </w:r>
+            <w:r>
+              <w:rPr>
+                <w:rFonts w:ascii="Consolas" w:hAnsi="Consolas"/>
+                <w:color w:val="C678DD"/>
+                <w:sz w:val="20"/>
+                <w:szCs w:val="20"/>
+                <w:shd w:val="clear" w:color="auto" w:fill="282C34"/>
+              </w:rPr>
+              <w:t>if</w:t>
+            </w:r>
+            <w:r>
+              <w:rPr>
+                <w:rFonts w:ascii="Consolas" w:hAnsi="Consolas"/>
+                <w:color w:val="ABB2BF"/>
+                <w:sz w:val="20"/>
+                <w:szCs w:val="20"/>
+                <w:shd w:val="clear" w:color="auto" w:fill="282C34"/>
+              </w:rPr>
+              <w:t xml:space="preserve"> </w:t>
+            </w:r>
+            <w:proofErr w:type="spellStart"/>
+            <w:r>
+              <w:rPr>
+                <w:rFonts w:ascii="Consolas" w:hAnsi="Consolas"/>
+                <w:color w:val="ABB2BF"/>
+                <w:sz w:val="20"/>
+                <w:szCs w:val="20"/>
+                <w:shd w:val="clear" w:color="auto" w:fill="282C34"/>
+              </w:rPr>
+              <w:t>metode</w:t>
+            </w:r>
+            <w:proofErr w:type="spellEnd"/>
+            <w:r>
+              <w:rPr>
+                <w:rFonts w:ascii="Consolas" w:hAnsi="Consolas"/>
+                <w:color w:val="ABB2BF"/>
+                <w:sz w:val="20"/>
+                <w:szCs w:val="20"/>
+                <w:shd w:val="clear" w:color="auto" w:fill="282C34"/>
+              </w:rPr>
+              <w:t xml:space="preserve"> == </w:t>
+            </w:r>
+            <w:r>
+              <w:rPr>
+                <w:rFonts w:ascii="Consolas" w:hAnsi="Consolas"/>
+                <w:color w:val="98C379"/>
+                <w:sz w:val="20"/>
+                <w:szCs w:val="20"/>
+                <w:shd w:val="clear" w:color="auto" w:fill="282C34"/>
+              </w:rPr>
+              <w:t>"</w:t>
+            </w:r>
+            <w:proofErr w:type="spellStart"/>
+            <w:r>
+              <w:rPr>
+                <w:rFonts w:ascii="Consolas" w:hAnsi="Consolas"/>
+                <w:color w:val="98C379"/>
+                <w:sz w:val="20"/>
+                <w:szCs w:val="20"/>
+                <w:shd w:val="clear" w:color="auto" w:fill="282C34"/>
+              </w:rPr>
+              <w:t>Pulsa</w:t>
+            </w:r>
+            <w:proofErr w:type="spellEnd"/>
+            <w:r>
+              <w:rPr>
+                <w:rFonts w:ascii="Consolas" w:hAnsi="Consolas"/>
+                <w:color w:val="98C379"/>
+                <w:sz w:val="20"/>
+                <w:szCs w:val="20"/>
+                <w:shd w:val="clear" w:color="auto" w:fill="282C34"/>
+              </w:rPr>
+              <w:t>"</w:t>
+            </w:r>
+            <w:r>
+              <w:rPr>
+                <w:rFonts w:ascii="Consolas" w:hAnsi="Consolas"/>
+                <w:color w:val="ABB2BF"/>
+                <w:sz w:val="20"/>
+                <w:szCs w:val="20"/>
+                <w:shd w:val="clear" w:color="auto" w:fill="282C34"/>
+              </w:rPr>
+              <w:t xml:space="preserve"> </w:t>
+            </w:r>
+            <w:r>
+              <w:rPr>
+                <w:rFonts w:ascii="Consolas" w:hAnsi="Consolas"/>
+                <w:color w:val="C678DD"/>
+                <w:sz w:val="20"/>
+                <w:szCs w:val="20"/>
+                <w:shd w:val="clear" w:color="auto" w:fill="282C34"/>
+              </w:rPr>
+              <w:t>else</w:t>
+            </w:r>
+            <w:r>
+              <w:rPr>
+                <w:rFonts w:ascii="Consolas" w:hAnsi="Consolas"/>
+                <w:color w:val="ABB2BF"/>
+                <w:sz w:val="20"/>
+                <w:szCs w:val="20"/>
+                <w:shd w:val="clear" w:color="auto" w:fill="282C34"/>
+              </w:rPr>
+              <w:t xml:space="preserve"> </w:t>
+            </w:r>
+            <w:r>
+              <w:rPr>
+                <w:rFonts w:ascii="Consolas" w:hAnsi="Consolas"/>
+                <w:color w:val="D19A66"/>
+                <w:sz w:val="20"/>
+                <w:szCs w:val="20"/>
+                <w:shd w:val="clear" w:color="auto" w:fill="282C34"/>
+              </w:rPr>
+              <w:t>500</w:t>
+            </w:r>
+            <w:r>
+              <w:rPr>
+                <w:rFonts w:ascii="Consolas" w:hAnsi="Consolas"/>
+                <w:color w:val="ABB2BF"/>
+                <w:sz w:val="20"/>
+                <w:szCs w:val="20"/>
+                <w:shd w:val="clear" w:color="auto" w:fill="282C34"/>
+              </w:rPr>
+              <w:br/>
+              <w:t xml:space="preserve">    </w:t>
+            </w:r>
+            <w:proofErr w:type="spellStart"/>
+            <w:r>
+              <w:rPr>
+                <w:rFonts w:ascii="Consolas" w:hAnsi="Consolas"/>
+                <w:color w:val="ABB2BF"/>
+                <w:sz w:val="20"/>
+                <w:szCs w:val="20"/>
+                <w:shd w:val="clear" w:color="auto" w:fill="282C34"/>
+              </w:rPr>
+              <w:t>total_bayar</w:t>
+            </w:r>
+            <w:proofErr w:type="spellEnd"/>
+            <w:r>
+              <w:rPr>
+                <w:rFonts w:ascii="Consolas" w:hAnsi="Consolas"/>
+                <w:color w:val="ABB2BF"/>
+                <w:sz w:val="20"/>
+                <w:szCs w:val="20"/>
+                <w:shd w:val="clear" w:color="auto" w:fill="282C34"/>
+              </w:rPr>
+              <w:t xml:space="preserve"> = </w:t>
+            </w:r>
+            <w:proofErr w:type="spellStart"/>
+            <w:r>
+              <w:rPr>
+                <w:rFonts w:ascii="Consolas" w:hAnsi="Consolas"/>
+                <w:color w:val="ABB2BF"/>
+                <w:sz w:val="20"/>
+                <w:szCs w:val="20"/>
+                <w:shd w:val="clear" w:color="auto" w:fill="282C34"/>
+              </w:rPr>
+              <w:t>harga_dasar</w:t>
+            </w:r>
+            <w:proofErr w:type="spellEnd"/>
+            <w:r>
+              <w:rPr>
+                <w:rFonts w:ascii="Consolas" w:hAnsi="Consolas"/>
+                <w:color w:val="ABB2BF"/>
+                <w:sz w:val="20"/>
+                <w:szCs w:val="20"/>
+                <w:shd w:val="clear" w:color="auto" w:fill="282C34"/>
+              </w:rPr>
+              <w:t xml:space="preserve"> + </w:t>
+            </w:r>
+            <w:proofErr w:type="spellStart"/>
+            <w:r>
+              <w:rPr>
+                <w:rFonts w:ascii="Consolas" w:hAnsi="Consolas"/>
+                <w:color w:val="ABB2BF"/>
+                <w:sz w:val="20"/>
+                <w:szCs w:val="20"/>
+                <w:shd w:val="clear" w:color="auto" w:fill="282C34"/>
+              </w:rPr>
+              <w:t>biaya_admin</w:t>
+            </w:r>
+            <w:proofErr w:type="spellEnd"/>
           </w:p>
         </w:tc>
       </w:tr>
     </w:tbl>
     <w:p>
       <w:pPr>
-        <w:pStyle w:val="Heading3"/>
-        <w:spacing w:before="240" w:after="240" w:line="360" w:lineRule="auto"/>
-        <w:jc w:val="both"/>
-        <w:rPr>
-          <w:rFonts w:ascii="Times New Roman" w:eastAsia="Times New Roman" w:hAnsi="Times New Roman" w:cs="Times New Roman"/>
-          <w:b/>
-          <w:bCs/>
-          <w:sz w:val="24"/>
-          <w:szCs w:val="24"/>
-        </w:rPr>
-      </w:pPr>
-      <w:bookmarkStart w:id="7" w:name="_a77jts9g62o" w:colFirst="0" w:colLast="0"/>
-      <w:bookmarkEnd w:id="7"/>
+        <w:rPr>
+          <w:rFonts w:ascii="Times New Roman" w:hAnsi="Times New Roman" w:cs="Times New Roman"/>
+          <w:sz w:val="24"/>
+          <w:szCs w:val="24"/>
+        </w:rPr>
+      </w:pPr>
+      <w:bookmarkStart w:id="6" w:name="_a77jts9g62o" w:colFirst="0" w:colLast="0"/>
+      <w:bookmarkEnd w:id="6"/>
+    </w:p>
+    <w:p>
+      <w:pPr>
+        <w:rPr>
+          <w:rFonts w:ascii="Times New Roman" w:hAnsi="Times New Roman" w:cs="Times New Roman"/>
+          <w:sz w:val="24"/>
+          <w:szCs w:val="24"/>
+        </w:rPr>
+      </w:pPr>
     </w:p>
     <w:p>
       <w:pPr>
@@ -1145,15 +3255,54 @@
           <w:szCs w:val="24"/>
         </w:rPr>
       </w:pPr>
-      <w:bookmarkStart w:id="8" w:name="_wed76xcco0zu" w:colFirst="0" w:colLast="0"/>
-      <w:bookmarkEnd w:id="8"/>
-      <w:r>
-        <w:rPr>
-          <w:sz w:val="24"/>
-          <w:szCs w:val="24"/>
-        </w:rPr>
-        <w:t xml:space="preserve">Perhitungan Total Biaya &amp; Rata-rata </w:t>
-      </w:r>
+      <w:bookmarkStart w:id="7" w:name="_wed76xcco0zu" w:colFirst="0" w:colLast="0"/>
+      <w:bookmarkEnd w:id="7"/>
+      <w:proofErr w:type="spellStart"/>
+      <w:r>
+        <w:rPr>
+          <w:sz w:val="24"/>
+          <w:szCs w:val="24"/>
+          <w:lang w:val="en-US"/>
+        </w:rPr>
+        <w:t>Validasi</w:t>
+      </w:r>
+      <w:proofErr w:type="spellEnd"/>
+      <w:r>
+        <w:rPr>
+          <w:sz w:val="24"/>
+          <w:szCs w:val="24"/>
+          <w:lang w:val="en-US"/>
+        </w:rPr>
+        <w:t xml:space="preserve"> </w:t>
+      </w:r>
+      <w:proofErr w:type="spellStart"/>
+      <w:r>
+        <w:rPr>
+          <w:sz w:val="24"/>
+          <w:szCs w:val="24"/>
+          <w:lang w:val="en-US"/>
+        </w:rPr>
+        <w:t>Saldo</w:t>
+      </w:r>
+      <w:proofErr w:type="spellEnd"/>
+      <w:r>
+        <w:rPr>
+          <w:sz w:val="24"/>
+          <w:szCs w:val="24"/>
+          <w:lang w:val="en-US"/>
+        </w:rPr>
+        <w:t xml:space="preserve"> </w:t>
+      </w:r>
+      <w:proofErr w:type="spellStart"/>
+      <w:r>
+        <w:rPr>
+          <w:sz w:val="24"/>
+          <w:szCs w:val="24"/>
+          <w:lang w:val="en-US"/>
+        </w:rPr>
+        <w:t>Pembayaran</w:t>
+      </w:r>
+      <w:proofErr w:type="spellEnd"/>
     </w:p>
     <w:p>
       <w:pPr>
@@ -1163,118 +3312,310 @@
           <w:rFonts w:ascii="Times New Roman" w:eastAsia="Times New Roman" w:hAnsi="Times New Roman" w:cs="Times New Roman"/>
           <w:sz w:val="24"/>
           <w:szCs w:val="24"/>
-        </w:rPr>
-      </w:pPr>
-      <w:r>
-        <w:rPr>
-          <w:rFonts w:ascii="Times New Roman" w:eastAsia="Times New Roman" w:hAnsi="Times New Roman" w:cs="Times New Roman"/>
-          <w:sz w:val="24"/>
-          <w:szCs w:val="24"/>
-        </w:rPr>
-        <w:t xml:space="preserve">Menghitung jumlah total biaya manual beserta biaya admin, lalu membaginya dengan fungsi </w:t>
-      </w:r>
-      <w:r>
-        <w:rPr>
-          <w:rFonts w:ascii="Times" w:eastAsia="Times" w:hAnsi="Times" w:cs="Times"/>
+          <w:lang w:val="en-US"/>
+        </w:rPr>
+      </w:pPr>
+      <w:proofErr w:type="spellStart"/>
+      <w:r>
+        <w:rPr>
+          <w:rFonts w:ascii="Times New Roman" w:eastAsia="Times New Roman" w:hAnsi="Times New Roman" w:cs="Times New Roman"/>
+          <w:sz w:val="24"/>
+          <w:szCs w:val="24"/>
+          <w:lang w:val="en-US"/>
+        </w:rPr>
+        <w:t>Mengecek</w:t>
+      </w:r>
+      <w:proofErr w:type="spellEnd"/>
+      <w:r>
+        <w:rPr>
+          <w:rFonts w:ascii="Times New Roman" w:eastAsia="Times New Roman" w:hAnsi="Times New Roman" w:cs="Times New Roman"/>
+          <w:sz w:val="24"/>
+          <w:szCs w:val="24"/>
+          <w:lang w:val="en-US"/>
+        </w:rPr>
+        <w:t xml:space="preserve"> </w:t>
+      </w:r>
+      <w:proofErr w:type="spellStart"/>
+      <w:r>
+        <w:rPr>
+          <w:rFonts w:ascii="Times New Roman" w:eastAsia="Times New Roman" w:hAnsi="Times New Roman" w:cs="Times New Roman"/>
+          <w:sz w:val="24"/>
+          <w:szCs w:val="24"/>
+          <w:lang w:val="en-US"/>
+        </w:rPr>
+        <w:t>kecukupan</w:t>
+      </w:r>
+      <w:proofErr w:type="spellEnd"/>
+      <w:r>
+        <w:rPr>
+          <w:rFonts w:ascii="Times New Roman" w:eastAsia="Times New Roman" w:hAnsi="Times New Roman" w:cs="Times New Roman"/>
+          <w:sz w:val="24"/>
+          <w:szCs w:val="24"/>
+          <w:lang w:val="en-US"/>
+        </w:rPr>
+        <w:t xml:space="preserve"> uang </w:t>
+      </w:r>
+      <w:proofErr w:type="spellStart"/>
+      <w:r>
+        <w:rPr>
+          <w:rFonts w:ascii="Times New Roman" w:eastAsia="Times New Roman" w:hAnsi="Times New Roman" w:cs="Times New Roman"/>
+          <w:sz w:val="24"/>
+          <w:szCs w:val="24"/>
+          <w:lang w:val="en-US"/>
+        </w:rPr>
+        <w:t>pembeli</w:t>
+      </w:r>
+      <w:proofErr w:type="spellEnd"/>
+      <w:r>
+        <w:rPr>
+          <w:rFonts w:ascii="Times New Roman" w:eastAsia="Times New Roman" w:hAnsi="Times New Roman" w:cs="Times New Roman"/>
+          <w:sz w:val="24"/>
+          <w:szCs w:val="24"/>
+          <w:lang w:val="en-US"/>
+        </w:rPr>
+        <w:t xml:space="preserve">, </w:t>
+      </w:r>
+      <w:proofErr w:type="spellStart"/>
+      <w:r>
+        <w:rPr>
+          <w:rFonts w:ascii="Times New Roman" w:eastAsia="Times New Roman" w:hAnsi="Times New Roman" w:cs="Times New Roman"/>
+          <w:sz w:val="24"/>
+          <w:szCs w:val="24"/>
+          <w:lang w:val="en-US"/>
+        </w:rPr>
+        <w:t>membatalkan</w:t>
+      </w:r>
+      <w:proofErr w:type="spellEnd"/>
+      <w:r>
+        <w:rPr>
+          <w:rFonts w:ascii="Times New Roman" w:eastAsia="Times New Roman" w:hAnsi="Times New Roman" w:cs="Times New Roman"/>
+          <w:sz w:val="24"/>
+          <w:szCs w:val="24"/>
+          <w:lang w:val="en-US"/>
+        </w:rPr>
+        <w:t xml:space="preserve"> </w:t>
+      </w:r>
+      <w:proofErr w:type="spellStart"/>
+      <w:r>
+        <w:rPr>
+          <w:rFonts w:ascii="Times New Roman" w:eastAsia="Times New Roman" w:hAnsi="Times New Roman" w:cs="Times New Roman"/>
+          <w:sz w:val="24"/>
+          <w:szCs w:val="24"/>
+          <w:lang w:val="en-US"/>
+        </w:rPr>
+        <w:t>transaksi</w:t>
+      </w:r>
+      <w:proofErr w:type="spellEnd"/>
+      <w:r>
+        <w:rPr>
+          <w:rFonts w:ascii="Times New Roman" w:eastAsia="Times New Roman" w:hAnsi="Times New Roman" w:cs="Times New Roman"/>
+          <w:sz w:val="24"/>
+          <w:szCs w:val="24"/>
+          <w:lang w:val="en-US"/>
+        </w:rPr>
+        <w:t xml:space="preserve"> </w:t>
+      </w:r>
+      <w:proofErr w:type="spellStart"/>
+      <w:r>
+        <w:rPr>
+          <w:rFonts w:ascii="Times New Roman" w:eastAsia="Times New Roman" w:hAnsi="Times New Roman" w:cs="Times New Roman"/>
+          <w:sz w:val="24"/>
+          <w:szCs w:val="24"/>
+          <w:lang w:val="en-US"/>
+        </w:rPr>
+        <w:t>jika</w:t>
+      </w:r>
+      <w:proofErr w:type="spellEnd"/>
+      <w:r>
+        <w:rPr>
+          <w:rFonts w:ascii="Times New Roman" w:eastAsia="Times New Roman" w:hAnsi="Times New Roman" w:cs="Times New Roman"/>
+          <w:sz w:val="24"/>
+          <w:szCs w:val="24"/>
+          <w:lang w:val="en-US"/>
+        </w:rPr>
+        <w:t xml:space="preserve"> </w:t>
+      </w:r>
+      <w:proofErr w:type="spellStart"/>
+      <w:r>
+        <w:rPr>
+          <w:rFonts w:ascii="Times New Roman" w:eastAsia="Times New Roman" w:hAnsi="Times New Roman" w:cs="Times New Roman"/>
+          <w:sz w:val="24"/>
+          <w:szCs w:val="24"/>
+          <w:lang w:val="en-US"/>
+        </w:rPr>
+        <w:t>kurang</w:t>
+      </w:r>
+      <w:proofErr w:type="spellEnd"/>
+      <w:r>
+        <w:rPr>
+          <w:rFonts w:ascii="Times New Roman" w:eastAsia="Times New Roman" w:hAnsi="Times New Roman" w:cs="Times New Roman"/>
+          <w:sz w:val="24"/>
+          <w:szCs w:val="24"/>
+          <w:lang w:val="en-US"/>
+        </w:rPr>
+        <w:t xml:space="preserve">, </w:t>
+      </w:r>
+      <w:proofErr w:type="spellStart"/>
+      <w:r>
+        <w:rPr>
+          <w:rFonts w:ascii="Times New Roman" w:eastAsia="Times New Roman" w:hAnsi="Times New Roman" w:cs="Times New Roman"/>
+          <w:sz w:val="24"/>
+          <w:szCs w:val="24"/>
+          <w:lang w:val="en-US"/>
+        </w:rPr>
+        <w:t>atau</w:t>
+      </w:r>
+      <w:proofErr w:type="spellEnd"/>
+      <w:r>
+        <w:rPr>
+          <w:rFonts w:ascii="Times New Roman" w:eastAsia="Times New Roman" w:hAnsi="Times New Roman" w:cs="Times New Roman"/>
+          <w:sz w:val="24"/>
+          <w:szCs w:val="24"/>
+          <w:lang w:val="en-US"/>
+        </w:rPr>
+        <w:t xml:space="preserve"> </w:t>
+      </w:r>
+      <w:proofErr w:type="spellStart"/>
+      <w:r>
+        <w:rPr>
+          <w:rFonts w:ascii="Times New Roman" w:eastAsia="Times New Roman" w:hAnsi="Times New Roman" w:cs="Times New Roman"/>
+          <w:sz w:val="24"/>
+          <w:szCs w:val="24"/>
+          <w:lang w:val="en-US"/>
+        </w:rPr>
+        <w:t>menghitung</w:t>
+      </w:r>
+      <w:proofErr w:type="spellEnd"/>
+      <w:r>
+        <w:rPr>
+          <w:rFonts w:ascii="Times New Roman" w:eastAsia="Times New Roman" w:hAnsi="Times New Roman" w:cs="Times New Roman"/>
+          <w:sz w:val="24"/>
+          <w:szCs w:val="24"/>
+          <w:lang w:val="en-US"/>
+        </w:rPr>
+        <w:t xml:space="preserve"> </w:t>
+      </w:r>
+      <w:proofErr w:type="spellStart"/>
+      <w:r>
+        <w:rPr>
+          <w:rFonts w:ascii="Times New Roman" w:eastAsia="Times New Roman" w:hAnsi="Times New Roman" w:cs="Times New Roman"/>
+          <w:sz w:val="24"/>
+          <w:szCs w:val="24"/>
+          <w:lang w:val="en-US"/>
+        </w:rPr>
+        <w:t>kembalian</w:t>
+      </w:r>
+      <w:proofErr w:type="spellEnd"/>
+      <w:r>
+        <w:rPr>
+          <w:rFonts w:ascii="Times New Roman" w:eastAsia="Times New Roman" w:hAnsi="Times New Roman" w:cs="Times New Roman"/>
+          <w:sz w:val="24"/>
+          <w:szCs w:val="24"/>
+          <w:lang w:val="en-US"/>
+        </w:rPr>
+        <w:t xml:space="preserve"> dan </w:t>
+      </w:r>
+      <w:proofErr w:type="spellStart"/>
+      <w:r>
+        <w:rPr>
+          <w:rFonts w:ascii="Times New Roman" w:eastAsia="Times New Roman" w:hAnsi="Times New Roman" w:cs="Times New Roman"/>
+          <w:sz w:val="24"/>
+          <w:szCs w:val="24"/>
+          <w:lang w:val="en-US"/>
+        </w:rPr>
+        <w:t>mencetak</w:t>
+      </w:r>
+      <w:proofErr w:type="spellEnd"/>
+      <w:r>
+        <w:rPr>
+          <w:rFonts w:ascii="Times New Roman" w:eastAsia="Times New Roman" w:hAnsi="Times New Roman" w:cs="Times New Roman"/>
+          <w:sz w:val="24"/>
+          <w:szCs w:val="24"/>
+          <w:lang w:val="en-US"/>
+        </w:rPr>
+        <w:t xml:space="preserve"> </w:t>
+      </w:r>
+      <w:proofErr w:type="spellStart"/>
+      <w:r>
+        <w:rPr>
+          <w:rFonts w:ascii="Times New Roman" w:eastAsia="Times New Roman" w:hAnsi="Times New Roman" w:cs="Times New Roman"/>
+          <w:sz w:val="24"/>
+          <w:szCs w:val="24"/>
+          <w:lang w:val="en-US"/>
+        </w:rPr>
+        <w:t>struk</w:t>
+      </w:r>
+      <w:proofErr w:type="spellEnd"/>
+      <w:r>
+        <w:rPr>
+          <w:rFonts w:ascii="Times New Roman" w:eastAsia="Times New Roman" w:hAnsi="Times New Roman" w:cs="Times New Roman"/>
+          <w:sz w:val="24"/>
+          <w:szCs w:val="24"/>
+          <w:lang w:val="en-US"/>
+        </w:rPr>
+        <w:t xml:space="preserve"> </w:t>
+      </w:r>
+      <w:proofErr w:type="spellStart"/>
+      <w:r>
+        <w:rPr>
+          <w:rFonts w:ascii="Times New Roman" w:eastAsia="Times New Roman" w:hAnsi="Times New Roman" w:cs="Times New Roman"/>
+          <w:sz w:val="24"/>
+          <w:szCs w:val="24"/>
+          <w:lang w:val="en-US"/>
+        </w:rPr>
+        <w:t>jika</w:t>
+      </w:r>
+      <w:proofErr w:type="spellEnd"/>
+      <w:r>
+        <w:rPr>
+          <w:rFonts w:ascii="Times New Roman" w:eastAsia="Times New Roman" w:hAnsi="Times New Roman" w:cs="Times New Roman"/>
+          <w:sz w:val="24"/>
+          <w:szCs w:val="24"/>
+          <w:lang w:val="en-US"/>
+        </w:rPr>
+        <w:t xml:space="preserve"> </w:t>
+      </w:r>
+      <w:proofErr w:type="spellStart"/>
+      <w:r>
+        <w:rPr>
+          <w:rFonts w:ascii="Times New Roman" w:eastAsia="Times New Roman" w:hAnsi="Times New Roman" w:cs="Times New Roman"/>
+          <w:sz w:val="24"/>
+          <w:szCs w:val="24"/>
+          <w:lang w:val="en-US"/>
+        </w:rPr>
+        <w:t>cukup</w:t>
+      </w:r>
+      <w:proofErr w:type="spellEnd"/>
+      <w:r>
+        <w:rPr>
+          <w:rFonts w:ascii="Times New Roman" w:eastAsia="Times New Roman" w:hAnsi="Times New Roman" w:cs="Times New Roman"/>
+          <w:sz w:val="24"/>
+          <w:szCs w:val="24"/>
+          <w:lang w:val="en-US"/>
+        </w:rPr>
+        <w:t>.</w:t>
+      </w:r>
+    </w:p>
+    <w:p>
+      <w:pPr>
+        <w:spacing w:after="200" w:line="360" w:lineRule="auto"/>
+        <w:jc w:val="both"/>
+        <w:rPr>
+          <w:rFonts w:ascii="Times New Roman" w:eastAsia="Times New Roman" w:hAnsi="Times New Roman" w:cs="Times New Roman"/>
+          <w:i/>
+          <w:iCs/>
+          <w:sz w:val="24"/>
+          <w:szCs w:val="24"/>
+        </w:rPr>
+      </w:pPr>
+      <w:r>
+        <w:rPr>
+          <w:rFonts w:ascii="Times New Roman" w:eastAsia="Times New Roman" w:hAnsi="Times New Roman" w:cs="Times New Roman"/>
           <w:b/>
           <w:bCs/>
           <w:sz w:val="24"/>
           <w:szCs w:val="24"/>
         </w:rPr>
-        <w:t>len()</w:t>
-      </w:r>
-      <w:r>
-        <w:rPr>
-          <w:rFonts w:ascii="Times New Roman" w:eastAsia="Times New Roman" w:hAnsi="Times New Roman" w:cs="Times New Roman"/>
-          <w:b/>
-          <w:bCs/>
-          <w:sz w:val="24"/>
-          <w:szCs w:val="24"/>
-        </w:rPr>
-        <w:t xml:space="preserve"> </w:t>
-      </w:r>
-      <w:r>
-        <w:rPr>
-          <w:rFonts w:ascii="Times New Roman" w:eastAsia="Times New Roman" w:hAnsi="Times New Roman" w:cs="Times New Roman"/>
-          <w:sz w:val="24"/>
-          <w:szCs w:val="24"/>
-        </w:rPr>
-        <w:t>untuk mencari rata-rata.</w:t>
-      </w:r>
-    </w:p>
-    <w:p>
-      <w:pPr>
-        <w:spacing w:after="200" w:line="360" w:lineRule="auto"/>
-        <w:jc w:val="both"/>
-        <w:rPr>
-          <w:rFonts w:ascii="Times New Roman" w:eastAsia="Times New Roman" w:hAnsi="Times New Roman" w:cs="Times New Roman"/>
-          <w:b/>
-          <w:bCs/>
-          <w:sz w:val="24"/>
-          <w:szCs w:val="24"/>
-        </w:rPr>
-      </w:pPr>
-    </w:p>
-    <w:p>
-      <w:pPr>
-        <w:spacing w:after="200" w:line="360" w:lineRule="auto"/>
-        <w:jc w:val="both"/>
-        <w:rPr>
-          <w:rFonts w:ascii="Times New Roman" w:eastAsia="Times New Roman" w:hAnsi="Times New Roman" w:cs="Times New Roman"/>
-          <w:b/>
-          <w:bCs/>
-          <w:sz w:val="24"/>
-          <w:szCs w:val="24"/>
-        </w:rPr>
-      </w:pPr>
-    </w:p>
-    <w:p>
-      <w:pPr>
-        <w:spacing w:after="200" w:line="360" w:lineRule="auto"/>
-        <w:jc w:val="both"/>
-        <w:rPr>
-          <w:rFonts w:ascii="Times New Roman" w:eastAsia="Times New Roman" w:hAnsi="Times New Roman" w:cs="Times New Roman"/>
-          <w:b/>
-          <w:bCs/>
-          <w:sz w:val="24"/>
-          <w:szCs w:val="24"/>
-        </w:rPr>
-      </w:pPr>
-    </w:p>
-    <w:p>
-      <w:pPr>
-        <w:spacing w:after="200" w:line="360" w:lineRule="auto"/>
-        <w:jc w:val="both"/>
-        <w:rPr>
-          <w:rFonts w:ascii="Times New Roman" w:eastAsia="Times New Roman" w:hAnsi="Times New Roman" w:cs="Times New Roman"/>
-          <w:b/>
-          <w:bCs/>
-          <w:sz w:val="24"/>
-          <w:szCs w:val="24"/>
-        </w:rPr>
-      </w:pPr>
-    </w:p>
-    <w:p>
-      <w:pPr>
-        <w:spacing w:after="200" w:line="360" w:lineRule="auto"/>
-        <w:jc w:val="both"/>
-        <w:rPr>
-          <w:rFonts w:ascii="Times New Roman" w:eastAsia="Times New Roman" w:hAnsi="Times New Roman" w:cs="Times New Roman"/>
-          <w:i/>
-          <w:iCs/>
-          <w:sz w:val="24"/>
-          <w:szCs w:val="24"/>
-        </w:rPr>
-      </w:pPr>
-      <w:r>
-        <w:rPr>
-          <w:rFonts w:ascii="Times New Roman" w:eastAsia="Times New Roman" w:hAnsi="Times New Roman" w:cs="Times New Roman"/>
-          <w:b/>
-          <w:bCs/>
-          <w:sz w:val="24"/>
-          <w:szCs w:val="24"/>
-        </w:rPr>
-        <w:lastRenderedPageBreak/>
         <w:t>Source Code:</w:t>
       </w:r>
     </w:p>
@@ -1303,103 +3644,422 @@
           </w:tcPr>
           <w:p>
             <w:pPr>
-              <w:widowControl w:val="0"/>
-              <w:pBdr>
-                <w:top w:val="nil"/>
-                <w:left w:val="nil"/>
-                <w:bottom w:val="nil"/>
-                <w:right w:val="nil"/>
-                <w:between w:val="nil"/>
-              </w:pBdr>
-              <w:rPr>
-                <w:rFonts w:ascii="Times New Roman" w:eastAsia="Times New Roman" w:hAnsi="Times New Roman" w:cs="Times New Roman"/>
-                <w:sz w:val="20"/>
-                <w:szCs w:val="20"/>
+              <w:pStyle w:val="NormalWeb"/>
+              <w:spacing w:before="0" w:beforeAutospacing="0" w:after="0" w:afterAutospacing="0" w:line="276" w:lineRule="auto"/>
+              <w:rPr>
+                <w:rFonts w:ascii="Consolas" w:hAnsi="Consolas"/>
+                <w:color w:val="ABB2BF"/>
+                <w:sz w:val="20"/>
+                <w:szCs w:val="20"/>
+                <w:shd w:val="clear" w:color="auto" w:fill="282C34"/>
               </w:rPr>
             </w:pPr>
             <w:r>
               <w:rPr>
-                <w:rFonts w:ascii="Consolas" w:eastAsia="Consolas" w:hAnsi="Consolas" w:cs="Consolas"/>
-                <w:color w:val="ABB2BF"/>
-                <w:sz w:val="20"/>
-                <w:szCs w:val="20"/>
-                <w:shd w:val="clear" w:color="auto" w:fill="282C34"/>
-              </w:rPr>
-              <w:t xml:space="preserve">biaya_admin = </w:t>
-            </w:r>
-            <w:r>
-              <w:rPr>
-                <w:rFonts w:ascii="Consolas" w:eastAsia="Consolas" w:hAnsi="Consolas" w:cs="Consolas"/>
-                <w:color w:val="D19A66"/>
-                <w:sz w:val="20"/>
-                <w:szCs w:val="20"/>
-                <w:shd w:val="clear" w:color="auto" w:fill="282C34"/>
-              </w:rPr>
-              <w:t>15000</w:t>
-            </w:r>
-            <w:r>
-              <w:rPr>
-                <w:rFonts w:ascii="Consolas" w:eastAsia="Consolas" w:hAnsi="Consolas" w:cs="Consolas"/>
+                <w:rFonts w:ascii="Consolas" w:hAnsi="Consolas"/>
+                <w:color w:val="C678DD"/>
+                <w:sz w:val="20"/>
+                <w:szCs w:val="20"/>
+                <w:shd w:val="clear" w:color="auto" w:fill="282C34"/>
+              </w:rPr>
+              <w:t>if</w:t>
+            </w:r>
+            <w:r>
+              <w:rPr>
+                <w:rFonts w:ascii="Consolas" w:hAnsi="Consolas"/>
+                <w:color w:val="ABB2BF"/>
+                <w:sz w:val="20"/>
+                <w:szCs w:val="20"/>
+                <w:shd w:val="clear" w:color="auto" w:fill="282C34"/>
+              </w:rPr>
+              <w:t xml:space="preserve"> </w:t>
+            </w:r>
+            <w:proofErr w:type="spellStart"/>
+            <w:r>
+              <w:rPr>
+                <w:rFonts w:ascii="Consolas" w:hAnsi="Consolas"/>
+                <w:color w:val="ABB2BF"/>
+                <w:sz w:val="20"/>
+                <w:szCs w:val="20"/>
+                <w:shd w:val="clear" w:color="auto" w:fill="282C34"/>
+              </w:rPr>
+              <w:t>uang_bayar</w:t>
+            </w:r>
+            <w:proofErr w:type="spellEnd"/>
+            <w:r>
+              <w:rPr>
+                <w:rFonts w:ascii="Consolas" w:hAnsi="Consolas"/>
+                <w:color w:val="ABB2BF"/>
+                <w:sz w:val="20"/>
+                <w:szCs w:val="20"/>
+                <w:shd w:val="clear" w:color="auto" w:fill="282C34"/>
+              </w:rPr>
+              <w:t xml:space="preserve"> &lt; </w:t>
+            </w:r>
+            <w:proofErr w:type="spellStart"/>
+            <w:r>
+              <w:rPr>
+                <w:rFonts w:ascii="Consolas" w:hAnsi="Consolas"/>
+                <w:color w:val="ABB2BF"/>
+                <w:sz w:val="20"/>
+                <w:szCs w:val="20"/>
+                <w:shd w:val="clear" w:color="auto" w:fill="282C34"/>
+              </w:rPr>
+              <w:t>total_bayar</w:t>
+            </w:r>
+            <w:proofErr w:type="spellEnd"/>
+            <w:r>
+              <w:rPr>
+                <w:rFonts w:ascii="Consolas" w:hAnsi="Consolas"/>
+                <w:color w:val="ABB2BF"/>
+                <w:sz w:val="20"/>
+                <w:szCs w:val="20"/>
+                <w:shd w:val="clear" w:color="auto" w:fill="282C34"/>
+              </w:rPr>
+              <w:t>:</w:t>
+            </w:r>
+            <w:r>
+              <w:rPr>
+                <w:rFonts w:ascii="Consolas" w:hAnsi="Consolas"/>
                 <w:color w:val="ABB2BF"/>
                 <w:sz w:val="20"/>
                 <w:szCs w:val="20"/>
                 <w:shd w:val="clear" w:color="auto" w:fill="282C34"/>
               </w:rPr>
               <w:br/>
-            </w:r>
-            <w:r>
-              <w:rPr>
-                <w:rFonts w:ascii="Consolas" w:eastAsia="Consolas" w:hAnsi="Consolas" w:cs="Consolas"/>
+              <w:t xml:space="preserve">        </w:t>
+            </w:r>
+            <w:proofErr w:type="gramStart"/>
+            <w:r>
+              <w:rPr>
+                <w:rFonts w:ascii="Consolas" w:hAnsi="Consolas"/>
+                <w:color w:val="ABB2BF"/>
+                <w:sz w:val="20"/>
+                <w:szCs w:val="20"/>
+                <w:shd w:val="clear" w:color="auto" w:fill="282C34"/>
+              </w:rPr>
+              <w:t>print(</w:t>
+            </w:r>
+            <w:proofErr w:type="gramEnd"/>
+            <w:r>
+              <w:rPr>
+                <w:rFonts w:ascii="Consolas" w:hAnsi="Consolas"/>
+                <w:color w:val="98C379"/>
+                <w:sz w:val="20"/>
+                <w:szCs w:val="20"/>
+                <w:shd w:val="clear" w:color="auto" w:fill="282C34"/>
+              </w:rPr>
+              <w:t>"</w:t>
+            </w:r>
+            <w:proofErr w:type="spellStart"/>
+            <w:r>
+              <w:rPr>
+                <w:rFonts w:ascii="Consolas" w:hAnsi="Consolas"/>
+                <w:color w:val="98C379"/>
+                <w:sz w:val="20"/>
+                <w:szCs w:val="20"/>
+                <w:shd w:val="clear" w:color="auto" w:fill="282C34"/>
+              </w:rPr>
+              <w:t>Transaksi</w:t>
+            </w:r>
+            <w:proofErr w:type="spellEnd"/>
+            <w:r>
+              <w:rPr>
+                <w:rFonts w:ascii="Consolas" w:hAnsi="Consolas"/>
+                <w:color w:val="98C379"/>
+                <w:sz w:val="20"/>
+                <w:szCs w:val="20"/>
+                <w:shd w:val="clear" w:color="auto" w:fill="282C34"/>
+              </w:rPr>
+              <w:t xml:space="preserve"> </w:t>
+            </w:r>
+            <w:proofErr w:type="spellStart"/>
+            <w:r>
+              <w:rPr>
+                <w:rFonts w:ascii="Consolas" w:hAnsi="Consolas"/>
+                <w:color w:val="98C379"/>
+                <w:sz w:val="20"/>
+                <w:szCs w:val="20"/>
+                <w:shd w:val="clear" w:color="auto" w:fill="282C34"/>
+              </w:rPr>
+              <w:t>Gagal</w:t>
+            </w:r>
+            <w:proofErr w:type="spellEnd"/>
+            <w:r>
+              <w:rPr>
+                <w:rFonts w:ascii="Consolas" w:hAnsi="Consolas"/>
+                <w:color w:val="98C379"/>
+                <w:sz w:val="20"/>
+                <w:szCs w:val="20"/>
+                <w:shd w:val="clear" w:color="auto" w:fill="282C34"/>
+              </w:rPr>
+              <w:t xml:space="preserve">! </w:t>
+            </w:r>
+            <w:proofErr w:type="spellStart"/>
+            <w:r>
+              <w:rPr>
+                <w:rFonts w:ascii="Consolas" w:hAnsi="Consolas"/>
+                <w:color w:val="98C379"/>
+                <w:sz w:val="20"/>
+                <w:szCs w:val="20"/>
+                <w:shd w:val="clear" w:color="auto" w:fill="282C34"/>
+              </w:rPr>
+              <w:t>Saldo</w:t>
+            </w:r>
+            <w:proofErr w:type="spellEnd"/>
+            <w:r>
+              <w:rPr>
+                <w:rFonts w:ascii="Consolas" w:hAnsi="Consolas"/>
+                <w:color w:val="98C379"/>
+                <w:sz w:val="20"/>
+                <w:szCs w:val="20"/>
+                <w:shd w:val="clear" w:color="auto" w:fill="282C34"/>
+              </w:rPr>
+              <w:t xml:space="preserve"> </w:t>
+            </w:r>
+            <w:proofErr w:type="spellStart"/>
+            <w:r>
+              <w:rPr>
+                <w:rFonts w:ascii="Consolas" w:hAnsi="Consolas"/>
+                <w:color w:val="98C379"/>
+                <w:sz w:val="20"/>
+                <w:szCs w:val="20"/>
+                <w:shd w:val="clear" w:color="auto" w:fill="282C34"/>
+              </w:rPr>
+              <w:t>tidak</w:t>
+            </w:r>
+            <w:proofErr w:type="spellEnd"/>
+            <w:r>
+              <w:rPr>
+                <w:rFonts w:ascii="Consolas" w:hAnsi="Consolas"/>
+                <w:color w:val="98C379"/>
+                <w:sz w:val="20"/>
+                <w:szCs w:val="20"/>
+                <w:shd w:val="clear" w:color="auto" w:fill="282C34"/>
+              </w:rPr>
+              <w:t xml:space="preserve"> </w:t>
+            </w:r>
+            <w:proofErr w:type="spellStart"/>
+            <w:r>
+              <w:rPr>
+                <w:rFonts w:ascii="Consolas" w:hAnsi="Consolas"/>
+                <w:color w:val="98C379"/>
+                <w:sz w:val="20"/>
+                <w:szCs w:val="20"/>
+                <w:shd w:val="clear" w:color="auto" w:fill="282C34"/>
+              </w:rPr>
+              <w:t>mencukupi</w:t>
+            </w:r>
+            <w:proofErr w:type="spellEnd"/>
+            <w:r>
+              <w:rPr>
+                <w:rFonts w:ascii="Consolas" w:hAnsi="Consolas"/>
+                <w:color w:val="98C379"/>
+                <w:sz w:val="20"/>
+                <w:szCs w:val="20"/>
+                <w:shd w:val="clear" w:color="auto" w:fill="282C34"/>
+              </w:rPr>
+              <w:t>."</w:t>
+            </w:r>
+            <w:r>
+              <w:rPr>
+                <w:rFonts w:ascii="Consolas" w:hAnsi="Consolas"/>
+                <w:color w:val="ABB2BF"/>
+                <w:sz w:val="20"/>
+                <w:szCs w:val="20"/>
+                <w:shd w:val="clear" w:color="auto" w:fill="282C34"/>
+              </w:rPr>
+              <w:t>)</w:t>
+            </w:r>
+            <w:r>
+              <w:rPr>
+                <w:rFonts w:ascii="Consolas" w:hAnsi="Consolas"/>
                 <w:color w:val="ABB2BF"/>
                 <w:sz w:val="20"/>
                 <w:szCs w:val="20"/>
                 <w:shd w:val="clear" w:color="auto" w:fill="282C34"/>
               </w:rPr>
               <w:br/>
-              <w:t>total_biaya = (</w:t>
-            </w:r>
-            <w:r>
-              <w:rPr>
-                <w:rFonts w:ascii="Consolas" w:eastAsia="Consolas" w:hAnsi="Consolas" w:cs="Consolas"/>
+              <w:t xml:space="preserve">    </w:t>
+            </w:r>
+            <w:r>
+              <w:rPr>
+                <w:rFonts w:ascii="Consolas" w:hAnsi="Consolas"/>
+                <w:color w:val="C678DD"/>
+                <w:sz w:val="20"/>
+                <w:szCs w:val="20"/>
+                <w:shd w:val="clear" w:color="auto" w:fill="282C34"/>
+              </w:rPr>
+              <w:t>else</w:t>
+            </w:r>
+            <w:r>
+              <w:rPr>
+                <w:rFonts w:ascii="Consolas" w:hAnsi="Consolas"/>
+                <w:color w:val="ABB2BF"/>
+                <w:sz w:val="20"/>
+                <w:szCs w:val="20"/>
+                <w:shd w:val="clear" w:color="auto" w:fill="282C34"/>
+              </w:rPr>
+              <w:t>:</w:t>
+            </w:r>
+            <w:r>
+              <w:rPr>
+                <w:rFonts w:ascii="Consolas" w:hAnsi="Consolas"/>
                 <w:color w:val="ABB2BF"/>
                 <w:sz w:val="20"/>
                 <w:szCs w:val="20"/>
                 <w:shd w:val="clear" w:color="auto" w:fill="282C34"/>
               </w:rPr>
               <w:br/>
-              <w:t xml:space="preserve">    komponen_1 + komponen_2 + komponen_3 + komponen_4 + komponen_5 + komponen_6 + biaya_admin</w:t>
-            </w:r>
-            <w:r>
-              <w:rPr>
-                <w:rFonts w:ascii="Consolas" w:eastAsia="Consolas" w:hAnsi="Consolas" w:cs="Consolas"/>
-                <w:color w:val="ABB2BF"/>
-                <w:sz w:val="20"/>
-                <w:szCs w:val="20"/>
-                <w:shd w:val="clear" w:color="auto" w:fill="282C34"/>
-              </w:rPr>
-              <w:br/>
+              <w:t xml:space="preserve">        </w:t>
+            </w:r>
+            <w:proofErr w:type="spellStart"/>
+            <w:r>
+              <w:rPr>
+                <w:rFonts w:ascii="Consolas" w:hAnsi="Consolas"/>
+                <w:color w:val="ABB2BF"/>
+                <w:sz w:val="20"/>
+                <w:szCs w:val="20"/>
+                <w:shd w:val="clear" w:color="auto" w:fill="282C34"/>
+              </w:rPr>
+              <w:t>kembalian</w:t>
+            </w:r>
+            <w:proofErr w:type="spellEnd"/>
+            <w:r>
+              <w:rPr>
+                <w:rFonts w:ascii="Consolas" w:hAnsi="Consolas"/>
+                <w:color w:val="ABB2BF"/>
+                <w:sz w:val="20"/>
+                <w:szCs w:val="20"/>
+                <w:shd w:val="clear" w:color="auto" w:fill="282C34"/>
+              </w:rPr>
+              <w:t xml:space="preserve"> = </w:t>
+            </w:r>
+            <w:proofErr w:type="spellStart"/>
+            <w:r>
+              <w:rPr>
+                <w:rFonts w:ascii="Consolas" w:hAnsi="Consolas"/>
+                <w:color w:val="ABB2BF"/>
+                <w:sz w:val="20"/>
+                <w:szCs w:val="20"/>
+                <w:shd w:val="clear" w:color="auto" w:fill="282C34"/>
+              </w:rPr>
+              <w:t>uang_bayar</w:t>
+            </w:r>
+            <w:proofErr w:type="spellEnd"/>
+            <w:r>
+              <w:rPr>
+                <w:rFonts w:ascii="Consolas" w:hAnsi="Consolas"/>
+                <w:color w:val="ABB2BF"/>
+                <w:sz w:val="20"/>
+                <w:szCs w:val="20"/>
+                <w:shd w:val="clear" w:color="auto" w:fill="282C34"/>
+              </w:rPr>
+              <w:t xml:space="preserve"> - </w:t>
+            </w:r>
+            <w:proofErr w:type="spellStart"/>
+            <w:r>
+              <w:rPr>
+                <w:rFonts w:ascii="Consolas" w:hAnsi="Consolas"/>
+                <w:color w:val="ABB2BF"/>
+                <w:sz w:val="20"/>
+                <w:szCs w:val="20"/>
+                <w:shd w:val="clear" w:color="auto" w:fill="282C34"/>
+              </w:rPr>
+              <w:t>total_bayar</w:t>
+            </w:r>
+            <w:proofErr w:type="spellEnd"/>
+          </w:p>
+          <w:p>
+            <w:pPr>
+              <w:pStyle w:val="NormalWeb"/>
+              <w:spacing w:before="0" w:beforeAutospacing="0" w:after="0" w:afterAutospacing="0" w:line="276" w:lineRule="auto"/>
+            </w:pPr>
+            <w:r>
+              <w:rPr>
+                <w:rFonts w:ascii="Consolas" w:hAnsi="Consolas"/>
+                <w:color w:val="ABB2BF"/>
+                <w:sz w:val="20"/>
+                <w:szCs w:val="20"/>
+                <w:shd w:val="clear" w:color="auto" w:fill="282C34"/>
+              </w:rPr>
+              <w:t xml:space="preserve">        </w:t>
+            </w:r>
+            <w:proofErr w:type="gramStart"/>
+            <w:r>
+              <w:rPr>
+                <w:rFonts w:ascii="Consolas" w:hAnsi="Consolas"/>
+                <w:color w:val="ABB2BF"/>
+                <w:sz w:val="20"/>
+                <w:szCs w:val="20"/>
+                <w:shd w:val="clear" w:color="auto" w:fill="282C34"/>
+              </w:rPr>
+              <w:t>print(</w:t>
+            </w:r>
+            <w:proofErr w:type="gramEnd"/>
+            <w:r>
+              <w:rPr>
+                <w:rFonts w:ascii="Consolas" w:hAnsi="Consolas"/>
+                <w:color w:val="98C379"/>
+                <w:sz w:val="20"/>
+                <w:szCs w:val="20"/>
+                <w:shd w:val="clear" w:color="auto" w:fill="282C34"/>
+              </w:rPr>
+              <w:t>"</w:t>
+            </w:r>
+            <w:proofErr w:type="spellStart"/>
+            <w:r>
+              <w:rPr>
+                <w:rFonts w:ascii="Consolas" w:hAnsi="Consolas"/>
+                <w:color w:val="98C379"/>
+                <w:sz w:val="20"/>
+                <w:szCs w:val="20"/>
+                <w:shd w:val="clear" w:color="auto" w:fill="282C34"/>
+              </w:rPr>
+              <w:t>Struk</w:t>
+            </w:r>
+            <w:proofErr w:type="spellEnd"/>
+            <w:r>
+              <w:rPr>
+                <w:rFonts w:ascii="Consolas" w:hAnsi="Consolas"/>
+                <w:color w:val="98C379"/>
+                <w:sz w:val="20"/>
+                <w:szCs w:val="20"/>
+                <w:shd w:val="clear" w:color="auto" w:fill="282C34"/>
+              </w:rPr>
+              <w:t xml:space="preserve"> </w:t>
+            </w:r>
+            <w:proofErr w:type="spellStart"/>
+            <w:r>
+              <w:rPr>
+                <w:rFonts w:ascii="Consolas" w:hAnsi="Consolas"/>
+                <w:color w:val="98C379"/>
+                <w:sz w:val="20"/>
+                <w:szCs w:val="20"/>
+                <w:shd w:val="clear" w:color="auto" w:fill="282C34"/>
+              </w:rPr>
+              <w:t>Pembelian</w:t>
+            </w:r>
+            <w:proofErr w:type="spellEnd"/>
+            <w:r>
+              <w:rPr>
+                <w:rFonts w:ascii="Consolas" w:hAnsi="Consolas"/>
+                <w:color w:val="98C379"/>
+                <w:sz w:val="20"/>
+                <w:szCs w:val="20"/>
+                <w:shd w:val="clear" w:color="auto" w:fill="282C34"/>
+              </w:rPr>
+              <w:t>."</w:t>
+            </w:r>
+            <w:r>
+              <w:rPr>
+                <w:rFonts w:ascii="Consolas" w:hAnsi="Consolas"/>
+                <w:color w:val="ABB2BF"/>
+                <w:sz w:val="20"/>
+                <w:szCs w:val="20"/>
+                <w:shd w:val="clear" w:color="auto" w:fill="282C34"/>
+              </w:rPr>
               <w:t>)</w:t>
-            </w:r>
-            <w:r>
-              <w:rPr>
-                <w:rFonts w:ascii="Consolas" w:eastAsia="Consolas" w:hAnsi="Consolas" w:cs="Consolas"/>
-                <w:color w:val="ABB2BF"/>
-                <w:sz w:val="20"/>
-                <w:szCs w:val="20"/>
-                <w:shd w:val="clear" w:color="auto" w:fill="282C34"/>
-              </w:rPr>
-              <w:br/>
-            </w:r>
-            <w:r>
-              <w:rPr>
-                <w:rFonts w:ascii="Consolas" w:eastAsia="Consolas" w:hAnsi="Consolas" w:cs="Consolas"/>
-                <w:color w:val="ABB2BF"/>
-                <w:sz w:val="20"/>
-                <w:szCs w:val="20"/>
-                <w:shd w:val="clear" w:color="auto" w:fill="282C34"/>
-              </w:rPr>
-              <w:br/>
-              <w:t>rata_rata = total_biaya / len(harga_komponen)</w:t>
             </w:r>
           </w:p>
         </w:tc>
@@ -1407,250 +4067,13 @@
     </w:tbl>
     <w:p>
       <w:pPr>
-        <w:spacing w:before="240" w:after="240" w:line="360" w:lineRule="auto"/>
-        <w:jc w:val="both"/>
-        <w:rPr>
-          <w:rFonts w:ascii="Consolas" w:eastAsia="Consolas" w:hAnsi="Consolas" w:cs="Consolas"/>
-          <w:sz w:val="24"/>
-          <w:szCs w:val="24"/>
-        </w:rPr>
-      </w:pPr>
-    </w:p>
-    <w:p>
-      <w:pPr>
-        <w:pStyle w:val="Heading1"/>
-        <w:numPr>
-          <w:ilvl w:val="0"/>
-          <w:numId w:val="2"/>
-        </w:numPr>
-        <w:rPr>
-          <w:sz w:val="24"/>
-          <w:szCs w:val="24"/>
-        </w:rPr>
-      </w:pPr>
-      <w:bookmarkStart w:id="9" w:name="_epyxz15g7533" w:colFirst="0" w:colLast="0"/>
-      <w:bookmarkEnd w:id="9"/>
-      <w:r>
-        <w:rPr>
-          <w:sz w:val="24"/>
-          <w:szCs w:val="24"/>
-        </w:rPr>
-        <w:t xml:space="preserve">Logika Boolean, Konversi Mata Uang, &amp; Slicing Indeks Negatif </w:t>
-      </w:r>
-    </w:p>
-    <w:p>
-      <w:pPr>
-        <w:spacing w:before="240" w:after="240" w:line="360" w:lineRule="auto"/>
-        <w:jc w:val="both"/>
-        <w:rPr>
-          <w:rFonts w:ascii="Times New Roman" w:eastAsia="Times New Roman" w:hAnsi="Times New Roman" w:cs="Times New Roman"/>
-          <w:sz w:val="24"/>
-          <w:szCs w:val="24"/>
-        </w:rPr>
-      </w:pPr>
-      <w:r>
-        <w:rPr>
-          <w:rFonts w:ascii="Times New Roman" w:eastAsia="Times New Roman" w:hAnsi="Times New Roman" w:cs="Times New Roman"/>
-          <w:sz w:val="24"/>
-          <w:szCs w:val="24"/>
-        </w:rPr>
-        <w:t xml:space="preserve">Membandingkan nilai NIM (86) dengan rata-rata biaya menggunakan operator ketidaksamaan (!=), mengubah satuan mata uang total biaya dari Rupiah ke Poundsterling, mengambil elemen tertentu dari </w:t>
-      </w:r>
-      <w:r>
-        <w:rPr>
-          <w:rFonts w:ascii="Times New Roman" w:eastAsia="Times New Roman" w:hAnsi="Times New Roman" w:cs="Times New Roman"/>
-          <w:i/>
-          <w:iCs/>
-          <w:sz w:val="24"/>
-          <w:szCs w:val="24"/>
-        </w:rPr>
-        <w:t>list</w:t>
-      </w:r>
-      <w:r>
-        <w:rPr>
-          <w:rFonts w:ascii="Times New Roman" w:eastAsia="Times New Roman" w:hAnsi="Times New Roman" w:cs="Times New Roman"/>
-          <w:sz w:val="24"/>
-          <w:szCs w:val="24"/>
-        </w:rPr>
-        <w:t xml:space="preserve"> menggunakan indeks.</w:t>
-      </w:r>
-    </w:p>
-    <w:p>
-      <w:pPr>
-        <w:spacing w:after="200" w:line="360" w:lineRule="auto"/>
-        <w:jc w:val="both"/>
-        <w:rPr>
-          <w:rFonts w:ascii="Consolas" w:eastAsia="Consolas" w:hAnsi="Consolas" w:cs="Consolas"/>
-          <w:sz w:val="24"/>
-          <w:szCs w:val="24"/>
-        </w:rPr>
-      </w:pPr>
-      <w:r>
-        <w:rPr>
-          <w:rFonts w:ascii="Times New Roman" w:eastAsia="Times New Roman" w:hAnsi="Times New Roman" w:cs="Times New Roman"/>
-          <w:b/>
-          <w:bCs/>
-          <w:sz w:val="24"/>
-          <w:szCs w:val="24"/>
-        </w:rPr>
-        <w:t>Source Code:</w:t>
-      </w:r>
-    </w:p>
-    <w:tbl>
-      <w:tblPr>
-        <w:tblStyle w:val="a1"/>
-        <w:tblW w:w="0" w:type="auto"/>
-        <w:tblInd w:w="0" w:type="dxa"/>
-        <w:tblLayout w:type="fixed"/>
-        <w:tblLook w:val="0600" w:firstRow="0" w:lastRow="0" w:firstColumn="0" w:lastColumn="0" w:noHBand="1" w:noVBand="1"/>
-      </w:tblPr>
-      <w:tblGrid>
-        <w:gridCol w:w="9029"/>
-      </w:tblGrid>
-      <w:tr>
-        <w:tc>
-          <w:tcPr>
-            <w:tcW w:w="9029" w:type="dxa"/>
-            <w:shd w:val="clear" w:color="auto" w:fill="282C34"/>
-            <w:tcMar>
-              <w:top w:w="100" w:type="dxa"/>
-              <w:left w:w="100" w:type="dxa"/>
-              <w:bottom w:w="100" w:type="dxa"/>
-              <w:right w:w="100" w:type="dxa"/>
-            </w:tcMar>
-          </w:tcPr>
-          <w:p>
-            <w:pPr>
-              <w:widowControl w:val="0"/>
-              <w:pBdr>
-                <w:top w:val="nil"/>
-                <w:left w:val="nil"/>
-                <w:bottom w:val="nil"/>
-                <w:right w:val="nil"/>
-                <w:between w:val="nil"/>
-              </w:pBdr>
-              <w:rPr>
-                <w:rFonts w:ascii="Consolas" w:eastAsia="Consolas" w:hAnsi="Consolas" w:cs="Consolas"/>
-                <w:color w:val="F8F8F2"/>
-                <w:sz w:val="20"/>
-                <w:szCs w:val="20"/>
-              </w:rPr>
-            </w:pPr>
-            <w:r>
-              <w:rPr>
-                <w:rFonts w:ascii="Consolas" w:eastAsia="Consolas" w:hAnsi="Consolas" w:cs="Consolas"/>
-                <w:color w:val="ABB2BF"/>
-                <w:sz w:val="20"/>
-                <w:szCs w:val="20"/>
-                <w:shd w:val="clear" w:color="auto" w:fill="282C34"/>
-              </w:rPr>
-              <w:t xml:space="preserve">nim = </w:t>
-            </w:r>
-            <w:r>
-              <w:rPr>
-                <w:rFonts w:ascii="Consolas" w:eastAsia="Consolas" w:hAnsi="Consolas" w:cs="Consolas"/>
-                <w:color w:val="D19A66"/>
-                <w:sz w:val="20"/>
-                <w:szCs w:val="20"/>
-                <w:shd w:val="clear" w:color="auto" w:fill="282C34"/>
-              </w:rPr>
-              <w:t>86</w:t>
-            </w:r>
-            <w:r>
-              <w:rPr>
-                <w:rFonts w:ascii="Consolas" w:eastAsia="Consolas" w:hAnsi="Consolas" w:cs="Consolas"/>
-                <w:color w:val="ABB2BF"/>
-                <w:sz w:val="20"/>
-                <w:szCs w:val="20"/>
-                <w:shd w:val="clear" w:color="auto" w:fill="282C34"/>
-              </w:rPr>
-              <w:br/>
-              <w:t>bolean = nim != rata_rata</w:t>
-            </w:r>
-            <w:r>
-              <w:rPr>
-                <w:rFonts w:ascii="Consolas" w:eastAsia="Consolas" w:hAnsi="Consolas" w:cs="Consolas"/>
-                <w:color w:val="ABB2BF"/>
-                <w:sz w:val="20"/>
-                <w:szCs w:val="20"/>
-                <w:shd w:val="clear" w:color="auto" w:fill="282C34"/>
-              </w:rPr>
-              <w:br/>
-              <w:t>total_biaya_gbp = total_biaya / kurs_gbp</w:t>
-            </w:r>
-            <w:r>
-              <w:rPr>
-                <w:rFonts w:ascii="Consolas" w:eastAsia="Consolas" w:hAnsi="Consolas" w:cs="Consolas"/>
-                <w:color w:val="ABB2BF"/>
-                <w:sz w:val="20"/>
-                <w:szCs w:val="20"/>
-                <w:shd w:val="clear" w:color="auto" w:fill="282C34"/>
-              </w:rPr>
-              <w:br/>
-              <w:t>slice_komponen = harga_komponen[</w:t>
-            </w:r>
-            <w:r>
-              <w:rPr>
-                <w:rFonts w:ascii="Consolas" w:eastAsia="Consolas" w:hAnsi="Consolas" w:cs="Consolas"/>
-                <w:color w:val="D19A66"/>
-                <w:sz w:val="20"/>
-                <w:szCs w:val="20"/>
-                <w:shd w:val="clear" w:color="auto" w:fill="282C34"/>
-              </w:rPr>
-              <w:t>-6</w:t>
-            </w:r>
-            <w:r>
-              <w:rPr>
-                <w:rFonts w:ascii="Consolas" w:eastAsia="Consolas" w:hAnsi="Consolas" w:cs="Consolas"/>
-                <w:color w:val="ABB2BF"/>
-                <w:sz w:val="20"/>
-                <w:szCs w:val="20"/>
-                <w:shd w:val="clear" w:color="auto" w:fill="282C34"/>
-              </w:rPr>
-              <w:t>:</w:t>
-            </w:r>
-            <w:r>
-              <w:rPr>
-                <w:rFonts w:ascii="Consolas" w:eastAsia="Consolas" w:hAnsi="Consolas" w:cs="Consolas"/>
-                <w:color w:val="D19A66"/>
-                <w:sz w:val="20"/>
-                <w:szCs w:val="20"/>
-                <w:shd w:val="clear" w:color="auto" w:fill="282C34"/>
-              </w:rPr>
-              <w:t>-2</w:t>
-            </w:r>
-            <w:r>
-              <w:rPr>
-                <w:rFonts w:ascii="Consolas" w:eastAsia="Consolas" w:hAnsi="Consolas" w:cs="Consolas"/>
-                <w:color w:val="ABB2BF"/>
-                <w:sz w:val="20"/>
-                <w:szCs w:val="20"/>
-                <w:shd w:val="clear" w:color="auto" w:fill="282C34"/>
-              </w:rPr>
-              <w:t>]</w:t>
-            </w:r>
-          </w:p>
-        </w:tc>
-      </w:tr>
-    </w:tbl>
-    <w:p>
-      <w:pPr>
         <w:pStyle w:val="Heading2"/>
         <w:ind w:left="0" w:firstLine="0"/>
       </w:pPr>
-      <w:bookmarkStart w:id="10" w:name="_qtarn6da3rlz" w:colFirst="0" w:colLast="0"/>
-      <w:bookmarkEnd w:id="10"/>
-      <w:r>
-        <w:br w:type="page"/>
-      </w:r>
-    </w:p>
-    <w:p>
-      <w:pPr>
-        <w:pStyle w:val="Heading2"/>
-        <w:ind w:left="0" w:firstLine="0"/>
-      </w:pPr>
-      <w:bookmarkStart w:id="11" w:name="_byp1qfmmrbvc" w:colFirst="0" w:colLast="0"/>
-      <w:bookmarkEnd w:id="11"/>
+      <w:bookmarkStart w:id="8" w:name="_epyxz15g7533" w:colFirst="0" w:colLast="0"/>
+      <w:bookmarkStart w:id="9" w:name="_byp1qfmmrbvc" w:colFirst="0" w:colLast="0"/>
+      <w:bookmarkEnd w:id="8"/>
+      <w:bookmarkEnd w:id="9"/>
       <w:r>
         <w:lastRenderedPageBreak/>
         <w:t>4. Hasil Output</w:t>
@@ -1666,26 +4089,26 @@
       </w:pPr>
       <w:r>
         <w:rPr>
-          <w:noProof/>
           <w:sz w:val="24"/>
           <w:szCs w:val="24"/>
         </w:rPr>
         <w:drawing>
-          <wp:inline distT="114300" distB="114300" distL="114300" distR="114300" wp14:anchorId="27B99740" wp14:editId="15EC3BE8">
-            <wp:extent cx="4320000" cy="1036800"/>
+          <wp:inline distT="0" distB="0" distL="0" distR="0" wp14:anchorId="71791794" wp14:editId="1519C47A">
+            <wp:extent cx="2520000" cy="1890000"/>
             <wp:effectExtent l="0" t="0" r="0" b="0"/>
-            <wp:docPr id="5" name="image3.png"/>
-            <wp:cNvGraphicFramePr/>
+            <wp:docPr id="1" name="Picture 1"/>
+            <wp:cNvGraphicFramePr>
+              <a:graphicFrameLocks xmlns:a="http://schemas.openxmlformats.org/drawingml/2006/main" noChangeAspect="1"/>
+            </wp:cNvGraphicFramePr>
             <a:graphic xmlns:a="http://schemas.openxmlformats.org/drawingml/2006/main">
               <a:graphicData uri="http://schemas.openxmlformats.org/drawingml/2006/picture">
                 <pic:pic xmlns:pic="http://schemas.openxmlformats.org/drawingml/2006/picture">
                   <pic:nvPicPr>
-                    <pic:cNvPr id="0" name="image3.png"/>
-                    <pic:cNvPicPr preferRelativeResize="0"/>
+                    <pic:cNvPr id="1" name=""/>
+                    <pic:cNvPicPr/>
                   </pic:nvPicPr>
                   <pic:blipFill>
-                    <a:blip r:embed="rId13"/>
-                    <a:srcRect/>
+                    <a:blip r:embed="rId14"/>
                     <a:stretch>
                       <a:fillRect/>
                     </a:stretch>
@@ -1693,12 +4116,11 @@
                   <pic:spPr>
                     <a:xfrm>
                       <a:off x="0" y="0"/>
-                      <a:ext cx="4320000" cy="1036800"/>
+                      <a:ext cx="2520000" cy="1890000"/>
                     </a:xfrm>
                     <a:prstGeom prst="rect">
                       <a:avLst/>
                     </a:prstGeom>
-                    <a:ln/>
                   </pic:spPr>
                 </pic:pic>
               </a:graphicData>
@@ -1723,362 +4145,6 @@
           <w:szCs w:val="24"/>
         </w:rPr>
         <w:t>Gambar 4.1 Output</w:t>
-      </w:r>
-    </w:p>
-    <w:p>
-      <w:pPr>
-        <w:rPr>
-          <w:rFonts w:ascii="Times New Roman" w:eastAsia="Times New Roman" w:hAnsi="Times New Roman" w:cs="Times New Roman"/>
-          <w:sz w:val="24"/>
-          <w:szCs w:val="24"/>
-        </w:rPr>
-      </w:pPr>
-    </w:p>
-    <w:p>
-      <w:pPr>
-        <w:rPr>
-          <w:rFonts w:ascii="Times New Roman" w:eastAsia="Times New Roman" w:hAnsi="Times New Roman" w:cs="Times New Roman"/>
-          <w:sz w:val="24"/>
-          <w:szCs w:val="24"/>
-        </w:rPr>
-      </w:pPr>
-    </w:p>
-    <w:p>
-      <w:pPr>
-        <w:pStyle w:val="Heading2"/>
-        <w:ind w:left="0" w:firstLine="0"/>
-      </w:pPr>
-      <w:bookmarkStart w:id="12" w:name="_usgl9gjku8qp" w:colFirst="0" w:colLast="0"/>
-      <w:bookmarkEnd w:id="12"/>
-      <w:r>
-        <w:t>5. Git Add</w:t>
-      </w:r>
-    </w:p>
-    <w:p>
-      <w:pPr>
-        <w:jc w:val="center"/>
-      </w:pPr>
-      <w:r>
-        <w:rPr>
-          <w:noProof/>
-        </w:rPr>
-        <w:drawing>
-          <wp:inline distT="114300" distB="114300" distL="114300" distR="114300" wp14:anchorId="22C2FBF7" wp14:editId="2D48ED8D">
-            <wp:extent cx="5731200" cy="304800"/>
-            <wp:effectExtent l="0" t="0" r="0" b="0"/>
-            <wp:docPr id="2" name="image1.png"/>
-            <wp:cNvGraphicFramePr/>
-            <a:graphic xmlns:a="http://schemas.openxmlformats.org/drawingml/2006/main">
-              <a:graphicData uri="http://schemas.openxmlformats.org/drawingml/2006/picture">
-                <pic:pic xmlns:pic="http://schemas.openxmlformats.org/drawingml/2006/picture">
-                  <pic:nvPicPr>
-                    <pic:cNvPr id="0" name="image1.png"/>
-                    <pic:cNvPicPr preferRelativeResize="0"/>
-                  </pic:nvPicPr>
-                  <pic:blipFill>
-                    <a:blip r:embed="rId14"/>
-                    <a:srcRect/>
-                    <a:stretch>
-                      <a:fillRect/>
-                    </a:stretch>
-                  </pic:blipFill>
-                  <pic:spPr>
-                    <a:xfrm>
-                      <a:off x="0" y="0"/>
-                      <a:ext cx="5731200" cy="304800"/>
-                    </a:xfrm>
-                    <a:prstGeom prst="rect">
-                      <a:avLst/>
-                    </a:prstGeom>
-                    <a:ln/>
-                  </pic:spPr>
-                </pic:pic>
-              </a:graphicData>
-            </a:graphic>
-          </wp:inline>
-        </w:drawing>
-      </w:r>
-    </w:p>
-    <w:p>
-      <w:pPr>
-        <w:jc w:val="center"/>
-        <w:rPr>
-          <w:rFonts w:ascii="Times" w:eastAsia="Times" w:hAnsi="Times" w:cs="Times"/>
-          <w:sz w:val="24"/>
-          <w:szCs w:val="24"/>
-        </w:rPr>
-      </w:pPr>
-      <w:r>
-        <w:rPr>
-          <w:rFonts w:ascii="Times" w:eastAsia="Times" w:hAnsi="Times" w:cs="Times"/>
-          <w:sz w:val="24"/>
-          <w:szCs w:val="24"/>
-        </w:rPr>
-        <w:t>Gambar 5.1 Git Add</w:t>
-      </w:r>
-    </w:p>
-    <w:p>
-      <w:pPr>
-        <w:rPr>
-          <w:rFonts w:ascii="Times" w:eastAsia="Times" w:hAnsi="Times" w:cs="Times"/>
-          <w:sz w:val="24"/>
-          <w:szCs w:val="24"/>
-        </w:rPr>
-      </w:pPr>
-    </w:p>
-    <w:p>
-      <w:pPr>
-        <w:rPr>
-          <w:rFonts w:ascii="Times" w:eastAsia="Times" w:hAnsi="Times" w:cs="Times"/>
-          <w:sz w:val="24"/>
-          <w:szCs w:val="24"/>
-        </w:rPr>
-      </w:pPr>
-      <w:r>
-        <w:rPr>
-          <w:rFonts w:ascii="Times" w:eastAsia="Times" w:hAnsi="Times" w:cs="Times"/>
-          <w:sz w:val="24"/>
-          <w:szCs w:val="24"/>
-        </w:rPr>
-        <w:t>Memasukkan file yang ada didirektori lokal ke dalam area git.</w:t>
-      </w:r>
-    </w:p>
-    <w:p>
-      <w:pPr>
-        <w:pStyle w:val="Heading2"/>
-        <w:ind w:left="0" w:firstLine="0"/>
-      </w:pPr>
-      <w:bookmarkStart w:id="13" w:name="_5maicrggt0bx" w:colFirst="0" w:colLast="0"/>
-      <w:bookmarkEnd w:id="13"/>
-    </w:p>
-    <w:p>
-      <w:pPr>
-        <w:pStyle w:val="Heading2"/>
-        <w:ind w:left="0" w:firstLine="0"/>
-      </w:pPr>
-      <w:bookmarkStart w:id="14" w:name="_cifi5d7kside" w:colFirst="0" w:colLast="0"/>
-      <w:bookmarkEnd w:id="14"/>
-      <w:r>
-        <w:t>6. Git Commit</w:t>
-      </w:r>
-    </w:p>
-    <w:p>
-      <w:pPr>
-        <w:jc w:val="center"/>
-      </w:pPr>
-      <w:r>
-        <w:rPr>
-          <w:noProof/>
-        </w:rPr>
-        <w:drawing>
-          <wp:inline distT="114300" distB="114300" distL="114300" distR="114300" wp14:anchorId="61CE0440" wp14:editId="3785F6C6">
-            <wp:extent cx="5731200" cy="533400"/>
-            <wp:effectExtent l="0" t="0" r="0" b="0"/>
-            <wp:docPr id="6" name="image5.png"/>
-            <wp:cNvGraphicFramePr/>
-            <a:graphic xmlns:a="http://schemas.openxmlformats.org/drawingml/2006/main">
-              <a:graphicData uri="http://schemas.openxmlformats.org/drawingml/2006/picture">
-                <pic:pic xmlns:pic="http://schemas.openxmlformats.org/drawingml/2006/picture">
-                  <pic:nvPicPr>
-                    <pic:cNvPr id="0" name="image5.png"/>
-                    <pic:cNvPicPr preferRelativeResize="0"/>
-                  </pic:nvPicPr>
-                  <pic:blipFill>
-                    <a:blip r:embed="rId15"/>
-                    <a:srcRect/>
-                    <a:stretch>
-                      <a:fillRect/>
-                    </a:stretch>
-                  </pic:blipFill>
-                  <pic:spPr>
-                    <a:xfrm>
-                      <a:off x="0" y="0"/>
-                      <a:ext cx="5731200" cy="533400"/>
-                    </a:xfrm>
-                    <a:prstGeom prst="rect">
-                      <a:avLst/>
-                    </a:prstGeom>
-                    <a:ln/>
-                  </pic:spPr>
-                </pic:pic>
-              </a:graphicData>
-            </a:graphic>
-          </wp:inline>
-        </w:drawing>
-      </w:r>
-    </w:p>
-    <w:p>
-      <w:pPr>
-        <w:jc w:val="center"/>
-        <w:rPr>
-          <w:rFonts w:ascii="Times" w:eastAsia="Times" w:hAnsi="Times" w:cs="Times"/>
-          <w:sz w:val="24"/>
-          <w:szCs w:val="24"/>
-        </w:rPr>
-      </w:pPr>
-      <w:r>
-        <w:rPr>
-          <w:rFonts w:ascii="Times" w:eastAsia="Times" w:hAnsi="Times" w:cs="Times"/>
-          <w:sz w:val="24"/>
-          <w:szCs w:val="24"/>
-        </w:rPr>
-        <w:t>Gambar 6.1 Git Commit</w:t>
-      </w:r>
-    </w:p>
-    <w:p>
-      <w:pPr>
-        <w:rPr>
-          <w:rFonts w:ascii="Times" w:eastAsia="Times" w:hAnsi="Times" w:cs="Times"/>
-          <w:sz w:val="24"/>
-          <w:szCs w:val="24"/>
-        </w:rPr>
-      </w:pPr>
-    </w:p>
-    <w:p>
-      <w:r>
-        <w:rPr>
-          <w:rFonts w:ascii="Times" w:eastAsia="Times" w:hAnsi="Times" w:cs="Times"/>
-          <w:sz w:val="24"/>
-          <w:szCs w:val="24"/>
-        </w:rPr>
-        <w:t>Menyimpan perubahan yang sudah berada di area git secara permanen.</w:t>
-      </w:r>
-    </w:p>
-    <w:p>
-      <w:pPr>
-        <w:pStyle w:val="Heading2"/>
-        <w:ind w:left="0" w:firstLine="0"/>
-      </w:pPr>
-      <w:bookmarkStart w:id="15" w:name="_sxdp8aiavhrt" w:colFirst="0" w:colLast="0"/>
-      <w:bookmarkEnd w:id="15"/>
-    </w:p>
-    <w:p>
-      <w:pPr>
-        <w:pStyle w:val="Heading2"/>
-        <w:ind w:left="0" w:firstLine="0"/>
-      </w:pPr>
-      <w:bookmarkStart w:id="16" w:name="_sicl434o505" w:colFirst="0" w:colLast="0"/>
-      <w:bookmarkEnd w:id="16"/>
-      <w:r>
-        <w:t>7. Git Push</w:t>
-      </w:r>
-    </w:p>
-    <w:p>
-      <w:pPr>
-        <w:jc w:val="center"/>
-      </w:pPr>
-      <w:r>
-        <w:rPr>
-          <w:noProof/>
-        </w:rPr>
-        <w:drawing>
-          <wp:inline distT="114300" distB="114300" distL="114300" distR="114300" wp14:anchorId="2958D682" wp14:editId="502A0521">
-            <wp:extent cx="5731200" cy="1143000"/>
-            <wp:effectExtent l="0" t="0" r="0" b="0"/>
-            <wp:docPr id="3" name="image4.png"/>
-            <wp:cNvGraphicFramePr/>
-            <a:graphic xmlns:a="http://schemas.openxmlformats.org/drawingml/2006/main">
-              <a:graphicData uri="http://schemas.openxmlformats.org/drawingml/2006/picture">
-                <pic:pic xmlns:pic="http://schemas.openxmlformats.org/drawingml/2006/picture">
-                  <pic:nvPicPr>
-                    <pic:cNvPr id="0" name="image4.png"/>
-                    <pic:cNvPicPr preferRelativeResize="0"/>
-                  </pic:nvPicPr>
-                  <pic:blipFill>
-                    <a:blip r:embed="rId16"/>
-                    <a:srcRect/>
-                    <a:stretch>
-                      <a:fillRect/>
-                    </a:stretch>
-                  </pic:blipFill>
-                  <pic:spPr>
-                    <a:xfrm>
-                      <a:off x="0" y="0"/>
-                      <a:ext cx="5731200" cy="1143000"/>
-                    </a:xfrm>
-                    <a:prstGeom prst="rect">
-                      <a:avLst/>
-                    </a:prstGeom>
-                    <a:ln/>
-                  </pic:spPr>
-                </pic:pic>
-              </a:graphicData>
-            </a:graphic>
-          </wp:inline>
-        </w:drawing>
-      </w:r>
-    </w:p>
-    <w:p>
-      <w:pPr>
-        <w:jc w:val="center"/>
-        <w:rPr>
-          <w:rFonts w:ascii="Times" w:eastAsia="Times" w:hAnsi="Times" w:cs="Times"/>
-          <w:sz w:val="24"/>
-          <w:szCs w:val="24"/>
-        </w:rPr>
-      </w:pPr>
-      <w:r>
-        <w:rPr>
-          <w:rFonts w:ascii="Times" w:eastAsia="Times" w:hAnsi="Times" w:cs="Times"/>
-          <w:sz w:val="24"/>
-          <w:szCs w:val="24"/>
-        </w:rPr>
-        <w:t>Gambar 7.1 Git Push</w:t>
-      </w:r>
-    </w:p>
-    <w:p>
-      <w:pPr>
-        <w:rPr>
-          <w:rFonts w:ascii="Times" w:eastAsia="Times" w:hAnsi="Times" w:cs="Times"/>
-          <w:sz w:val="24"/>
-          <w:szCs w:val="24"/>
-        </w:rPr>
-      </w:pPr>
-    </w:p>
-    <w:p>
-      <w:r>
-        <w:rPr>
-          <w:rFonts w:ascii="Times" w:eastAsia="Times" w:hAnsi="Times" w:cs="Times"/>
-          <w:sz w:val="24"/>
-          <w:szCs w:val="24"/>
-        </w:rPr>
-        <w:t xml:space="preserve">Mengunggah seluruh kode dan commit yang ada di </w:t>
-      </w:r>
-      <w:r>
-        <w:rPr>
-          <w:rFonts w:ascii="Times" w:eastAsia="Times" w:hAnsi="Times" w:cs="Times"/>
-          <w:i/>
-          <w:iCs/>
-          <w:sz w:val="24"/>
-          <w:szCs w:val="24"/>
-        </w:rPr>
-        <w:t>local repository</w:t>
-      </w:r>
-      <w:r>
-        <w:rPr>
-          <w:rFonts w:ascii="Times" w:eastAsia="Times" w:hAnsi="Times" w:cs="Times"/>
-          <w:sz w:val="24"/>
-          <w:szCs w:val="24"/>
-        </w:rPr>
-        <w:t xml:space="preserve"> ke dalam </w:t>
-      </w:r>
-      <w:r>
-        <w:rPr>
-          <w:rFonts w:ascii="Times" w:eastAsia="Times" w:hAnsi="Times" w:cs="Times"/>
-          <w:i/>
-          <w:iCs/>
-          <w:sz w:val="24"/>
-          <w:szCs w:val="24"/>
-        </w:rPr>
-        <w:t>remote repository</w:t>
-      </w:r>
-      <w:r>
-        <w:rPr>
-          <w:rFonts w:ascii="Times" w:eastAsia="Times" w:hAnsi="Times" w:cs="Times"/>
-          <w:sz w:val="24"/>
-          <w:szCs w:val="24"/>
-        </w:rPr>
-        <w:t xml:space="preserve"> di GitHub.</w:t>
       </w:r>
     </w:p>
     <w:sectPr>
@@ -2205,6 +4271,119 @@
 <file path=word/numbering.xml><?xml version="1.0" encoding="utf-8"?>
 <w:numbering xmlns:wpc="http://schemas.microsoft.com/office/word/2010/wordprocessingCanvas" xmlns:cx="http://schemas.microsoft.com/office/drawing/2014/chartex" xmlns:cx1="http://schemas.microsoft.com/office/drawing/2015/9/8/chartex" xmlns:cx2="http://schemas.microsoft.com/office/drawing/2015/10/21/chartex" xmlns:cx3="http://schemas.microsoft.com/office/drawing/2016/5/9/chartex" xmlns:cx4="http://schemas.microsoft.com/office/drawing/2016/5/10/chartex" xmlns:cx5="http://schemas.microsoft.com/office/drawing/2016/5/11/chartex" xmlns:cx6="http://schemas.microsoft.com/office/drawing/2016/5/12/chartex" xmlns:cx7="http://schemas.microsoft.com/office/drawing/2016/5/13/chartex" xmlns:cx8="http://schemas.microsoft.com/office/drawing/2016/5/14/chartex" xmlns:mc="http://schemas.openxmlformats.org/markup-compatibility/2006" xmlns:aink="http://schemas.microsoft.com/office/drawing/2016/ink" xmlns:am3d="http://schemas.microsoft.com/office/drawing/2017/model3d" xmlns:o="urn:schemas-microsoft-com:office:office" xmlns:oel="http://schemas.microsoft.com/office/2019/extlst" xmlns:r="http://schemas.openxmlformats.org/officeDocument/2006/relationships" xmlns:m="http://schemas.openxmlformats.org/officeDocument/2006/math" xmlns:v="urn:schemas-microsoft-com:vml" xmlns:wp14="http://schemas.microsoft.com/office/word/2010/wordprocessingDrawing" xmlns:wp="http://schemas.openxmlformats.org/drawingml/2006/wordprocessingDrawing" xmlns:w10="urn:schemas-microsoft-com:office:word" xmlns:w="http://schemas.openxmlformats.org/wordprocessingml/2006/main" xmlns:w14="http://schemas.microsoft.com/office/word/2010/wordml" xmlns:w15="http://schemas.microsoft.com/office/word/2012/wordml" xmlns:w16cex="http://schemas.microsoft.com/office/word/2018/wordml/cex" xmlns:w16cid="http://schemas.microsoft.com/office/word/2016/wordml/cid" xmlns:w16="http://schemas.microsoft.com/office/word/2018/wordml" xmlns:w16sdtdh="http://schemas.microsoft.com/office/word/2020/wordml/sdtdatahash" xmlns:w16se="http://schemas.microsoft.com/office/word/2015/wordml/symex" xmlns:wpg="http://schemas.microsoft.com/office/word/2010/wordprocessingGroup" xmlns:wpi="http://schemas.microsoft.com/office/word/2010/wordprocessingInk" xmlns:wne="http://schemas.microsoft.com/office/word/2006/wordml" xmlns:wps="http://schemas.microsoft.com/office/word/2010/wordprocessingShape" mc:Ignorable="w14 w15 w16se w16cid w16 w16cex w16sdtdh wp14">
   <w:abstractNum w:abstractNumId="0" w15:restartNumberingAfterBreak="0">
+    <w:nsid w:val="19520B6D"/>
+    <w:multiLevelType w:val="hybridMultilevel"/>
+    <w:tmpl w:val="1D2EE066"/>
+    <w:lvl w:ilvl="0" w:tplc="38090001">
+      <w:start w:val="1"/>
+      <w:numFmt w:val="bullet"/>
+      <w:lvlText w:val=""/>
+      <w:lvlJc w:val="left"/>
+      <w:pPr>
+        <w:ind w:left="1004" w:hanging="360"/>
+      </w:pPr>
+      <w:rPr>
+        <w:rFonts w:ascii="Symbol" w:hAnsi="Symbol" w:hint="default"/>
+      </w:rPr>
+    </w:lvl>
+    <w:lvl w:ilvl="1" w:tplc="38090003" w:tentative="1">
+      <w:start w:val="1"/>
+      <w:numFmt w:val="bullet"/>
+      <w:lvlText w:val="o"/>
+      <w:lvlJc w:val="left"/>
+      <w:pPr>
+        <w:ind w:left="1724" w:hanging="360"/>
+      </w:pPr>
+      <w:rPr>
+        <w:rFonts w:ascii="Courier New" w:hAnsi="Courier New" w:cs="Courier New" w:hint="default"/>
+      </w:rPr>
+    </w:lvl>
+    <w:lvl w:ilvl="2" w:tplc="38090005" w:tentative="1">
+      <w:start w:val="1"/>
+      <w:numFmt w:val="bullet"/>
+      <w:lvlText w:val=""/>
+      <w:lvlJc w:val="left"/>
+      <w:pPr>
+        <w:ind w:left="2444" w:hanging="360"/>
+      </w:pPr>
+      <w:rPr>
+        <w:rFonts w:ascii="Wingdings" w:hAnsi="Wingdings" w:hint="default"/>
+      </w:rPr>
+    </w:lvl>
+    <w:lvl w:ilvl="3" w:tplc="38090001" w:tentative="1">
+      <w:start w:val="1"/>
+      <w:numFmt w:val="bullet"/>
+      <w:lvlText w:val=""/>
+      <w:lvlJc w:val="left"/>
+      <w:pPr>
+        <w:ind w:left="3164" w:hanging="360"/>
+      </w:pPr>
+      <w:rPr>
+        <w:rFonts w:ascii="Symbol" w:hAnsi="Symbol" w:hint="default"/>
+      </w:rPr>
+    </w:lvl>
+    <w:lvl w:ilvl="4" w:tplc="38090003" w:tentative="1">
+      <w:start w:val="1"/>
+      <w:numFmt w:val="bullet"/>
+      <w:lvlText w:val="o"/>
+      <w:lvlJc w:val="left"/>
+      <w:pPr>
+        <w:ind w:left="3884" w:hanging="360"/>
+      </w:pPr>
+      <w:rPr>
+        <w:rFonts w:ascii="Courier New" w:hAnsi="Courier New" w:cs="Courier New" w:hint="default"/>
+      </w:rPr>
+    </w:lvl>
+    <w:lvl w:ilvl="5" w:tplc="38090005" w:tentative="1">
+      <w:start w:val="1"/>
+      <w:numFmt w:val="bullet"/>
+      <w:lvlText w:val=""/>
+      <w:lvlJc w:val="left"/>
+      <w:pPr>
+        <w:ind w:left="4604" w:hanging="360"/>
+      </w:pPr>
+      <w:rPr>
+        <w:rFonts w:ascii="Wingdings" w:hAnsi="Wingdings" w:hint="default"/>
+      </w:rPr>
+    </w:lvl>
+    <w:lvl w:ilvl="6" w:tplc="38090001" w:tentative="1">
+      <w:start w:val="1"/>
+      <w:numFmt w:val="bullet"/>
+      <w:lvlText w:val=""/>
+      <w:lvlJc w:val="left"/>
+      <w:pPr>
+        <w:ind w:left="5324" w:hanging="360"/>
+      </w:pPr>
+      <w:rPr>
+        <w:rFonts w:ascii="Symbol" w:hAnsi="Symbol" w:hint="default"/>
+      </w:rPr>
+    </w:lvl>
+    <w:lvl w:ilvl="7" w:tplc="38090003" w:tentative="1">
+      <w:start w:val="1"/>
+      <w:numFmt w:val="bullet"/>
+      <w:lvlText w:val="o"/>
+      <w:lvlJc w:val="left"/>
+      <w:pPr>
+        <w:ind w:left="6044" w:hanging="360"/>
+      </w:pPr>
+      <w:rPr>
+        <w:rFonts w:ascii="Courier New" w:hAnsi="Courier New" w:cs="Courier New" w:hint="default"/>
+      </w:rPr>
+    </w:lvl>
+    <w:lvl w:ilvl="8" w:tplc="38090005" w:tentative="1">
+      <w:start w:val="1"/>
+      <w:numFmt w:val="bullet"/>
+      <w:lvlText w:val=""/>
+      <w:lvlJc w:val="left"/>
+      <w:pPr>
+        <w:ind w:left="6764" w:hanging="360"/>
+      </w:pPr>
+      <w:rPr>
+        <w:rFonts w:ascii="Wingdings" w:hAnsi="Wingdings" w:hint="default"/>
+      </w:rPr>
+    </w:lvl>
+  </w:abstractNum>
+  <w:abstractNum w:abstractNumId="1" w15:restartNumberingAfterBreak="0">
     <w:nsid w:val="1FF06268"/>
     <w:multiLevelType w:val="multilevel"/>
     <w:tmpl w:val="FAE85306"/>
@@ -2317,7 +4496,7 @@
       </w:rPr>
     </w:lvl>
   </w:abstractNum>
-  <w:abstractNum w:abstractNumId="1" w15:restartNumberingAfterBreak="0">
+  <w:abstractNum w:abstractNumId="2" w15:restartNumberingAfterBreak="0">
     <w:nsid w:val="32E253A9"/>
     <w:multiLevelType w:val="multilevel"/>
     <w:tmpl w:val="6914AB3A"/>
@@ -2430,11 +4609,106 @@
       </w:rPr>
     </w:lvl>
   </w:abstractNum>
+  <w:abstractNum w:abstractNumId="3" w15:restartNumberingAfterBreak="0">
+    <w:nsid w:val="3D257179"/>
+    <w:multiLevelType w:val="hybridMultilevel"/>
+    <w:tmpl w:val="8E72332A"/>
+    <w:lvl w:ilvl="0" w:tplc="40627D12">
+      <w:start w:val="1"/>
+      <w:numFmt w:val="decimal"/>
+      <w:lvlText w:val="%1."/>
+      <w:lvlJc w:val="left"/>
+      <w:pPr>
+        <w:ind w:left="720" w:hanging="360"/>
+      </w:pPr>
+      <w:rPr>
+        <w:rFonts w:hint="default"/>
+      </w:rPr>
+    </w:lvl>
+    <w:lvl w:ilvl="1" w:tplc="38090019" w:tentative="1">
+      <w:start w:val="1"/>
+      <w:numFmt w:val="lowerLetter"/>
+      <w:lvlText w:val="%2."/>
+      <w:lvlJc w:val="left"/>
+      <w:pPr>
+        <w:ind w:left="1440" w:hanging="360"/>
+      </w:pPr>
+    </w:lvl>
+    <w:lvl w:ilvl="2" w:tplc="3809001B" w:tentative="1">
+      <w:start w:val="1"/>
+      <w:numFmt w:val="lowerRoman"/>
+      <w:lvlText w:val="%3."/>
+      <w:lvlJc w:val="right"/>
+      <w:pPr>
+        <w:ind w:left="2160" w:hanging="180"/>
+      </w:pPr>
+    </w:lvl>
+    <w:lvl w:ilvl="3" w:tplc="3809000F" w:tentative="1">
+      <w:start w:val="1"/>
+      <w:numFmt w:val="decimal"/>
+      <w:lvlText w:val="%4."/>
+      <w:lvlJc w:val="left"/>
+      <w:pPr>
+        <w:ind w:left="2880" w:hanging="360"/>
+      </w:pPr>
+    </w:lvl>
+    <w:lvl w:ilvl="4" w:tplc="38090019" w:tentative="1">
+      <w:start w:val="1"/>
+      <w:numFmt w:val="lowerLetter"/>
+      <w:lvlText w:val="%5."/>
+      <w:lvlJc w:val="left"/>
+      <w:pPr>
+        <w:ind w:left="3600" w:hanging="360"/>
+      </w:pPr>
+    </w:lvl>
+    <w:lvl w:ilvl="5" w:tplc="3809001B" w:tentative="1">
+      <w:start w:val="1"/>
+      <w:numFmt w:val="lowerRoman"/>
+      <w:lvlText w:val="%6."/>
+      <w:lvlJc w:val="right"/>
+      <w:pPr>
+        <w:ind w:left="4320" w:hanging="180"/>
+      </w:pPr>
+    </w:lvl>
+    <w:lvl w:ilvl="6" w:tplc="3809000F" w:tentative="1">
+      <w:start w:val="1"/>
+      <w:numFmt w:val="decimal"/>
+      <w:lvlText w:val="%7."/>
+      <w:lvlJc w:val="left"/>
+      <w:pPr>
+        <w:ind w:left="5040" w:hanging="360"/>
+      </w:pPr>
+    </w:lvl>
+    <w:lvl w:ilvl="7" w:tplc="38090019" w:tentative="1">
+      <w:start w:val="1"/>
+      <w:numFmt w:val="lowerLetter"/>
+      <w:lvlText w:val="%8."/>
+      <w:lvlJc w:val="left"/>
+      <w:pPr>
+        <w:ind w:left="5760" w:hanging="360"/>
+      </w:pPr>
+    </w:lvl>
+    <w:lvl w:ilvl="8" w:tplc="3809001B" w:tentative="1">
+      <w:start w:val="1"/>
+      <w:numFmt w:val="lowerRoman"/>
+      <w:lvlText w:val="%9."/>
+      <w:lvlJc w:val="right"/>
+      <w:pPr>
+        <w:ind w:left="6480" w:hanging="180"/>
+      </w:pPr>
+    </w:lvl>
+  </w:abstractNum>
   <w:num w:numId="1" w16cid:durableId="474569502">
-    <w:abstractNumId w:val="0"/>
+    <w:abstractNumId w:val="1"/>
   </w:num>
   <w:num w:numId="2" w16cid:durableId="413093020">
-    <w:abstractNumId w:val="1"/>
+    <w:abstractNumId w:val="2"/>
+  </w:num>
+  <w:num w:numId="3" w16cid:durableId="1796219062">
+    <w:abstractNumId w:val="3"/>
+  </w:num>
+  <w:num w:numId="4" w16cid:durableId="825904089">
+    <w:abstractNumId w:val="0"/>
   </w:num>
 </w:numbering>
 </file>
@@ -2963,7 +5237,6 @@
   <w:style w:type="character" w:default="1" w:styleId="DefaultParagraphFont">
     <w:name w:val="Default Paragraph Font"/>
     <w:uiPriority w:val="1"/>
-    <w:semiHidden/>
     <w:unhideWhenUsed/>
   </w:style>
   <w:style w:type="table" w:default="1" w:styleId="TableNormal">
@@ -3055,6 +5328,33 @@
       <w:tblStyleRowBandSize w:val="1"/>
       <w:tblStyleColBandSize w:val="1"/>
     </w:tblPr>
+  </w:style>
+  <w:style w:type="paragraph" w:styleId="ListParagraph">
+    <w:name w:val="List Paragraph"/>
+    <w:basedOn w:val="Normal"/>
+    <w:uiPriority w:val="34"/>
+    <w:qFormat/>
+    <w:rsid w:val="00121D9F"/>
+    <w:pPr>
+      <w:ind w:left="720"/>
+      <w:contextualSpacing/>
+    </w:pPr>
+  </w:style>
+  <w:style w:type="paragraph" w:styleId="NormalWeb">
+    <w:name w:val="Normal (Web)"/>
+    <w:basedOn w:val="Normal"/>
+    <w:uiPriority w:val="99"/>
+    <w:unhideWhenUsed/>
+    <w:rsid w:val="00BF42BD"/>
+    <w:pPr>
+      <w:spacing w:before="100" w:beforeAutospacing="1" w:after="100" w:afterAutospacing="1" w:line="240" w:lineRule="auto"/>
+    </w:pPr>
+    <w:rPr>
+      <w:rFonts w:ascii="Times New Roman" w:eastAsia="Times New Roman" w:hAnsi="Times New Roman" w:cs="Times New Roman"/>
+      <w:sz w:val="24"/>
+      <w:szCs w:val="24"/>
+      <w:lang w:val="en-ID"/>
+    </w:rPr>
   </w:style>
 </w:styles>
 </file>
